--- a/revision/deliverables/Manuscript_MARKED_COMPARISON.docx
+++ b/revision/deliverables/Manuscript_MARKED_COMPARISON.docx
@@ -26,16 +26,11 @@
     </w:p>
     <w:p>
       <w:r>
-        <w:t>Reassessing the reported increase in asthma mortality in Brazil: reproduction and age-specific reanalysis, 2014–2021</w:t>
-      </w:r>
-    </w:p>
-    <w:p>
-      <w:r>
         <w:rPr>
           <w:strike/>
           <w:color w:val="9C2020"/>
         </w:rPr>
-        <w:t>Authors: Francisco Federico García Crespi¹ · Amaury de Souza²</w:t>
+        <w:t>Reassessing the reported increase in asthma mortality in Brazil: reproduction and age-specific reanalysis, 2014–2021</w:t>
       </w:r>
     </w:p>
     <w:p>
@@ -44,7 +39,7 @@
           <w:strike/>
           <w:color w:val="9C2020"/>
         </w:rPr>
-        <w:t>¹ Universidad Miguel Hernández, Elche, Alicante, Spain</w:t>
+        <w:t>Authors: Francisco Federico García Crespi¹ · Amaury de Souza²</w:t>
       </w:r>
     </w:p>
     <w:p>
@@ -53,7 +48,7 @@
           <w:strike/>
           <w:color w:val="9C2020"/>
         </w:rPr>
-        <w:t>² Institute of Physics, Federal University of Mato Grosso do Sul (UFMS), Campo Grande, MS, Brazil</w:t>
+        <w:t>¹ Universidad Miguel Hernández, Elche, Alicante, Spain</w:t>
       </w:r>
     </w:p>
     <w:p>
@@ -62,7 +57,7 @@
           <w:strike/>
           <w:color w:val="9C2020"/>
         </w:rPr>
-        <w:t>Corresponding author: Francisco Federico García Crespi · fedeg@umh.es</w:t>
+        <w:t>² Institute of Physics, Federal University of Mato Grosso do Sul (UFMS), Campo Grande, MS, Brazil</w:t>
       </w:r>
     </w:p>
     <w:p>
@@ -71,7 +66,7 @@
           <w:strike/>
           <w:color w:val="9C2020"/>
         </w:rPr>
-        <w:t>Amaury de Souza · amaury.souza@ufms.br · ORCID: 0000-0001-8168-1482</w:t>
+        <w:t>Corresponding author: Francisco Federico García Crespi · fedeg@umh.es</w:t>
       </w:r>
     </w:p>
     <w:p>
@@ -80,36 +75,7 @@
           <w:strike/>
           <w:color w:val="9C2020"/>
         </w:rPr>
-        <w:t>Reassessing the reported increase in asthma mortality in Brazil: reproduction and age-specific reanalysis, 2014–2021</w:t>
-      </w:r>
-    </w:p>
-    <w:p>
-      <w:r>
-        <w:rPr>
-          <w:color w:val="15653A"/>
-        </w:rPr>
-        <w:t>Francisco Federico García Crespi¹ · Amaury de Souza²</w:t>
-      </w:r>
-    </w:p>
-    <w:p>
-      <w:r>
-        <w:rPr>
-          <w:color w:val="15653A"/>
-        </w:rPr>
-        <w:t>¹ Universidad Miguel Hernández, Elche, Alicante, Spain. ² Institute of Physics, Federal University of Mato Grosso do Sul, Campo Grande, MS, Brazil.</w:t>
-      </w:r>
-    </w:p>
-    <w:p>
-      <w:r>
-        <w:rPr>
-          <w:color w:val="15653A"/>
-        </w:rPr>
-        <w:t>Correspondence: Francisco Federico García Crespi, fedeg@umh.es. Author details and declarations are carried forward from the reviewed PDF for confirmation in the accompanying author checklist.</w:t>
-      </w:r>
-    </w:p>
-    <w:p>
-      <w:r>
-        <w:t>Abstract</w:t>
+        <w:t>Amaury de Souza · amaury.souza@ufms.br · ORCID: 0000-0001-8168-1482</w:t>
       </w:r>
     </w:p>
     <w:p>
@@ -118,7 +84,44 @@
           <w:strike/>
           <w:color w:val="9C2020"/>
         </w:rPr>
-        <w:t>Objective: To assess whether rising crude asthma mortality in Brazil (2014–2021) persists after age standardisation and to examine trends at ages 5–34.</w:t>
+        <w:t>Reassessing the reported increase in asthma mortality in Brazil: reproduction and age-specific reanalysis, 2014–2021</w:t>
+      </w:r>
+    </w:p>
+    <w:p>
+      <w:r>
+        <w:rPr>
+          <w:color w:val="15653A"/>
+        </w:rPr>
+        <w:t>Reassessing asthma mortality in Brazil during 2014–2021 through reproduction and age-specific analysis</w:t>
+      </w:r>
+    </w:p>
+    <w:p>
+      <w:r>
+        <w:rPr>
+          <w:color w:val="15653A"/>
+        </w:rPr>
+        <w:t>Francisco Federico García Crespi¹ · Amaury de Souza²</w:t>
+      </w:r>
+    </w:p>
+    <w:p>
+      <w:r>
+        <w:rPr>
+          <w:color w:val="15653A"/>
+        </w:rPr>
+        <w:t>¹ Universidad Miguel Hernández, Elche, Alicante, Spain. ² Institute of Physics, Federal University of Mato Grosso do Sul, Campo Grande, MS, Brazil.</w:t>
+      </w:r>
+    </w:p>
+    <w:p>
+      <w:r>
+        <w:rPr>
+          <w:color w:val="15653A"/>
+        </w:rPr>
+        <w:t>Correspondence. Francisco Federico García Crespi, fedeg@umh.es. Author details and declarations are retained from the reviewed PDF and require confirmation in the accompanying checklist.</w:t>
+      </w:r>
+    </w:p>
+    <w:p>
+      <w:r>
+        <w:t>Abstract</w:t>
       </w:r>
     </w:p>
     <w:p>
@@ -127,7 +130,7 @@
           <w:strike/>
           <w:color w:val="9C2020"/>
         </w:rPr>
-        <w:t>Methods: Using published code, national mortality records (ICD-10 J45–J46) and Brazilian Institute of Geography and Statistics (IBGE) projections, we reproduced the original analysis, calculated age-standardised rates (Brazil 2014) and assessed eight-year trends. Count models, an alternative IBGE population projection (2024 revision), World Health Organization (WHO) standardisation and Kitagawa decomposition were post hoc.</w:t>
+        <w:t>Objective: To assess whether rising crude asthma mortality in Brazil (2014–2021) persists after age standardisation and to examine trends at ages 5–34.</w:t>
       </w:r>
     </w:p>
     <w:p>
@@ -136,7 +139,7 @@
           <w:strike/>
           <w:color w:val="9C2020"/>
         </w:rPr>
-        <w:t>Results: We reproduced 18,583 deaths versus 18,584 reported. The crude national rate rose by 12.5% (slope 0.025 per 100,000/year; p = 0.029). Among completed ages ≥7 (18,544 deaths), the aligned crude rate rose by 12.0%, versus a 4.0% fall in the standardised rate (eight-year slope 0.0002 per 100,000/year; 95% CI −0.021 to 0.022; p = 0.983). Age composition accounted for 62–193% of crude-rate increases across six endpoint comparisons. Only one of six age-adjusted count-model specifications, negative binomial regression with 2024 denominators, yielded a positive estimate whose interval excluded zero (+1.14% annually; 95% CI 0.04 to 2.26). Rates at ages 5–34 increased by 20.3% (p = 0.014), consistently across sensitivity analyses.</w:t>
+        <w:t>Methods: Using published code, national mortality records (ICD-10 J45–J46) and Brazilian Institute of Geography and Statistics (IBGE) projections, we reproduced the original analysis, calculated age-standardised rates (Brazil 2014) and assessed eight-year trends. Count models, an alternative IBGE population projection (2024 revision), World Health Organization (WHO) standardisation and Kitagawa decomposition were post hoc.</w:t>
       </w:r>
     </w:p>
     <w:p>
@@ -145,74 +148,7 @@
           <w:strike/>
           <w:color w:val="9C2020"/>
         </w:rPr>
-        <w:t>Conclusion: Changes in population age composition accounted for most of the crude increase, without establishing a causal explanation. The primary age-standardised analysis did not support a comparable national increase, whereas mortality at ages 5–34 rose. Surveillance should report crude, age-standardised and age-specific rates jointly.</w:t>
-      </w:r>
-    </w:p>
-    <w:p>
-      <w:r>
-        <w:rPr>
-          <w:color w:val="15653A"/>
-        </w:rPr>
-        <w:t>Objective: To assess whether the reported crude increase in Brazilian asthma mortality during 2014–2021 persists after age standardisation in the national domain of completed ages ≥7, and to examine mortality within ages 5–34.</w:t>
-      </w:r>
-    </w:p>
-    <w:p>
-      <w:r>
-        <w:rPr>
-          <w:color w:val="15653A"/>
-        </w:rPr>
-        <w:t>Methods: We reproduced the historical pipeline, then corrected age to completed calendar years, included U071 in COVID exclusions, and retained an ambiguous pair of 2018 records. Primary denominators were IBGE 2018 and the fixed standard was Brazil 2014, normalised within each domain. IBGE 2024, WHO standardisation, count models, alternative selection rules and pandemic-period restrictions were sensitivity analyses.</w:t>
-      </w:r>
-    </w:p>
-    <w:p>
-      <w:r>
-        <w:rPr>
-          <w:color w:val="15653A"/>
-        </w:rPr>
-        <w:t>Results: Historical selection reproduced 18,583 deaths with continuous age &gt;6, versus 18,584 published. The corrected national analysis of completed ages ≥7 included 18,544 deaths: aligned crude mortality increased 12.0%, whereas Brazil-2014-standardised mortality changed -4.1% between endpoints (eight-year slope 0.0002; 95% CI -0.0214 to 0.0217; p = 0.986). Within ages 5–34, Brazil-2014-standardised mortality increased 18.0% (0.0328 per 100,000; p = 0.018). Its slope remained positive excluding 2020 (p = 0.040); the 2014–2019 interval included zero (p = 0.107).</w:t>
-      </w:r>
-    </w:p>
-    <w:p>
-      <w:r>
-        <w:rPr>
-          <w:color w:val="15653A"/>
-        </w:rPr>
-        <w:t>Conclusion: Changes in population age composition accounted for much of the crude increase at ages ≥7, without a causal attribution. The primary national age-standardised estimate did not establish an increasing trend or demonstrate stability. Within-5–34 standardisation supported an increase across 2014–2021, including after excluding 2020; the shorter prepandemic series was inconclusive about the annual trend. Surveillance should report crude, age-standardised and age-specific rates jointly.</w:t>
-      </w:r>
-    </w:p>
-    <w:p>
-      <w:r>
-        <w:t>Keywords: Asthma; Mortality; Age Distribution; Population Dynamics; Reproducibility of Results; Brazil.</w:t>
-      </w:r>
-    </w:p>
-    <w:p>
-      <w:r>
-        <w:t>Introduction</w:t>
-      </w:r>
-    </w:p>
-    <w:p>
-      <w:r>
-        <w:t>Brum et al. concluded that "asthma mortality remains high and shows an increasing trend for the first time in the past decades" [1]. Their nationwide analysis for 2014–2021 identified 18,584 asthma deaths and reported an approximately 2.5% annual increase in asthma mortality. A subsequent study by Cardoso et al., covering 2013–2023, also concluded that asthma-related deaths had increased [2]. However, this conclusion was based on annual death counts, while the same study reported that the overall mortality rate per 100,000 inhabitants remained stable. Thus, the two studies described increasing asthma mortality using different measures, neither of which established an increase in the national age-standardised rate.</w:t>
-      </w:r>
-    </w:p>
-    <w:p>
-      <w:r>
-        <w:t>Earlier Brazilian surveillance provides a longer perspective. Graudenz et al. reported a linear decline in age-standardised asthma mortality among Brazilians aged 5–34 years during 1980–2014, whereas the trend in the general population was non-linear [3]. Differences in study periods, age ranges and rate definitions prevent direct comparison with more recent estimates or the identification of a historical trend reversal.</w:t>
-      </w:r>
-    </w:p>
-    <w:p>
-      <w:r>
-        <w:t>Neither Brum et al. nor Cardoso et al. directly age-standardised the national mortality series. This omission matters because approximately two thirds of asthma deaths occurred among individuals aged 60 years or older [1,2], and changes in population age structure can affect crude mortality rates independently of changes in age-specific mortality. Consequently, an increase in deaths or crude mortality cannot, by itself, establish a comparable increase in age-adjusted mortality. The public availability of Brum et al.'s analytical code [4] also makes it possible to examine the reproducibility of their case selection, population denominators and trend estimates before reassessing the interpretation.</w:t>
-      </w:r>
-    </w:p>
-    <w:p>
-      <w:r>
-        <w:t>We therefore asked to what extent the reported increase in asthma mortality in Brazil during 2014–2021 remains supported when the original analysis is reproduced and population age structure is held fixed. We first reproduced Brum et al.'s analysis and documented agreements and discrepancies with the published results. We then estimated national age-standardised mortality trends and examined mortality among individuals aged 5–34 years. In post hoc robustness analyses, we assessed an alternative population projection, the WHO standard population and count regression models. Our objective was not to dispute the observed increase in crude mortality, but to establish which epidemiological interpretations are supported after accounting for population age structure and examining age-specific trends.</w:t>
-      </w:r>
-    </w:p>
-    <w:p>
-      <w:r>
-        <w:t>Methods</w:t>
+        <w:t>Results: We reproduced 18,583 deaths versus 18,584 reported. The crude national rate rose by 12.5% (slope 0.025 per 100,000/year; p = 0.029). Among completed ages ≥7 (18,544 deaths), the aligned crude rate rose by 12.0%, versus a 4.0% fall in the standardised rate (eight-year slope 0.0002 per 100,000/year; 95% CI −0.021 to 0.022; p = 0.983). Age composition accounted for 62–193% of crude-rate increases across six endpoint comparisons. Only one of six age-adjusted count-model specifications, negative binomial regression with 2024 denominators, yielded a positive estimate whose interval excluded zero (+1.14% annually; 95% CI 0.04 to 2.26). Rates at ages 5–34 increased by 20.3% (p = 0.014), consistently across sensitivity analyses.</w:t>
       </w:r>
     </w:p>
     <w:p>
@@ -221,7 +157,7 @@
           <w:strike/>
           <w:color w:val="9C2020"/>
         </w:rPr>
-        <w:t>Study design</w:t>
+        <w:t>Conclusion: Changes in population age composition accounted for most of the crude increase, without establishing a causal explanation. The primary age-standardised analysis did not support a comparable national increase, whereas mortality at ages 5–34 rose. Surveillance should report crude, age-standardised and age-specific rates jointly.</w:t>
       </w:r>
     </w:p>
     <w:p>
@@ -230,7 +166,52 @@
           <w:strike/>
           <w:color w:val="9C2020"/>
         </w:rPr>
-        <w:t>We conducted a secondary analysis of publicly available mortality data, reproducing the national asthma mortality analysis by Brum et al. for 2014–2021 [1] and examining two extensions: direct age standardisation of national mortality rates and mortality trends among individuals aged 5–34 years. The project documentation identifies these as the primary questions, with ages 7–34 years as a technical control and ages 35–59 years as an additional comparison. The Brazil 2014 population was selected as the primary standard. Reproduction was assessed against a tolerance of 2% for the total number of deaths and agreement in the direction and approximate magnitude of the original age-group trends. Count regression models, the WHO standard population and an alternative population projection were subsequently introduced as post hoc robustness analyses.</w:t>
+        <w:t>Keywords: Asthma; Mortality; Age Distribution; Population Dynamics; Reproducibility of Results; Brazil.</w:t>
+      </w:r>
+    </w:p>
+    <w:p>
+      <w:r>
+        <w:rPr>
+          <w:color w:val="15653A"/>
+        </w:rPr>
+        <w:t>Objective. To assess whether the reported increase in crude asthma mortality in Brazil during 2014–2021 persists after age standardisation among people aged ≥7 years, and to examine mortality within ages 5–34.</w:t>
+      </w:r>
+    </w:p>
+    <w:p>
+      <w:r>
+        <w:rPr>
+          <w:color w:val="15653A"/>
+        </w:rPr>
+        <w:t>Methods. We reproduced the historical analysis and revised record selection using completed calendar age, COVID exclusions including U071, and retention of two 2018 records whose identity could not be established. The primary analysis used IBGE 2018 denominators and Brazil 2014 standard weights, normalised within each age range. Sensitivities examined IBGE 2024, WHO weights, count models, alternative selection rules and pandemic-period restrictions.</w:t>
+      </w:r>
+    </w:p>
+    <w:p>
+      <w:r>
+        <w:rPr>
+          <w:color w:val="15653A"/>
+        </w:rPr>
+        <w:t>Results. Historical selection reproduced 18,583 deaths with continuous age &gt;6; the published count was 18,584. The corrected national analysis of completed ages ≥7 included 18,544 deaths. Aligned crude mortality increased 12.0%; Brazil-2014-standardised mortality changed -4.1% between endpoints (eight-year slope 0.0002; 95% CI -0.0214 to 0.0217; p = 0.986). Within ages 5–34, Brazil-2014-standardised mortality increased 18.0% (0.0328 per 100,000; p = 0.018). Its slope remained positive excluding 2020 (p = 0.040); the 2014–2019 interval included zero (p = 0.107).</w:t>
+      </w:r>
+    </w:p>
+    <w:p>
+      <w:r>
+        <w:rPr>
+          <w:color w:val="15653A"/>
+        </w:rPr>
+        <w:t>Conclusion. Changes in population age composition accounted for much of the crude increase at ages ≥7 in a descriptive decomposition. The primary national age-standardised estimate was compatible with trends in either direction. Standardisation within 5–34 supported an increase over 2014–2021 and after excluding 2020; the shorter prepandemic series remained inconclusive about the annual trend. Surveillance should report crude, age-standardised and age-specific rates together.</w:t>
+      </w:r>
+    </w:p>
+    <w:p>
+      <w:r>
+        <w:rPr>
+          <w:color w:val="15653A"/>
+        </w:rPr>
+        <w:t>Keywords. Asthma; Mortality; Age Distribution; Population Dynamics; Reproducibility of Results; Brazil.</w:t>
+      </w:r>
+    </w:p>
+    <w:p>
+      <w:r>
+        <w:t>Introduction</w:t>
       </w:r>
     </w:p>
     <w:p>
@@ -239,7 +220,7 @@
           <w:strike/>
           <w:color w:val="9C2020"/>
         </w:rPr>
-        <w:t>Mortality data and case selection</w:t>
+        <w:t>Brum et al. concluded that “asthma mortality remains high and shows an increasing trend for the first time in the past decades” [1]. Their nationwide analysis for 2014–2021 identified 18,584 asthma deaths and reported an approximately 2.5% annual increase in asthma mortality. A subsequent study by Cardoso et al., covering 2013–2023, also concluded that asthma-related deaths had increased [2]. However, this conclusion was based on annual death counts, while the same study reported that the overall mortality rate per 100,000 inhabitants remained stable. Thus, the two studies described increasing asthma mortality using different measures, neither of which established an increase in the national age-standardised rate.</w:t>
       </w:r>
     </w:p>
     <w:p>
@@ -248,7 +229,7 @@
           <w:strike/>
           <w:color w:val="9C2020"/>
         </w:rPr>
-        <w:t>Mortality records for 2014–2021 were obtained from the Brazilian Mortality Information System (SIM) [5] on 1 October 2026. The original source URLs were no longer fully accessible, so all years were retrieved from the current official archives. Possible retrospective revisions of these data may affect exact reproduction.</w:t>
+        <w:t>Earlier Brazilian surveillance provides a longer perspective. Graudenz et al. reported a linear decline in age-standardised asthma mortality among Brazilians aged 5–34 years during 1980–2014, whereas the trend in the general population was non-linear [3]. Differences in study periods, age ranges and rate definitions prevent direct comparison with more recent estimates or the identification of a historical trend reversal.</w:t>
       </w:r>
     </w:p>
     <w:p>
@@ -257,7 +238,7 @@
           <w:strike/>
           <w:color w:val="9C2020"/>
         </w:rPr>
-        <w:t>Deaths were selected when the underlying cause contained ICD-10 J45 or J46. Records containing the COVID-related codes B342 or U072, or the text “COVID-19”, in the cause-of-death lines were excluded. Age was calculated from birth and death dates as the elapsed number of days divided by 365.25. Records with invalid or missing birth dates were excluded from age-specific analyses.</w:t>
+        <w:t>Neither Brum et al. nor Cardoso et al. directly age-standardised the national mortality series. This omission matters because approximately two thirds of asthma deaths occurred among individuals aged 60 years or older [1,2], and changes in population age structure can affect crude mortality rates independently of changes in age-specific mortality. Consequently, an increase in deaths or crude mortality cannot, by itself, establish a comparable increase in age-adjusted mortality. The public availability of Brum et al.’s analytical code [4] also makes it possible to examine the reproducibility of their case selection, population denominators and trend estimates before reassessing the interpretation.</w:t>
       </w:r>
     </w:p>
     <w:p>
@@ -266,7 +247,44 @@
           <w:strike/>
           <w:color w:val="9C2020"/>
         </w:rPr>
-        <w:t>Duplicate records were identified using the birth and death dates, underlying cause and five available cause-of-death fields. This procedure uses the variables loaded by our pipeline but does not exactly reproduce the original full-record deduplication.</w:t>
+        <w:t>We therefore asked to what extent the reported increase in asthma mortality in Brazil during 2014–2021 remains supported when the original analysis is reproduced and population age structure is held fixed. We first reproduced Brum et al.’s analysis and documented agreements and discrepancies with the published results. We then estimated national age-standardised mortality trends and examined mortality among individuals aged 5–34 years. In post hoc robustness analyses, we assessed an alternative population projection, the WHO standard population and count regression models. Our objective was not to dispute the observed increase in crude mortality, but to establish which epidemiological interpretations are supported after accounting for population age structure and examining age-specific trends.</w:t>
+      </w:r>
+    </w:p>
+    <w:p>
+      <w:r>
+        <w:rPr>
+          <w:color w:val="15653A"/>
+        </w:rPr>
+        <w:t>Brum et al. concluded that "asthma mortality remains high and shows an increasing trend for the first time in the past decades" [1]. Their nationwide analysis for 2014–2021 identified 18,584 asthma deaths and reported an annual increase of approximately 2.5%. Cardoso et al., studying 2013–2023, also concluded that asthma-related deaths had increased [2]. They based this conclusion on annual death counts and reported a stable overall mortality rate per 100,000 inhabitants. These measures describe different aspects of mortality. Neither establishes an increase in the national age-standardised rate.</w:t>
+      </w:r>
+    </w:p>
+    <w:p>
+      <w:r>
+        <w:rPr>
+          <w:color w:val="15653A"/>
+        </w:rPr>
+        <w:t>Earlier Brazilian surveillance offers a longer perspective. Graudenz et al. reported a linear decline in age-standardised asthma mortality among people aged 5–34 during 1980–2014 and a non-linear trend in the general population [3]. Differences in periods, age ranges and rate definitions limit direct comparison with recent estimates and prevent identification of a historical trend reversal.</w:t>
+      </w:r>
+    </w:p>
+    <w:p>
+      <w:r>
+        <w:rPr>
+          <w:color w:val="15653A"/>
+        </w:rPr>
+        <w:t>Population ageing is relevant to this comparison because approximately two thirds of asthma deaths occurred among people aged ≥60 [1,2]. Changes in age composition can raise crude mortality even when age-specific rates do not increase. Neither Brum et al. nor Cardoso et al. directly age-standardised the national series. Brum et al.'s public code [4] provides an opportunity to examine case selection, population denominators and trend estimates before reassessing the mortality pattern.</w:t>
+      </w:r>
+    </w:p>
+    <w:p>
+      <w:r>
+        <w:rPr>
+          <w:color w:val="15653A"/>
+        </w:rPr>
+        <w:t>We examined whether the reported increase in Brazilian asthma mortality during 2014–2021 persisted when population age structure was held fixed. We first reproduced Brum et al.'s analysis and documented agreements and discrepancies with the published results. We then estimated national rates among people aged ≥7 years and rates within ages 5–34, standardising separately within each range. Post hoc sensitivity analyses examined alternative population projections, WHO weights, count models, selection rules and pandemic-period restrictions. These analyses distinguish the observed crude increase from the national and age-specific trends supported by the data.</w:t>
+      </w:r>
+    </w:p>
+    <w:p>
+      <w:r>
+        <w:t>Methods</w:t>
       </w:r>
     </w:p>
     <w:p>
@@ -275,7 +293,7 @@
           <w:strike/>
           <w:color w:val="9C2020"/>
         </w:rPr>
-        <w:t>To reproduce Brum et al., we retained deaths with calculated age greater than six years. The 5–34-year analysis instead used all age-valid records, including deaths at ages five and six.</w:t>
+        <w:t>Study design</w:t>
       </w:r>
     </w:p>
     <w:p>
@@ -284,7 +302,7 @@
           <w:strike/>
           <w:color w:val="9C2020"/>
         </w:rPr>
-        <w:t>Population denominators</w:t>
+        <w:t>We conducted a secondary analysis of publicly available mortality data, reproducing the national asthma mortality analysis by Brum et al. for 2014–2021 [1] and examining two extensions: direct age standardisation of national mortality rates and mortality trends among individuals aged 5–34 years. The project documentation identifies these as the primary questions, with ages 7–34 years as a technical control and ages 35–59 years as an additional comparison. The Brazil 2014 population was selected as the primary standard. Reproduction was assessed against a tolerance of 2% for the total number of deaths and agreement in the direction and approximate magnitude of the original age-group trends. Count regression models, the WHO standard population and an alternative population projection were subsequently introduced as post hoc robustness analyses.</w:t>
       </w:r>
     </w:p>
     <w:p>
@@ -293,7 +311,7 @@
           <w:strike/>
           <w:color w:val="9C2020"/>
         </w:rPr>
-        <w:t>The original population workbook was unavailable. We reconstructed denominators using IBGE national population projections by single year of age and both sexes combined. The 2018 revision was used in the primary analysis [6], and the 2024 revision, incorporating the 2022 Census, in sensitivity analyses [7]. The exact population series used by Brum et al. could not be recovered.</w:t>
+        <w:t>Mortality data and case selection</w:t>
       </w:r>
     </w:p>
     <w:p>
@@ -302,7 +320,7 @@
           <w:strike/>
           <w:color w:val="9C2020"/>
         </w:rPr>
-        <w:t>Mortality rates and age standardisation</w:t>
+        <w:t>Mortality records for 2014–2021 were obtained from the Brazilian Mortality Information System (SIM) [5] on 1 October 2026. The original source URLs were no longer fully accessible, so all years were retrieved from the current official archives. Possible retrospective revisions of these data may affect exact reproduction.</w:t>
       </w:r>
     </w:p>
     <w:p>
@@ -311,7 +329,7 @@
           <w:strike/>
           <w:color w:val="9C2020"/>
         </w:rPr>
-        <w:t>For the reproduction of the national crude series, deaths above six years of age were divided by the total population, following the construction inferred from the published code [4]. We also calculated a version restricted to the population above six years. Original age groups were reproduced using their apparent numerator and denominator definitions, with unresolved denominator differences documented in the reproducibility audit.</w:t>
+        <w:t>Deaths were selected when the underlying cause contained ICD-10 J45 or J46. Records containing the COVID-related codes B342 or U072, or the text “COVID-19”, in the cause-of-death lines were excluded. Age was calculated from birth and death dates as the elapsed number of days divided by 365.25. Records with invalid or missing birth dates were excluded from age-specific analyses.</w:t>
       </w:r>
     </w:p>
     <w:p>
@@ -320,7 +338,7 @@
           <w:strike/>
           <w:color w:val="9C2020"/>
         </w:rPr>
-        <w:t>Direct age standardisation used single-year age-specific mortality rates and the corresponding population weights from Brazil in 2014. Ages were represented as completed years from 7 to 89, with ages 90 and above grouped together. Consequently, this analysis used completed ages of at least seven years, whereas the reproduction retained the original continuous-age threshold greater than six years. These definitions were kept distinct rather than treated as identical samples.</w:t>
+        <w:t>Duplicate records were identified using the birth and death dates, underlying cause and five available cause-of-death fields. This procedure uses the variables loaded by our pipeline but does not exactly reproduce the original full-record deduplication.</w:t>
       </w:r>
     </w:p>
     <w:p>
@@ -329,7 +347,7 @@
           <w:strike/>
           <w:color w:val="9C2020"/>
         </w:rPr>
-        <w:t>Rates for ages 5–34, 7–34 and 35–59 years used deaths and population denominators restricted to the corresponding ages. Post hoc analyses also used the WHO World Standard Population [8].</w:t>
+        <w:t>To reproduce Brum et al., we retained deaths with calculated age greater than six years. The 5–34-year analysis instead used all age-valid records, including deaths at ages five and six.</w:t>
       </w:r>
     </w:p>
     <w:p>
@@ -338,7 +356,7 @@
           <w:strike/>
           <w:color w:val="9C2020"/>
         </w:rPr>
-        <w:t>Statistical analysis</w:t>
+        <w:t>Population denominators</w:t>
       </w:r>
     </w:p>
     <w:p>
@@ -347,7 +365,7 @@
           <w:strike/>
           <w:color w:val="9C2020"/>
         </w:rPr>
-        <w:t>The primary trend models followed those of the published analysis: Gaussian generalised linear regression for national annual rates and ordinary least squares for age-group rates. Eight annual observations were available for each series. Slopes were expressed as deaths per 100,000 population per year, with 95% confidence intervals calculated using the t distribution with six degrees of freedom. We also reported changes between 2014 and 2021. For comparison with Brum et al., we calculated the mean of annual relative differences from the 2014 rate, their reported change metric.</w:t>
+        <w:t>The original population workbook was unavailable. We reconstructed denominators using IBGE national population projections by single year of age and both sexes combined. The 2018 revision was used in the primary analysis [6], and the 2024 revision, incorporating the 2022 Census, in sensitivity analyses [7]. The exact population series used by Brum et al. could not be recovered.</w:t>
       </w:r>
     </w:p>
     <w:p>
@@ -356,7 +374,7 @@
           <w:strike/>
           <w:color w:val="9C2020"/>
         </w:rPr>
-        <w:t>Post hoc analyses used Poisson, quasi-Poisson and negative binomial regression [9], with population offsets. A national age-adjusted count model included calendar year and nine age bands. Overdispersion was assessed to guide interpretation of count-model uncertainty. In a further post hoc analysis, the change in the crude rate for completed ages of 7 years and older was split into an age-composition component and an age-specific-rate component with the symmetric Kitagawa decomposition, using single years of age and the 2018 projection. Because a comparison between two years depends on its endpoints, the decomposition was repeated for six pairs of years. No correction for multiple comparisons was applied; secondary estimates were interpreted descriptively.</w:t>
+        <w:t>Mortality rates and age standardisation</w:t>
       </w:r>
     </w:p>
     <w:p>
@@ -365,7 +383,7 @@
           <w:strike/>
           <w:color w:val="9C2020"/>
         </w:rPr>
-        <w:t>Software, data and code availability</w:t>
+        <w:t>For the reproduction of the national crude series, deaths above six years of age were divided by the total population, following the construction inferred from the published code [4]. We also calculated a version restricted to the population above six years. Original age groups were reproduced using their apparent numerator and denominator definitions, with unresolved denominator differences documented in the reproducibility audit.</w:t>
       </w:r>
     </w:p>
     <w:p>
@@ -374,7 +392,7 @@
           <w:strike/>
           <w:color w:val="9C2020"/>
         </w:rPr>
-        <w:t>Analyses were performed in R 4.3.3 [10]. The analysis code, intermediate aggregate tables, generated results and reproduction audit are available at https://github.com/EduIntellect/asthma-mortality-brazil-reanalysis. Mortality and population data were obtained from public Brazilian sources.</w:t>
+        <w:t>Direct age standardisation used single-year age-specific mortality rates and the corresponding population weights from Brazil in 2014. Ages were represented as completed years from 7 to 89, with ages 90 and above grouped together. Consequently, this analysis used completed ages of at least seven years, whereas the reproduction retained the original continuous-age threshold greater than six years. These definitions were kept distinct rather than treated as identical samples.</w:t>
       </w:r>
     </w:p>
     <w:p>
@@ -383,7 +401,7 @@
           <w:strike/>
           <w:color w:val="9C2020"/>
         </w:rPr>
-        <w:t>Use of artificial intelligence</w:t>
+        <w:t>Rates for ages 5–34, 7–34 and 35–59 years used deaths and population denominators restricted to the corresponding ages. Post hoc analyses also used the WHO World Standard Population [8].</w:t>
       </w:r>
     </w:p>
     <w:p>
@@ -392,7 +410,7 @@
           <w:strike/>
           <w:color w:val="9C2020"/>
         </w:rPr>
-        <w:t>Generative AI tools, including Claude Code (Anthropic) and GitHub Copilot (GitHub), were used to generate and review analysis scripts and to examine analytical results. The authors wrote and finalised the manuscript.</w:t>
+        <w:t>Statistical analysis</w:t>
       </w:r>
     </w:p>
     <w:p>
@@ -401,7 +419,7 @@
           <w:strike/>
           <w:color w:val="9C2020"/>
         </w:rPr>
-        <w:t>The figures were rendered programmatically from analytical outputs rather than generated as images by an AI image-generation tool.</w:t>
+        <w:t>The primary trend models followed those of the published analysis: Gaussian generalised linear regression for national annual rates and ordinary least squares for age-group rates. Eight annual observations were available for each series. Slopes were expressed as deaths per 100,000 population per year, with 95% confidence intervals calculated using the t distribution with six degrees of freedom. We also reported changes between 2014 and 2021. For comparison with Brum et al., we calculated the mean of annual relative differences from the 2014 rate, their reported change metric.</w:t>
       </w:r>
     </w:p>
     <w:p>
@@ -410,7 +428,7 @@
           <w:strike/>
           <w:color w:val="9C2020"/>
         </w:rPr>
-        <w:t>Ethics</w:t>
+        <w:t>Post hoc analyses used Poisson, quasi-Poisson and negative binomial regression [9], with population offsets. A national age-adjusted count model included calendar year and nine age bands. Overdispersion was assessed to guide interpretation of count-model uncertainty. In a further post hoc analysis, the change in the crude rate for completed ages of 7 years and older was split into an age-composition component and an age-specific-rate component with the symmetric Kitagawa decomposition, using single years of age and the 2018 projection. Because a comparison between two years depends on its endpoints, the decomposition was repeated for six pairs of years. No correction for multiple comparisons was applied; secondary estimates were interpreted descriptively.</w:t>
       </w:r>
     </w:p>
     <w:p>
@@ -419,244 +437,7 @@
           <w:strike/>
           <w:color w:val="9C2020"/>
         </w:rPr>
-        <w:t>The study used publicly accessible SIM mortality data and aggregated population projections without direct contact with participants. No identifying personal information was included in the reported results.</w:t>
-      </w:r>
-    </w:p>
-    <w:p>
-      <w:r>
-        <w:rPr>
-          <w:color w:val="15653A"/>
-        </w:rPr>
-        <w:t>Study design and reference reproduction</w:t>
-      </w:r>
-    </w:p>
-    <w:p>
-      <w:r>
-        <w:rPr>
-          <w:color w:val="15653A"/>
-        </w:rPr>
-        <w:t>This secondary, ecological analysis reassessed national underlying-cause asthma mortality in Brazil, 2014–2021. The national corrected primary domain was completed ages ≥7; ages 5–34 were analysed separately, with the nested 7–34 group as a technical control and 35–59 and ≥60 as additional comparisons. We maintained a distinct reproduction of the historical continuous-age &gt;6 construction. Brazil 2014 and IBGE 2018 remained the primary standard and denominator revision. WHO, IBGE 2024, count models, Kitagawa decomposition and the selection and pandemic sensitivities were robustness or descriptive analyses; no multiple-testing correction was applied.</w:t>
-      </w:r>
-    </w:p>
-    <w:p>
-      <w:r>
-        <w:rPr>
-          <w:color w:val="15653A"/>
-        </w:rPr>
-        <w:t>The reference was the 12-page PDF emailed to Amaury on 10 October 2026, SHA-256 fc552ab83d5254549fa4f1dfe880ab631a26c50bc8d861bfdc433331544e71fe, reconciled with a Word copy of concordant content and repository commit 3884c868a07164710a2e358180b3034f9cdcf642. Current official SIM archives were recovered and verified on 11 October 2026. Their historical selection and year-age aggregates exactly reproduced the versioned pipeline. Historical SIM hashes were available for 2020–2021, but not for the execution of 1 October in 2014–2019; numerical reproduction does not establish byte identity for the latter files.</w:t>
-      </w:r>
-    </w:p>
-    <w:p>
-      <w:r>
-        <w:rPr>
-          <w:color w:val="15653A"/>
-        </w:rPr>
-        <w:t>Selection, COVID mentions and record identity</w:t>
-      </w:r>
-    </w:p>
-    <w:p>
-      <w:r>
-        <w:rPr>
-          <w:color w:val="15653A"/>
-        </w:rPr>
-        <w:t>Records were selected when CAUSABAS contained ICD-10 J45 or J46 [5]. The corrected COVID rule excluded the union of B342, U072, U071 or literal COVID-19 in LINHAA, LINHAB, LINHAC, LINHAD or LINHAII, retaining the historical five-field scope. Frequencies and overlapping code combinations were logged separately; overlapping mentions were counted once. The original rule without U071 and a rule retaining every COVID mention were separate sensitivities.</w:t>
-      </w:r>
-    </w:p>
-    <w:p>
-      <w:r>
-        <w:rPr>
-          <w:color w:val="15653A"/>
-        </w:rPr>
-        <w:t>The historical reduced key comprised parsed death date, elapsed-days age, underlying cause and the five cause lines. It collapsed source rows 971828 and 971831 in 2018. Inspection of all available fields found differences in occupation and seven administrative fields (NUMEROLOTE, TPPOS, DTCADASTRO, DTRECEBIM, DTRECORIGA, DIFDATA and CONTADOR). The SIM dictionary describes NUMERODO as the death-declaration number, registration date as administrative, and receipt date as the latest central update [12]. NUMERODO is absent from these public CSVs. Matching dates, causes or administrative fields therefore could not establish that both rows describe one death. We retained both in the corrected principal and evaluated the historical-key collapse as a sensitivity, without asserting that the events are distinct or identical. No additional deduplication rule or linkage was invented.</w:t>
-      </w:r>
-    </w:p>
-    <w:p>
-      <w:r>
-        <w:rPr>
-          <w:color w:val="15653A"/>
-        </w:rPr>
-        <w:t>Calendar ages and analytical domains</w:t>
-      </w:r>
-    </w:p>
-    <w:p>
-      <w:r>
-        <w:rPr>
-          <w:color w:val="15653A"/>
-        </w:rPr>
-        <w:t>Completed age equalled death year minus birth year, minus one if the death preceded that year's anniversary. For a birth on 29 February, the anniversary in a non-leap year was 1 March. Seven-digit day-month-year strings received one leading zero; dates otherwise had to be eight digits and exactly valid in the calendar. Missing or non-interpretable dates and birth after death were excluded and logged separately. No upper-age exclusion was introduced. Ages 90 and above were grouped as 90+ to match IBGE.</w:t>
-      </w:r>
-    </w:p>
-    <w:p>
-      <w:r>
-        <w:rPr>
-          <w:color w:val="15653A"/>
-        </w:rPr>
-        <w:t>Calendar ages defined ≥7, 5–34, 7–34, 35–59 and ≥60. A sensitivity substituted days/365.25 and its floor for single-year bins. The historical reproduction retained its continuous &gt;6 threshold; it was not re-labelled ≥7 or merged with the corrected sample.</w:t>
-      </w:r>
-    </w:p>
-    <w:p>
-      <w:r>
-        <w:rPr>
-          <w:color w:val="15653A"/>
-        </w:rPr>
-        <w:t>Denominators and direct standardisation</w:t>
-      </w:r>
-    </w:p>
-    <w:p>
-      <w:r>
-        <w:rPr>
-          <w:color w:val="15653A"/>
-        </w:rPr>
-        <w:t>Both-sex national single-year populations came from the 2018 IBGE revision [6], with the post-2022-Census 2024 revision as a sensitivity [7]. The 2018 workbook used the total-population block on sheet BR; the 2024 workbook used SIGLA = BR and SEXO = Ambos. Both provide ages 0–89 and the open 90+ interval. Each corrected crude numerator and denominator covered exactly the same domain. The historical crude reproduction instead divided continuous-age &gt;6 deaths by the entire population; a historical comparator used population ≥7, preserving its small age-domain mismatch for transparency.</w:t>
-      </w:r>
-    </w:p>
-    <w:p>
-      <w:r>
-        <w:rPr>
-          <w:color w:val="15653A"/>
-        </w:rPr>
-        <w:t>For domain D and year t, direct standardisation was:</w:t>
-      </w:r>
-    </w:p>
-    <w:p>
-      <w:r>
-        <w:rPr>
-          <w:color w:val="15653A"/>
-        </w:rPr>
-        <w:t>ASR(t,D) = Σ[a∈D] w(a,D) × 100,000 × deaths(a,t) / population(a,t).</w:t>
-      </w:r>
-    </w:p>
-    <w:p>
-      <w:r>
-        <w:rPr>
-          <w:color w:val="15653A"/>
-        </w:rPr>
-        <w:t>w(a,D) = population(a,2014) / Σ[j∈D] population(j,2014), so Σ[a∈D] w(a,D) = 1.</w:t>
-      </w:r>
-    </w:p>
-    <w:p>
-      <w:r>
-        <w:rPr>
-          <w:color w:val="15653A"/>
-        </w:rPr>
-        <w:t>Weights were fixed across years and normalised separately within each domain, including 5–34 and 7–34. For each denominator revision, the Brazil-2014 standard was that revision's 2014 population. The 90+ deaths and population used a single matching open interval. WHO standardisation used five-year bands [8], adding the 90–94, 95–99 and ≥100 weights for 90+. For 7–9, three fifths of the WHO 5–9 weight was allocated before domain normalisation. This is a uniform-within-band approximation, not an observed age distribution. Missing death-count cells were filled with zero; population cells had to be complete and positive. Brazil-2014-standardised and aligned crude rates were checked for equality in 2014.</w:t>
-      </w:r>
-    </w:p>
-    <w:p>
-      <w:r>
-        <w:rPr>
-          <w:color w:val="15653A"/>
-        </w:rPr>
-        <w:t>Trends, count models and sensitivity scenarios</w:t>
-      </w:r>
-    </w:p>
-    <w:p>
-      <w:r>
-        <w:rPr>
-          <w:color w:val="15653A"/>
-        </w:rPr>
-        <w:t>National crude and Brazil-standardised annual rates used Gaussian-family GLMs; age-group and WHO-standardised rates used ordinary least squares. These identity-link Gaussian trends are numerically equivalent to OLS. Slopes were in deaths per 100,000 per year, with t intervals using n−2 residual degrees of freedom. Endpoint absolute and relative changes were reported separately from fitted annual slopes.</w:t>
-      </w:r>
-    </w:p>
-    <w:p>
-      <w:r>
-        <w:rPr>
-          <w:color w:val="15653A"/>
-        </w:rPr>
-        <w:t>Count models used log-link Poisson, quasi-Poisson and negative binomial families [9]. For unadjusted domains, log E[Y(t)] = α + β × year(t) + log population(t). The national age-adjusted model was log E[Y(b,t)] = α + γ(b) + β × year(t) + log population(b,t), with nine categorical bands: 7–14 (reference), 15–24, 25–34, 35–44, 45–54, 55–64, 65–74, 75–84 and 85+. APC = 100 × (exp β − 1); intervals transformed β ± critical value × SE. Quasi-Poisson used the t distribution with model residual degrees of freedom; Poisson and negative binomial used normal Wald intervals. Quasi-Poisson scales the Poisson coefficient variance by estimated dispersion; negative binomial instead estimates a quadratic variance function μ + μ²/θ, which can also change coefficients. Pearson dispersion, θ, mean-model convergence, iterations, errors and warnings were recorded for every specification. A large θ with an iteration warning was reported as an approximation toward the Poisson limit, not exact equivalence or successful θ convergence.</w:t>
-      </w:r>
-    </w:p>
-    <w:p>
-      <w:r>
-        <w:rPr>
-          <w:color w:val="15653A"/>
-        </w:rPr>
-        <w:t>Alongside the historical reference and corrected principal, one condition at a time was changed: elapsed-days age, original COVID rule, retention of all COVID mentions, historical deduplication key, exclusion of 2020, or restriction to 2014–2019. The latter two focused on 5–34 and 7–34. Actual calendar years were retained as covariates: exclusion of 2020 left seven observations and 5 trend residual degrees of freedom; 2014–2019 left six and 4. Both denominator revisions and both standards were evaluated, and no model was selected for statistical significance.</w:t>
-      </w:r>
-    </w:p>
-    <w:p>
-      <w:r>
-        <w:rPr>
-          <w:color w:val="15653A"/>
-        </w:rPr>
-        <w:t>Kitagawa accounting decomposition</w:t>
-      </w:r>
-    </w:p>
-    <w:p>
-      <w:r>
-        <w:rPr>
-          <w:color w:val="15653A"/>
-        </w:rPr>
-        <w:t>For the same corrected ≥7 population, the symmetric Kitagawa decomposition [11] partitioned crude differences into composition C and age-specific-rate R terms:</w:t>
-      </w:r>
-    </w:p>
-    <w:p>
-      <w:r>
-        <w:rPr>
-          <w:color w:val="15653A"/>
-        </w:rPr>
-        <w:t>C = Σ[a] (w(a,1) − w(a,0)) × (r(a,0) + r(a,1)) / 2.</w:t>
-      </w:r>
-    </w:p>
-    <w:p>
-      <w:r>
-        <w:rPr>
-          <w:color w:val="15653A"/>
-        </w:rPr>
-        <w:t>R = Σ[a] (r(a,1) − r(a,0)) × (w(a,0) + w(a,1)) / 2.</w:t>
-      </w:r>
-    </w:p>
-    <w:p>
-      <w:r>
-        <w:rPr>
-          <w:color w:val="15653A"/>
-        </w:rPr>
-        <w:t>Crude(1) − crude(0) = C + R, with r in deaths per 100,000 and each year's w normalised within ≥7.</w:t>
-      </w:r>
-    </w:p>
-    <w:p>
-      <w:r>
-        <w:rPr>
-          <w:color w:val="15653A"/>
-        </w:rPr>
-        <w:t>The same six endpoint pairs were used with IBGE 2018 and 2024: 2014–2021, 2014–2019, 2014–2020, 2015–2021, 2016–2021 and 2014–2018. Full-precision identities were checked before rounding. Each displayed component was rounded independently, so the final displayed digit need not add exactly. Shares greater than 100% indicate an opposing negative rate term. This descriptive accounting does not identify causal mechanisms.</w:t>
-      </w:r>
-    </w:p>
-    <w:p>
-      <w:r>
-        <w:rPr>
-          <w:color w:val="15653A"/>
-        </w:rPr>
-        <w:t>Software, reproducibility and ethics</w:t>
-      </w:r>
-    </w:p>
-    <w:p>
-      <w:r>
-        <w:rPr>
-          <w:color w:val="15653A"/>
-        </w:rPr>
-        <w:t>Reproduction and revision used R 4.6.1 [10]; package versions, configurations, input hashes, warnings and independent checks accompany the code. R 4.3.3 was reported in the reference. Historical numerical differences under the current environment are documented without claiming an identical software stack. Public inputs, verified extraction code and isolated scenario outputs support reruns. The original repository is https://github.com/EduIntellect/asthma-mortality-brazil-reanalysis; this revision is prepared locally for author review and has not been published there.</w:t>
-      </w:r>
-    </w:p>
-    <w:p>
-      <w:r>
-        <w:rPr>
-          <w:color w:val="15653A"/>
-        </w:rPr>
-        <w:t>Generative AI tools were used in the historical workflow (Claude Code and GitHub Copilot) and in this revision (Codex) for code, analysis checking and editorial drafting. Figures were plotted from results, not generated as AI images. This statement does not assert that both authors have completed their review or approved the revision.</w:t>
-      </w:r>
-    </w:p>
-    <w:p>
-      <w:r>
-        <w:rPr>
-          <w:color w:val="15653A"/>
-        </w:rPr>
-        <w:t>The study used public SIM mortality records and aggregate IBGE projections, with no participant contact. Only aggregate results are reported. No formally granted ethics approval or exemption is claimed; applicable institutional and journal wording requires author confirmation, as listed in the accompanying checklist.</w:t>
-      </w:r>
-    </w:p>
-    <w:p>
-      <w:r>
-        <w:t>Results</w:t>
+        <w:t>Software, data and code availability</w:t>
       </w:r>
     </w:p>
     <w:p>
@@ -665,7 +446,7 @@
           <w:strike/>
           <w:color w:val="9C2020"/>
         </w:rPr>
-        <w:t>Reproduction of the original analysis</w:t>
+        <w:t>Analyses were performed in R 4.3.3 [10]. The analysis code, intermediate aggregate tables, generated results and reproduction audit are available at https://github.com/EduIntellect/asthma-mortality-brazil-reanalysis. Mortality and population data were obtained from public Brazilian sources.</w:t>
       </w:r>
     </w:p>
     <w:p>
@@ -674,7 +455,7 @@
           <w:strike/>
           <w:color w:val="9C2020"/>
         </w:rPr>
-        <w:t>The SIM files for 2014–2021 contained 19,105 deaths with asthma as the underlying cause. After the COVID-19-related exclusion and removal of duplicates (57 records, 56 of them in 2020–2021) and exclusion of 15 deaths without a valid date of birth, the reproduction included 18,583 deaths above 6 years of age, against 18,584 reported by Brum et al. [1] (Supplementary Table S1). Of these, 68.2% occurred at 60 years or older, as in the original study.</w:t>
+        <w:t>Use of artificial intelligence</w:t>
       </w:r>
     </w:p>
     <w:p>
@@ -683,7 +464,7 @@
           <w:strike/>
           <w:color w:val="9C2020"/>
         </w:rPr>
-        <w:t>The crude national rate rose from 1.01 to 1.14 per 100,000 between 2014 and 2021 (+12.5%), with a maximum of 1.26 in 2020 (Supplementary Table S2). The linear trend was 0.025 per 100,000 per year (95% CI 0.004 to 0.046; p = 0.029; Table 1), against 0.03 (95% CI 0.01 to 0.04; p = 0.01) in the original paper. A negative binomial model gave an annual increase of 2.3% (95% CI 1.0 to 3.6), close to the 2.5% reported originally. The published annual rates were 1.8% to 5.4% higher than ours, with a gap that widened over the period, which points to a different population series; we could not identify it.</w:t>
+        <w:t>Generative AI tools, including Claude Code (Anthropic) and GitHub Copilot (GitHub), were used to generate and review analysis scripts and to examine analytical results. The authors wrote and finalised the manuscript.</w:t>
       </w:r>
     </w:p>
     <w:p>
@@ -692,7 +473,7 @@
           <w:strike/>
           <w:color w:val="9C2020"/>
         </w:rPr>
-        <w:t>For the age groups of the original analysis, our slopes agreed in sign and significance class with the published ones: no trend below 18 years (p = 0.85), an increase at 18–59 years (slope 0.021; p = 0.044) and a non-significant decrease at 60 years or older (slope −0.071; p = 0.14). The magnitude of the changes did not match exactly, and the largest difference, at 60 years or older, could not be reconciled (Supplementary Table S3). The reproduction thus met the criteria defined in the project documentation: total deaths within 2% and agreement in the sign of the age-group trends.</w:t>
+        <w:t>The figures were rendered programmatically from analytical outputs rather than generated as images by an AI image-generation tool.</w:t>
       </w:r>
     </w:p>
     <w:p>
@@ -701,7 +482,7 @@
           <w:strike/>
           <w:color w:val="9C2020"/>
         </w:rPr>
-        <w:t>National trend after age standardisation</w:t>
+        <w:t>Ethics</w:t>
       </w:r>
     </w:p>
     <w:p>
@@ -710,7 +491,252 @@
           <w:strike/>
           <w:color w:val="9C2020"/>
         </w:rPr>
-        <w:t>Using the same completed-age population of 7 years and older for both calculations, the crude rate increased from 1.123 to 1.258 per 100,000 between 2014 and 2021 (+12.0%), whereas the directly age-standardised rate decreased from 1.123 to 1.078 (−4.0%; Table 1; Figure 1). The estimated slope of the age-standardised series over all eight years was 0.0002 per 100,000 per year (95% CI −0.0213 to 0.0217; p = 0.983). Thus, the analysis did not support an increasing national age-standardised trend, although the confidence interval did not establish equivalence to a zero trend.</w:t>
+        <w:t>The study used publicly accessible SIM mortality data and aggregated population projections without direct contact with participants. No identifying personal information was included in the reported results.</w:t>
+      </w:r>
+    </w:p>
+    <w:p>
+      <w:r>
+        <w:rPr>
+          <w:color w:val="15653A"/>
+        </w:rPr>
+        <w:t>Study design and reference reproduction</w:t>
+      </w:r>
+    </w:p>
+    <w:p>
+      <w:r>
+        <w:rPr>
+          <w:color w:val="15653A"/>
+        </w:rPr>
+        <w:t>This secondary ecological analysis examined national underlying-cause asthma mortality in Brazil during 2014–2021. The corrected primary population comprised people aged ≥7 completed years. We analysed ages 5–34 separately and used the nested 7–34 group to assess sensitivity to ages five and six; 35–59 and ≥60 provided further comparisons. The historical analysis using continuous age &gt;6 was reproduced separately. The primary analysis retained IBGE 2018 denominators and Brazil 2014 standard weights. WHO, IBGE 2024, count models, Kitagawa decomposition and alternative selection and periods provided sensitivity or descriptive analyses. We applied no multiple-testing correction.</w:t>
+      </w:r>
+    </w:p>
+    <w:p>
+      <w:r>
+        <w:rPr>
+          <w:color w:val="15653A"/>
+        </w:rPr>
+        <w:t>We reconciled the archived 12-page manuscript of 10 October 2026 with a Word copy of concordant content and repository commit 3884c868a07164710a2e358180b3034f9cdcf642. Official SIM archives recovered on 11 October 2026 reproduced the versioned selection counts and year-age aggregates exactly. Historical execution hashes were available for SIM 2020–2021 only, so byte identity with the historical 2014–2019 files could not be established. The accompanying provenance manifest records the reference PDF hash and all verified input hashes.</w:t>
+      </w:r>
+    </w:p>
+    <w:p>
+      <w:r>
+        <w:rPr>
+          <w:color w:val="15653A"/>
+        </w:rPr>
+        <w:t>Selection, COVID mentions and record identity</w:t>
+      </w:r>
+    </w:p>
+    <w:p>
+      <w:r>
+        <w:rPr>
+          <w:color w:val="15653A"/>
+        </w:rPr>
+        <w:t>We selected records whose underlying cause field, CAUSABAS, contained ICD-10 J45 or J46 [5]. To retain the historical search scope, the corrected COVID rule searched LINHAA, LINHAB, LINHAC, LINHAD and LINHAII for B342, U072, U071 or literal COVID-19. A match in any field excluded the record once. We logged each code frequency and overlapping combination separately. Sensitivities used the original rule without U071 or retained all records with COVID mentions.</w:t>
+      </w:r>
+    </w:p>
+    <w:p>
+      <w:r>
+        <w:rPr>
+          <w:color w:val="15653A"/>
+        </w:rPr>
+        <w:t>The historical deduplication key combined parsed death date, elapsed-days age, underlying cause and the five cause lines. It collapsed 2018 source rows 971828 and 971831. Inspection of all public fields found differences in occupation and seven administrative fields (NUMEROLOTE, TPPOS, DTCADASTRO, DTRECEBIM, DTRECORIGA, DIFDATA and CONTADOR). The SIM dictionary identifies NUMERODO as the death-declaration number and describes registration and receipt dates as administrative information [12]. NUMERODO is absent from these CSVs. The available fields therefore do not establish whether the rows refer to the same death. We retained both in the primary analysis and assessed their collapse under the historical key as a sensitivity.</w:t>
+      </w:r>
+    </w:p>
+    <w:p>
+      <w:r>
+        <w:rPr>
+          <w:color w:val="15653A"/>
+        </w:rPr>
+        <w:t>Calendar ages and analytical domains</w:t>
+      </w:r>
+    </w:p>
+    <w:p>
+      <w:r>
+        <w:rPr>
+          <w:color w:val="15653A"/>
+        </w:rPr>
+        <w:t>Completed age was the difference between death and birth years, reduced by one if death preceded that year's birthday. For births on 29 February, the anniversary in a non-leap year was 1 March. We added a leading zero to seven-digit day-month-year strings and required an eight-digit valid calendar date. Missing or uninterpretable dates and birth after death were excluded and logged separately. We applied no upper-age exclusion and grouped ages ≥90 into the IBGE 90+ interval.</w:t>
+      </w:r>
+    </w:p>
+    <w:p>
+      <w:r>
+        <w:rPr>
+          <w:color w:val="15653A"/>
+        </w:rPr>
+        <w:t>Calendar age defined the ≥7, 5–34, 7–34, 35–59 and ≥60 groups. One sensitivity used days/365.25, with its floor defining single-year bins. The historical reproduction retained the continuous &gt;6 threshold as a separate population.</w:t>
+      </w:r>
+    </w:p>
+    <w:p>
+      <w:r>
+        <w:rPr>
+          <w:color w:val="15653A"/>
+        </w:rPr>
+        <w:t>Denominators and direct standardisation</w:t>
+      </w:r>
+    </w:p>
+    <w:p>
+      <w:r>
+        <w:rPr>
+          <w:color w:val="15653A"/>
+        </w:rPr>
+        <w:t>National single-year populations for both sexes came from IBGE's 2018 revision [6]; the 2024 revision following the 2022 Census provided a sensitivity [7]. We used the total-population block on sheet BR in the 2018 workbook and SIGLA = BR with SEXO = Ambos in the 2024 workbook. Both provide ages 0–89 and an open 90+ interval. Corrected crude rates matched each numerator to the same population age range. To reproduce the historical construction, we divided continuous-age &gt;6 deaths by the entire population and separately by population ≥7. The latter comparator retains the small mismatch between its historical numerator and denominator.</w:t>
+      </w:r>
+    </w:p>
+    <w:p>
+      <w:r>
+        <w:rPr>
+          <w:color w:val="15653A"/>
+        </w:rPr>
+        <w:t>For age domain D and year t, we calculated the directly standardised rate as follows.</w:t>
+      </w:r>
+    </w:p>
+    <w:p>
+      <w:r>
+        <w:rPr>
+          <w:color w:val="15653A"/>
+        </w:rPr>
+        <w:t>ASR(t,D) = Σ[a∈D] w(a,D) × 100,000 × deaths(a,t) / population(a,t).</w:t>
+      </w:r>
+    </w:p>
+    <w:p>
+      <w:r>
+        <w:rPr>
+          <w:color w:val="15653A"/>
+        </w:rPr>
+        <w:t>w(a,D) = population(a,2014) / Σ[j∈D] population(j,2014), so Σ[a∈D] w(a,D) = 1.</w:t>
+      </w:r>
+    </w:p>
+    <w:p>
+      <w:r>
+        <w:rPr>
+          <w:color w:val="15653A"/>
+        </w:rPr>
+        <w:t>Weights were fixed across years and normalised separately within each age domain, including 5–34 and 7–34. Each denominator revision supplied its own Brazil 2014 standard population. Deaths and population at ≥90 shared one open interval. WHO standardisation used five-year bands [8], combining the 90–94, 95–99 and ≥100 weights for 90+. We allocated three fifths of the WHO 5–9 weight to 7–9 before normalisation, assuming a uniform distribution within that band. Missing death-count cells were assigned zero; population cells had to be complete and positive. We checked that Brazil-2014-standardised and aligned crude rates were equal in 2014.</w:t>
+      </w:r>
+    </w:p>
+    <w:p>
+      <w:r>
+        <w:rPr>
+          <w:color w:val="15653A"/>
+        </w:rPr>
+        <w:t>Trends, count models and sensitivity scenarios</w:t>
+      </w:r>
+    </w:p>
+    <w:p>
+      <w:r>
+        <w:rPr>
+          <w:color w:val="15653A"/>
+        </w:rPr>
+        <w:t>We fitted Gaussian-family GLMs to national crude and Brazil-standardised annual rates and ordinary least squares to age-group and WHO-standardised rates. The identity-link Gaussian trends are numerically equivalent to OLS. Slopes were expressed as deaths per 100,000 per year, with t intervals using n−2 residual degrees of freedom. We reported absolute and relative endpoint changes separately from annual slopes.</w:t>
+      </w:r>
+    </w:p>
+    <w:p>
+      <w:r>
+        <w:rPr>
+          <w:color w:val="15653A"/>
+        </w:rPr>
+        <w:t>Count models used log-link Poisson, quasi-Poisson and negative binomial families [9]. For unadjusted age domains, log E[Y(t)] = α + β × year(t) + log population(t). The national age-adjusted model was log E[Y(b,t)] = α + γ(b) + β × year(t) + log population(b,t). Its nine categorical bands were 7–14 (reference), 15–24, 25–34, 35–44, 45–54, 55–64, 65–74, 75–84 and 85+. Annual percentage change was APC = 100 × (exp β − 1), with intervals obtained by transforming β ± critical value × SE. Quasi-Poisson used the t distribution with model residual degrees of freedom; Poisson and negative binomial used normal Wald intervals.</w:t>
+      </w:r>
+    </w:p>
+    <w:p>
+      <w:r>
+        <w:rPr>
+          <w:color w:val="15653A"/>
+        </w:rPr>
+        <w:t>Quasi-Poisson scales Poisson coefficient variance by estimated dispersion. Negative binomial estimates the quadratic variance function μ + μ²/θ and can change coefficients as well as uncertainty. For every specification, we recorded Pearson dispersion, θ, mean-model convergence, iterations, errors and warnings. Large θ estimates with iteration warnings were interpreted as approaching the Poisson limit; these warnings prevent a claim of successful θ convergence or exact equivalence to Poisson.</w:t>
+      </w:r>
+    </w:p>
+    <w:p>
+      <w:r>
+        <w:rPr>
+          <w:color w:val="15653A"/>
+        </w:rPr>
+        <w:t>Each sensitivity changed one condition from the corrected primary analysis. We examined elapsed-days age, the original COVID rule, retention of all COVID mentions, the historical deduplication key, exclusion of 2020 and restriction to 2014–2019. The last two focused on 5–34 and 7–34 and retained actual calendar years as covariates. Excluding 2020 left seven observations and 5 trend residual degrees of freedom; restriction to 2014–2019 left six and 4. We evaluated both denominator revisions and both standards and reported every model regardless of statistical significance.</w:t>
+      </w:r>
+    </w:p>
+    <w:p>
+      <w:r>
+        <w:rPr>
+          <w:color w:val="15653A"/>
+        </w:rPr>
+        <w:t>Kitagawa accounting decomposition</w:t>
+      </w:r>
+    </w:p>
+    <w:p>
+      <w:r>
+        <w:rPr>
+          <w:color w:val="15653A"/>
+        </w:rPr>
+        <w:t>For the corrected ≥7 population, symmetric Kitagawa decomposition [11] partitioned crude differences into an age-composition term C and an age-specific-rate term R.</w:t>
+      </w:r>
+    </w:p>
+    <w:p>
+      <w:r>
+        <w:rPr>
+          <w:color w:val="15653A"/>
+        </w:rPr>
+        <w:t>C = Σ[a] (w(a,1) − w(a,0)) × (r(a,0) + r(a,1)) / 2.</w:t>
+      </w:r>
+    </w:p>
+    <w:p>
+      <w:r>
+        <w:rPr>
+          <w:color w:val="15653A"/>
+        </w:rPr>
+        <w:t>R = Σ[a] (r(a,1) − r(a,0)) × (w(a,0) + w(a,1)) / 2.</w:t>
+      </w:r>
+    </w:p>
+    <w:p>
+      <w:r>
+        <w:rPr>
+          <w:color w:val="15653A"/>
+        </w:rPr>
+        <w:t>Crude(1) − crude(0) = C + R, with r in deaths per 100,000 and each year's w normalised within ≥7.</w:t>
+      </w:r>
+    </w:p>
+    <w:p>
+      <w:r>
+        <w:rPr>
+          <w:color w:val="15653A"/>
+        </w:rPr>
+        <w:t>We used the same six endpoint pairs with IBGE 2018 and 2024, namely 2014–2021, 2014–2019, 2014–2020, 2015–2021, 2016–2021 and 2014–2018. We checked the identities at full precision before rounding each displayed component independently. This can produce a discrepancy in the last displayed digit. Shares above 100% indicate that a negative rate term offsets part of the composition term. The decomposition is descriptive and does not identify causal mechanisms.</w:t>
+      </w:r>
+    </w:p>
+    <w:p>
+      <w:r>
+        <w:rPr>
+          <w:color w:val="15653A"/>
+        </w:rPr>
+        <w:t>Software, reproducibility and ethics</w:t>
+      </w:r>
+    </w:p>
+    <w:p>
+      <w:r>
+        <w:rPr>
+          <w:color w:val="15653A"/>
+        </w:rPr>
+        <w:t>We used R 4.6.1 [10] for reproduction and revision; the reference reported R 4.3.3. The code records package versions, configurations, input hashes, warnings and independent checks, including numerical differences under the current environment. Public inputs, verified extraction code and separate scenario outputs support reproduction. Code and revision outputs are available at https://github.com/EduIntellect/asthma-mortality-brazil-reanalysis/tree/revision/amaury-review .</w:t>
+      </w:r>
+    </w:p>
+    <w:p>
+      <w:r>
+        <w:rPr>
+          <w:color w:val="15653A"/>
+        </w:rPr>
+        <w:t>The historical workflow used Claude Code and GitHub Copilot. This revision used Codex for code, analysis checking and editorial drafting. Figures were plotted directly from analytical results. Both authors' review and approval of the final work remain pending.</w:t>
+      </w:r>
+    </w:p>
+    <w:p>
+      <w:r>
+        <w:rPr>
+          <w:color w:val="15653A"/>
+        </w:rPr>
+        <w:t>The study used public SIM mortality records and aggregate IBGE projections, with no participant contact, and reports only aggregate results. Formal ethics approval or exemption has not been documented. The applicable institutional and journal wording requires author confirmation, as detailed in the accompanying checklist.</w:t>
+      </w:r>
+    </w:p>
+    <w:p>
+      <w:r>
+        <w:t>Results</w:t>
       </w:r>
     </w:p>
     <w:p>
@@ -719,7 +745,7 @@
           <w:strike/>
           <w:color w:val="9C2020"/>
         </w:rPr>
-        <w:t>In post hoc count models (Supplementary Table S4), the age-adjusted national trend was +0.00% per year with quasi-Poisson intervals (95% CI −1.12 to 1.14) and +0.9% (−0.2 to 2.1; p = 0.10) with a negative binomial model. With the 2024 population projection, the negative binomial estimate was +1.1% per year (95% CI 0.04 to 2.3; p = 0.043), the only one of six age-adjusted specifications whose interval excluded zero. The crude series was overdispersed (dispersion 5.9); its annual increase of 2.3% had p = 0.029 with quasi-Poisson and p &lt; 0.001 with negative binomial intervals. Using the WHO standard population, the standardised rate changed by −4.2% (p = 0.99) with the 2018 projection and by −2.0% (p = 0.73) with the 2024 projection (Supplementary Table S5).</w:t>
+        <w:t>Reproduction of the original analysis</w:t>
       </w:r>
     </w:p>
     <w:p>
@@ -728,7 +754,7 @@
           <w:strike/>
           <w:color w:val="9C2020"/>
         </w:rPr>
-        <w:t>Decomposition of the change in the crude rate</w:t>
+        <w:t>The SIM files for 2014–2021 contained 19,105 deaths with asthma as the underlying cause. After the COVID-19-related exclusion and removal of duplicates (57 records, 56 of them in 2020–2021) and exclusion of 15 deaths without a valid date of birth, the reproduction included 18,583 deaths above 6 years of age, against 18,584 reported by Brum et al. [1] (Supplementary Table S1). Of these, 68.2% occurred at 60 years or older, as in the original study.</w:t>
       </w:r>
     </w:p>
     <w:p>
@@ -737,7 +763,7 @@
           <w:strike/>
           <w:color w:val="9C2020"/>
         </w:rPr>
-        <w:t>The age-composition component accounted for 62% to 193% of the observed crude-rate increase across the six endpoint comparisons, while the component associated with age-specific mortality rates changed sign (Figure 2; exact values in Supplementary Table S6). For 2014–2021, the positive composition effect (+0.191 per 100,000) exceeded the net increase (+0.135) and was partly offset by changes in age-specific rates (−0.057). Approximately 95% of the composition component arose among individuals aged 60 years or older.</w:t>
+        <w:t>The crude national rate rose from 1.01 to 1.14 per 100,000 between 2014 and 2021 (+12.5%), with a maximum of 1.26 in 2020 (Supplementary Table S2). The linear trend was 0.025 per 100,000 per year (95% CI 0.004 to 0.046; p = 0.029; Table 1), against 0.03 (95% CI 0.01 to 0.04; p = 0.01) in the original paper. A negative binomial model gave an annual increase of 2.3% (95% CI 1.0 to 3.6), close to the 2.5% reported originally. The published annual rates were 1.8% to 5.4% higher than ours, with a gap that widened over the period, which points to a different population series; we could not identify it.</w:t>
       </w:r>
     </w:p>
     <w:p>
@@ -746,7 +772,7 @@
           <w:strike/>
           <w:color w:val="9C2020"/>
         </w:rPr>
-        <w:t>Ages 5–34 years</w:t>
+        <w:t>For the age groups of the original analysis, our slopes agreed in sign and significance class with the published ones: no trend below 18 years (p = 0.85), an increase at 18–59 years (slope 0.021; p = 0.044) and a non-significant decrease at 60 years or older (slope −0.071; p = 0.14). The magnitude of the changes did not match exactly, and the largest difference, at 60 years or older, could not be reconciled (Supplementary Table S3). The reproduction thus met the criteria defined in the project documentation: total deaths within 2% and agreement in the sign of the age-group trends.</w:t>
       </w:r>
     </w:p>
     <w:p>
@@ -755,7 +781,7 @@
           <w:strike/>
           <w:color w:val="9C2020"/>
         </w:rPr>
-        <w:t>The rate at ages 5–34 years rose from 0.182 to 0.219 per 100,000 between 2014 and 2021 (+20.3%; slope 0.0080 per year, 95% CI 0.0023 to 0.0138; p = 0.014; Table 1). The group had 1,591 deaths over the period, between 172 and 236 per year, with the lowest rate in 2017 (0.175) and the highest in 2020 (0.244) (Supplementary Figure S1). The control group aged 7–34 years gave a similar result (+23.5%; p = 0.011; Supplementary Figure S1); it contains nearly all the deaths of the 5–34 group, so it shows that the estimate does not depend on ages 5 and 6 rather than replicating it independently.</w:t>
+        <w:t>National trend after age standardisation</w:t>
       </w:r>
     </w:p>
     <w:p>
@@ -764,7 +790,7 @@
           <w:strike/>
           <w:color w:val="9C2020"/>
         </w:rPr>
-        <w:t>The increase persisted in post hoc analyses. Overdispersion was negligible (1.07), and the quasi-Poisson model gave an annual increase of 4.0% (95% CI 1.2 to 7.0; p = 0.013); with the 2024 projection it was 4.2% (p = 0.011). Standardised to the WHO population within the group, the rate rose by 16.9% (p = 0.020) with the 2018 projection and by 19.1% (p = 0.015) with the 2024 projection.</w:t>
+        <w:t>Using the same completed-age population of 7 years and older for both calculations, the crude rate increased from 1.123 to 1.258 per 100,000 between 2014 and 2021 (+12.0%), whereas the directly age-standardised rate decreased from 1.123 to 1.078 (−4.0%; Table 1; Figure 1). The estimated slope of the age-standardised series over all eight years was 0.0002 per 100,000 per year (95% CI −0.0213 to 0.0217; p = 0.983). Thus, the analysis did not support an increasing national age-standardised trend, although the confidence interval did not establish equivalence to a zero trend.</w:t>
       </w:r>
     </w:p>
     <w:p>
@@ -773,108 +799,7 @@
           <w:strike/>
           <w:color w:val="9C2020"/>
         </w:rPr>
-        <w:t>At 35–59 years the evidence was inconclusive: the rate rose from 0.719 to 0.830 (+15.5%; p = 0.13), and the count models disagreed (p = 0.13 with quasi-Poisson and p = 0.036 with negative binomial).</w:t>
-      </w:r>
-    </w:p>
-    <w:p>
-      <w:r>
-        <w:rPr>
-          <w:color w:val="15653A"/>
-        </w:rPr>
-        <w:t>Historical reproduction and corrected selection</w:t>
-      </w:r>
-    </w:p>
-    <w:p>
-      <w:r>
-        <w:rPr>
-          <w:color w:val="15653A"/>
-        </w:rPr>
-        <w:t>The complete historical pipeline reproduced 19,105 underlying-cause candidates, 56 COVID exclusions, one reduced-key removal, 15 non-interpretable ages and 18,583 deaths at continuous age &gt;6, versus 18,584 in Brum et al. [1]. All versioned selection counts, annual age aggregates and IBGE-2018 denominators matched exactly. Rate and trend differences were at floating-point scale; negative-binomial theta differed slightly under the current environment in models approaching the Poisson limit, without changing the reported significance classes. The unresolved original population series and age-group discrepancies remain in the historical audit (Supplementary Table S3).</w:t>
-      </w:r>
-    </w:p>
-    <w:p>
-      <w:r>
-        <w:rPr>
-          <w:color w:val="15653A"/>
-        </w:rPr>
-        <w:t>The eight official files contained 11,169,644 records, including 19,105 underlying-cause asthma records. Corrected COVID exclusions removed 57 records: 27 in 2020 and 30 in 2021. No record was removed as a proven duplicate; 15 had non-interpretable dates and none had birth after death, leaving 19,033 age-valid records. The ≥7 domain contained 18,544 deaths, including 12,678 (68.4%) at ≥60. Calendar age changed the single-year bin of 23 candidates (23 retained), but none crossed the ≥7, 5–34, 7–34, 35–59 or ≥60 domain boundaries relative to floor(days/365.25). Ages above 90 were retained in the 90+ interval. The corrected total ≥7 equals the historical total by coincidence: retaining one 2018 record adds a death and excluding the additional 2021 U071 record removes one.</w:t>
-      </w:r>
-    </w:p>
-    <w:p>
-      <w:r>
-        <w:rPr>
-          <w:color w:val="15653A"/>
-        </w:rPr>
-        <w:t>National domain of completed ages ≥7</w:t>
-      </w:r>
-    </w:p>
-    <w:p>
-      <w:r>
-        <w:rPr>
-          <w:color w:val="15653A"/>
-        </w:rPr>
-        <w:t>For completed ages ≥7, the aligned crude series rose from 1.123 to 1.257 per 100,000 (+12.0%; absolute change +0.1343), with slope 0.0270 per year (95% CI 0.0030 to 0.0509; p = 0.033). Brazil-2014-standardised mortality changed from 1.123 to 1.077 per 100,000 (-4.1%; absolute change -0.0456), with slope 0.0002 per year (95% CI -0.0214 to 0.0217; p = 0.986). The endpoint decrease and the slope across eight annual observations answer different questions. The interval does not demonstrate equivalence to zero or stability.</w:t>
-      </w:r>
-    </w:p>
-    <w:p>
-      <w:r>
-        <w:rPr>
-          <w:color w:val="15653A"/>
-        </w:rPr>
-        <w:t>With 2018 denominators, the age-adjusted national estimate was +0.00% per year (95% CI -1.13 to 1.14; p = 0.999) under quasi-Poisson and +0.93% per year (95% CI -0.20 to 2.06; p = 0.106) under negative binomial regression. With 2024 denominators, the negative binomial estimate was +1.14% per year (95% CI 0.03 to 2.26; p = 0.044), the only one of the six corrected national age-adjusted specifications with an interval excluding zero. The national Poisson Pearson dispersion was 3.11; different uncertainty and variance assumptions contribute to differences between families. All mean-model iterations converged. Negative binomial fits for some unadjusted age-group series issued theta iteration-limit warnings; these rows are reported explicitly in Supplementary Table S4, not treated as successful dispersion convergence or exact identity with Poisson.</w:t>
-      </w:r>
-    </w:p>
-    <w:p>
-      <w:r>
-        <w:rPr>
-          <w:color w:val="15653A"/>
-        </w:rPr>
-        <w:t>Composition of the crude-rate change at ≥7</w:t>
-      </w:r>
-    </w:p>
-    <w:p>
-      <w:r>
-        <w:rPr>
-          <w:color w:val="15653A"/>
-        </w:rPr>
-        <w:t>Across six pairs, the composition component was positive under both revisions. With IBGE 2018 it accounted for 61.5–193.8% of the net increase, compared with 55.0–153.5% under IBGE 2024. For 2014–2021, the 2018 net change of +0.134 per 100,000 comprised composition +0.191 and age-specific rates -0.057; 94.8% of composition arose at ≥60. The corresponding 2024 terms were +0.146, +0.170 and -0.025. Contributions above 100% mean that a negative rate component partly offset the positive composition component; they are accounting quantities, not causal fractions.</w:t>
-      </w:r>
-    </w:p>
-    <w:p>
-      <w:r>
-        <w:rPr>
-          <w:color w:val="15653A"/>
-        </w:rPr>
-        <w:t>Mortality within ages 5–34 and sensitivity analyses</w:t>
-      </w:r>
-    </w:p>
-    <w:p>
-      <w:r>
-        <w:rPr>
-          <w:color w:val="15653A"/>
-        </w:rPr>
-        <w:t>Ages 5–34 contributed 1,590 corrected deaths (172–236 annually). Their crude rate rose from 0.182 to 0.218 per 100,000 (+19.7%; absolute change +0.0358), with slope 0.0079 per year (95% CI 0.0021 to 0.0138; p = 0.016). Standardising within 5–34 to Brazil 2014 yielded 0.182 to 0.215 per 100,000 (+18.0%; absolute change +0.0328), with slope 0.0075 per year (95% CI 0.0018 to 0.0132; p = 0.018); WHO standardisation yielded 0.178 to 0.207 per 100,000 (+16.4%; absolute change +0.0291), with slope 0.0068 per year (95% CI 0.0014 to 0.0122; p = 0.022). Thus the crude absolute increase was 0.0358, and the within-group-standardised absolute increase was 0.0328 per 100,000. The nested 7–34 control gave 0.181 to 0.220 per 100,000 (+21.0%; absolute change +0.0381), with slope 0.0088 per year (95% CI 0.0026 to 0.0149; p = 0.013); it is a technical control, not independent replication. The crude 5–34 quasi-Poisson estimate was +4.00% per year (95% CI 1.13 to 6.95; p = 0.014).</w:t>
-      </w:r>
-    </w:p>
-    <w:p>
-      <w:r>
-        <w:rPr>
-          <w:color w:val="15653A"/>
-        </w:rPr>
-        <w:t>Excluding 2020 while retaining calendar-year values, the within-5–34 Brazil-2014-standardised slope was 0.0058 (95% CI 0.0004 to 0.0112; p = 0.040). In 2014–2019 it was 0.0068 (95% CI -0.0023 to 0.0158; p = 0.107); the endpoint increase was 22.4%. For the 7–34 control, the respective standardised trend p values were 0.021 and 0.067. The primary standardised prepandemic interval therefore does not establish a positive annual trend. With WHO standardisation and IBGE 2018, excluding 2020 gives p = 0.055, with an interval including zero. In 2014–2019, count-model inference also differs: the crude 5–34 Poisson and negative-binomial Wald intervals exclude zero, whereas the quasi-Poisson t interval includes it; negative-binomial theta has an iteration warning. Results for both revisions, both standards and count models are supplied rather than selected by significance.</w:t>
-      </w:r>
-    </w:p>
-    <w:p>
-      <w:r>
-        <w:rPr>
-          <w:color w:val="15653A"/>
-        </w:rPr>
-        <w:t>The original COVID rule removes 56 records; adding U071 removes one further record in 2021, within both young domains. Of 18 U071 mentions in 2020, all were already excluded; of 19 in 2021, 18 overlapped the original rule. Retaining all COVID mentions raises the primary ≥7 numerator from 18,544 to 18,601. Calendar-age, original-COVID, all-COVID-retained and historical-key sensitivities change one condition at a time (Supplementary Table S8). At 35–59 the crude slope remained imprecise (p = 0.132); uncertainty is not evidence of stability.</w:t>
-      </w:r>
-    </w:p>
-    <w:p>
-      <w:r>
-        <w:t>Discussion</w:t>
+        <w:t>In post hoc count models (Supplementary Table S4), the age-adjusted national trend was +0.00% per year with quasi-Poisson intervals (95% CI −1.12 to 1.14) and +0.9% (−0.2 to 2.1; p = 0.10) with a negative binomial model. With the 2024 population projection, the negative binomial estimate was +1.1% per year (95% CI 0.04 to 2.3; p = 0.043), the only one of six age-adjusted specifications whose interval excluded zero. The crude series was overdispersed (dispersion 5.9); its annual increase of 2.3% had p = 0.029 with quasi-Poisson and p &lt; 0.001 with negative binomial intervals. Using the WHO standard population, the standardised rate changed by −4.2% (p = 0.99) with the 2018 projection and by −2.0% (p = 0.73) with the 2024 projection (Supplementary Table S5).</w:t>
       </w:r>
     </w:p>
     <w:p>
@@ -883,7 +808,7 @@
           <w:strike/>
           <w:color w:val="9C2020"/>
         </w:rPr>
-        <w:t>We reproduced the crude increase in asthma mortality reported by Brum et al. for 2014–2021, with one death of difference in the total count and the same direction of the national and age-group trends. After direct age standardisation, however, the national age-standardised trend was not statistically distinguishable from zero: the standardised rate fell by 4.0% and its slope over the eight years was close to zero, with a confidence interval that admits small changes in either direction. In a decomposition of the crude change, shifts in the age composition of the population accounted for most of the increase, and in the 2014–2021 comparison for more than all of it. The rise in mortality at 5–34 years, by contrast, persisted across every specification we examined.</w:t>
+        <w:t>Decomposition of the change in the crude rate</w:t>
       </w:r>
     </w:p>
     <w:p>
@@ -892,7 +817,7 @@
           <w:strike/>
           <w:color w:val="9C2020"/>
         </w:rPr>
-        <w:t>These results do not contradict the crude series of Brum et al.; they qualify its interpretation. A rising crude rate measures a rising burden of deaths in the population, which is relevant for health services. It does not by itself show that the risk of dying from asthma at a given age has increased. Cardoso et al. reported an increase in the number of asthma deaths over 2013–2023 while noting that the overall rate per 100,000 inhabitants remained stable [2]. Together, these studies illustrate why trends in death counts and crude rates should be distinguished from age-adjusted trends. In our reanalysis, changes in population age composition accounted for much of the crude increase. The statement that asthma mortality “shows an increasing trend for the first time in the past decades” [1] is consistent with the crude-rate increase reported by Brum et al., but our analysis does not establish a comparable increase in national age-standardised mortality during 2014–2021.</w:t>
+        <w:t>The age-composition component accounted for 62% to 193% of the observed crude-rate increase across the six endpoint comparisons, while the component associated with age-specific mortality rates changed sign (Figure 2; exact values in Supplementary Table S6). For 2014–2021, the positive composition effect (+0.191 per 100,000) exceeded the net increase (+0.135) and was partly offset by changes in age-specific rates (−0.057). Approximately 95% of the composition component arose among individuals aged 60 years or older.</w:t>
       </w:r>
     </w:p>
     <w:p>
@@ -901,7 +826,7 @@
           <w:strike/>
           <w:color w:val="9C2020"/>
         </w:rPr>
-        <w:t>The Kitagawa decomposition gives this reading a quantitative form, but it is an accounting decomposition, not a causal one. It splits a difference between two years into a component due to the age distribution and a component due to age-specific rates; it does not identify why either changed. Because two-year comparisons depend on their endpoints, we repeated it for six pairs of years. The composition component was positive in all of them, and about 95% of it arose at 60 years or older, the age range whose share of the population grew from 13.3% to 16.3%. The age-specific component changed sign with the endpoints, and was largest in the comparison ending in 2020, the year with the highest rates. We therefore treat the eight-year standardised trend as the main evidence, with the decomposition describing contributions to the crude increase.</w:t>
+        <w:t>Ages 5–34 years</w:t>
       </w:r>
     </w:p>
     <w:p>
@@ -910,7 +835,7 @@
           <w:strike/>
           <w:color w:val="9C2020"/>
         </w:rPr>
-        <w:t>The national age-adjusted result was not uniform across specifications. One of six count-model specifications, the negative binomial model with the 2024 population projection, estimated an increase of 1.1% per year whose interval excluded zero. The remaining specifications gave estimates between 0% and 0.9% per year with intervals that included zero. With eight annual observations, these data cannot establish that age-adjusted mortality was constant; the age-adjusted point estimates were generally smaller than the crude estimate, although the confidence intervals did not rule out increases of comparable magnitude under some specifications.</w:t>
+        <w:t>The rate at ages 5–34 years rose from 0.182 to 0.219 per 100,000 between 2014 and 2021 (+20.3%; slope 0.0080 per year, 95% CI 0.0023 to 0.0138; p = 0.014; Table 1). The group had 1,591 deaths over the period, between 172 and 236 per year, with the lowest rate in 2017 (0.175) and the highest in 2020 (0.244) (Supplementary Figure S1). The control group aged 7–34 years gave a similar result (+23.5%; p = 0.011; Supplementary Figure S1); it contains nearly all the deaths of the 5–34 group, so it shows that the estimate does not depend on ages 5 and 6 rather than replicating it independently.</w:t>
       </w:r>
     </w:p>
     <w:p>
@@ -919,7 +844,7 @@
           <w:strike/>
           <w:color w:val="9C2020"/>
         </w:rPr>
-        <w:t>The increase at ages 5–34 requires separate interpretation. The rate rose by about 20% between 2014 and 2021, and the estimate held with count models, with the WHO standard population and with the alternative projection. This age range was used in earlier Brazilian surveillance, in which Graudenz et al. reported a decline in age-standardised mortality from 1980 to 2014 [3]. Our primary estimate for this group is not standardised within the group, and the two studies differ in period and methods, so the comparison does not establish a change point in 2014. The finding rests on 172 to 236 deaths per year, and the highest rate occurred in 2020. It warrants monitoring with longer series rather than a firm conclusion about a reversal.</w:t>
+        <w:t>The increase persisted in post hoc analyses. Overdispersion was negligible (1.07), and the quasi-Poisson model gave an annual increase of 4.0% (95% CI 1.2 to 7.0; p = 0.013); with the 2024 projection it was 4.2% (p = 0.011). Standardised to the WHO population within the group, the rate rose by 16.9% (p = 0.020) with the 2018 projection and by 19.1% (p = 0.015) with the 2024 projection.</w:t>
       </w:r>
     </w:p>
     <w:p>
@@ -928,7 +853,108 @@
           <w:strike/>
           <w:color w:val="9C2020"/>
         </w:rPr>
-        <w:t>The reproduction also revealed limits to exact comparison with published estimates. Our population denominators differed from those of the original study, so our annual national crude rates were 1.8% to 5.4% lower, and the magnitude of the change at 60 years or older could not be reconciled. The original code made it possible to identify these differences, but the exact population series could not be recovered. Reporting the denominators used, together with age-standardised rates alongside crude rates, would make national asthma surveillance comparable across studies and years.</w:t>
+        <w:t>At 35–59 years the evidence was inconclusive: the rate rose from 0.719 to 0.830 (+15.5%; p = 0.13), and the count models disagreed (p = 0.13 with quasi-Poisson and p = 0.036 with negative binomial).</w:t>
+      </w:r>
+    </w:p>
+    <w:p>
+      <w:r>
+        <w:rPr>
+          <w:color w:val="15653A"/>
+        </w:rPr>
+        <w:t>Historical reproduction and corrected selection</w:t>
+      </w:r>
+    </w:p>
+    <w:p>
+      <w:r>
+        <w:rPr>
+          <w:color w:val="15653A"/>
+        </w:rPr>
+        <w:t>The historical pipeline reproduced 19,105 underlying-cause candidates, 56 COVID exclusions, one reduced-key removal, 15 uninterpretable ages and 18,583 deaths at continuous age &gt;6. Brum et al. reported 18,584 deaths [1]. All versioned selection counts, annual age aggregates and IBGE-2018 denominators matched exactly. Rate and trend differences were at floating-point scale. Negative binomial θ estimates differed slightly under the current environment in models approaching the Poisson limit, with no change in significance classifications. Supplementary Table S3 documents the unresolved original population series and age-group discrepancies.</w:t>
+      </w:r>
+    </w:p>
+    <w:p>
+      <w:r>
+        <w:rPr>
+          <w:color w:val="15653A"/>
+        </w:rPr>
+        <w:t>The eight official files contained 11,169,644 records, including 19,105 underlying-cause asthma records. Corrected COVID exclusions removed 57 records, comprising 27 in 2020 and 30 in 2021. No record was removed as a proven duplicate; 15 had non-interpretable dates and none had birth after death, leaving 19,033 age-valid records. The ≥7 domain contained 18,544 deaths, including 12,678 (68.4%) at ≥60. Calendar age changed the single-year bin of 23 candidates (23 retained), but none crossed the ≥7, 5–34, 7–34, 35–59 or ≥60 domain boundaries relative to floor(days/365.25). Ages above 90 were retained in the 90+ interval. The corrected total ≥7 equals the historical total because retaining one 2018 record and excluding the additional 2021 U071 record cancel in the total.</w:t>
+      </w:r>
+    </w:p>
+    <w:p>
+      <w:r>
+        <w:rPr>
+          <w:color w:val="15653A"/>
+        </w:rPr>
+        <w:t>National domain of completed ages ≥7</w:t>
+      </w:r>
+    </w:p>
+    <w:p>
+      <w:r>
+        <w:rPr>
+          <w:color w:val="15653A"/>
+        </w:rPr>
+        <w:t>For completed ages ≥7, the aligned crude series rose from 1.123 to 1.257 per 100,000 (+12.0%; absolute change +0.1343), with slope 0.0270 per year (95% CI 0.0030 to 0.0509; p = 0.033). Brazil-2014-standardised mortality changed from 1.123 to 1.077 per 100,000 (-4.1%; absolute change -0.0456), with slope 0.0002 per year (95% CI -0.0214 to 0.0217; p = 0.986). The endpoint comparison describes the difference between 2014 and 2021. The slope uses all eight annual observations, and its interval includes trends in both directions.</w:t>
+      </w:r>
+    </w:p>
+    <w:p>
+      <w:r>
+        <w:rPr>
+          <w:color w:val="15653A"/>
+        </w:rPr>
+        <w:t>With 2018 denominators, the age-adjusted national estimate was +0.00% per year (95% CI -1.13 to 1.14; p = 0.999) under quasi-Poisson and +0.93% per year (95% CI -0.20 to 2.06; p = 0.106) under negative binomial regression. With 2024 denominators, the negative binomial estimate was +1.14% per year (95% CI 0.03 to 2.26; p = 0.044), the only one of the six corrected national age-adjusted specifications whose interval excluded zero. The national Poisson Pearson dispersion was 3.11; different uncertainty and variance assumptions contribute to differences between families. All mean-model iterations converged. Some unadjusted age-group negative binomial fits reached the theta iteration limit. Supplementary Table S4 identifies these warnings; convergence of the mean model alone does not establish dispersion convergence.</w:t>
+      </w:r>
+    </w:p>
+    <w:p>
+      <w:r>
+        <w:rPr>
+          <w:color w:val="15653A"/>
+        </w:rPr>
+        <w:t>Composition of the crude-rate change at ≥7</w:t>
+      </w:r>
+    </w:p>
+    <w:p>
+      <w:r>
+        <w:rPr>
+          <w:color w:val="15653A"/>
+        </w:rPr>
+        <w:t>Across six pairs, the composition component was positive under both revisions. With IBGE 2018 it accounted for 61.5–193.8% of the net increase, compared with 55.0–153.5% under IBGE 2024. For 2014–2021, the 2018 net change of +0.134 per 100,000 comprised composition +0.191 and age-specific rates -0.057; 94.8% of composition arose at ≥60. The corresponding 2024 terms were +0.146, +0.170 and -0.025. Contributions above 100% mean that a negative rate component partly offset the positive composition component; these proportions describe the decomposition and do not estimate causal effects.</w:t>
+      </w:r>
+    </w:p>
+    <w:p>
+      <w:r>
+        <w:rPr>
+          <w:color w:val="15653A"/>
+        </w:rPr>
+        <w:t>Mortality within ages 5–34 and sensitivity analyses</w:t>
+      </w:r>
+    </w:p>
+    <w:p>
+      <w:r>
+        <w:rPr>
+          <w:color w:val="15653A"/>
+        </w:rPr>
+        <w:t>Ages 5–34 contributed 1,590 corrected deaths (172–236 annually). Their crude rate rose from 0.182 to 0.218 per 100,000 (+19.7%; absolute change +0.0358), with slope 0.0079 per year (95% CI 0.0021 to 0.0138; p = 0.016). Standardising within 5–34 to Brazil 2014 yielded 0.182 to 0.215 per 100,000 (+18.0%; absolute change +0.0328), with slope 0.0075 per year (95% CI 0.0018 to 0.0132; p = 0.018); WHO standardisation yielded 0.178 to 0.207 per 100,000 (+16.4%; absolute change +0.0291), with slope 0.0068 per year (95% CI 0.0014 to 0.0122; p = 0.022). Thus the crude absolute increase was 0.0358, and the within-group-standardised absolute increase was 0.0328 per 100,000. The nested 7–34 comparison gave 0.181 to 0.220 per 100,000 (+21.0%; absolute change +0.0381), with slope 0.0088 per year (95% CI 0.0026 to 0.0149; p = 0.013); it tests sensitivity to including ages five and six. The crude 5–34 quasi-Poisson estimate was +4.00% per year (95% CI 1.13 to 6.95; p = 0.014).</w:t>
+      </w:r>
+    </w:p>
+    <w:p>
+      <w:r>
+        <w:rPr>
+          <w:color w:val="15653A"/>
+        </w:rPr>
+        <w:t>Excluding 2020 while retaining calendar-year values, the within-5–34 Brazil-2014-standardised slope was 0.0058 (95% CI 0.0004 to 0.0112; p = 0.040). In 2014–2019 it was 0.0068 (95% CI -0.0023 to 0.0158; p = 0.107); the endpoint increase was 22.4%. For the 7–34 control, the respective standardised trend p values were 0.021 and 0.067. The primary standardised prepandemic interval therefore does not establish a positive annual trend. With WHO standardisation and IBGE 2018, excluding 2020 gives p = 0.055, with an interval including zero. In 2014–2019, count-model inference also differs. The crude 5–34 Poisson and negative binomial Wald intervals exclude zero; the quasi-Poisson t interval includes it; negative-binomial theta has an iteration warning. Supplementary Table S7 reports results for both revisions, both standards and all three count families.</w:t>
+      </w:r>
+    </w:p>
+    <w:p>
+      <w:r>
+        <w:rPr>
+          <w:color w:val="15653A"/>
+        </w:rPr>
+        <w:t>The original COVID rule removes 56 records; adding U071 removes one further record in 2021, within both young domains. Of 18 U071 mentions in 2020, all were already excluded; of 19 in 2021, 18 overlapped the original rule. Retaining all COVID mentions raises the primary ≥7 numerator from 18,544 to 18,601. Calendar-age, original-COVID, all-COVID-retained and historical-key sensitivities change one condition at a time (Supplementary Table S8). At 35–59 the crude slope remained imprecise (p = 0.132); uncertainty is not evidence of stability.</w:t>
+      </w:r>
+    </w:p>
+    <w:p>
+      <w:r>
+        <w:t>Discussion</w:t>
       </w:r>
     </w:p>
     <w:p>
@@ -937,7 +963,7 @@
           <w:strike/>
           <w:color w:val="9C2020"/>
         </w:rPr>
-        <w:t>Several limitations remain. The design is ecological and descriptive. The count models, the WHO standard population, the alternative projection and the decomposition were added after the main analyses and should be read as robustness or descriptive analyses, and we made no adjustment for multiple comparisons. The SIM files may have been revised since the original analysis, our deduplication did not reproduce the original procedure exactly, and changes in death certification or coding during the period, including during the COVID-19 pandemic, cannot be excluded. The questions were defined in the project documentation, but we could not document their timing relative to the analyses independently.</w:t>
+        <w:t>We reproduced the crude increase in asthma mortality reported by Brum et al. for 2014–2021, with one death of difference in the total count and the same direction of the national and age-group trends. After direct age standardisation, however, the national age-standardised trend was not statistically distinguishable from zero: the standardised rate fell by 4.0% and its slope over the eight years was close to zero, with a confidence interval that admits small changes in either direction. In a decomposition of the crude change, shifts in the age composition of the population accounted for most of the increase, and in the 2014–2021 comparison for more than all of it. The rise in mortality at 5–34 years, by contrast, persisted across every specification we examined.</w:t>
       </w:r>
     </w:p>
     <w:p>
@@ -946,60 +972,7 @@
           <w:strike/>
           <w:color w:val="9C2020"/>
         </w:rPr>
-        <w:t>Overall, the increase in crude asthma mortality in Brazil between 2014 and 2021 is reproducible, but it was not accompanied by a comparable increase in age-standardised mortality, and changes in population age structure accounted for most of it. Mortality at 5–34 years did increase over the period. National surveillance should report age-standardised and age-specific trends together with crude rates, because in this case they lead to different conclusions about the direction of asthma mortality.</w:t>
-      </w:r>
-    </w:p>
-    <w:p>
-      <w:r>
-        <w:rPr>
-          <w:color w:val="15653A"/>
-        </w:rPr>
-        <w:t>The corrected analysis reproduced the historical crude finding while separating it from the national domain of completed ages ≥7. Aligned crude mortality increased between 2014 and 2021, but the Brazil-2014-standardised endpoint change was negative and the slope across all eight years was close to zero. Its uncertainty admits trends in either direction and cannot demonstrate stability. The positive negative-binomial estimate using IBGE 2024 also prevents a claim that all national age-adjusted specifications exclude an increase.</w:t>
-      </w:r>
-    </w:p>
-    <w:p>
-      <w:r>
-        <w:rPr>
-          <w:color w:val="15653A"/>
-        </w:rPr>
-        <w:t>The decomposition showed positive age-composition contributions across every endpoint pair with both denominator revisions. For some pairs the composition term exceeded the net crude increase because the age-specific-rate term was negative. These quantities describe changes in rates and population composition rather than identify causes of death, certification changes, treatment access or pandemic effects. Endpoint contrasts should not substitute for the trend across all annual observations.</w:t>
-      </w:r>
-    </w:p>
-    <w:p>
-      <w:r>
-        <w:rPr>
-          <w:color w:val="15653A"/>
-        </w:rPr>
-        <w:t>Within ages 5–34, both crude and standardised mortality increased across 2014–2021. Standardising inside the range matters because even a comparatively young domain can change its internal age distribution. The primary Brazil-standardised slope retained a positive interval after removal of 2020, while the WHO sensitivity with IBGE 2018 included zero. The shorter prepandemic primary estimate was imprecise and its interval included zero. Neither that imprecision nor the positive endpoint contrast establishes a prepandemic annual trend. The nested 7–34 analysis supports sensitivity to the inclusion of ages five and six, rather than independent confirmation. These findings warrant continued surveillance but do not establish a change point or a reversal of the earlier decline reported by Graudenz et al. [3].</w:t>
-      </w:r>
-    </w:p>
-    <w:p>
-      <w:r>
-        <w:rPr>
-          <w:color w:val="15653A"/>
-        </w:rPr>
-        <w:t>The U071 correction, explicit calendar ages and conservative treatment of the ambiguous pair improve the transparency of selection. Equality of the revised and historical ≥7 totals masks different individual records and distributions. Calendar age shifted single-year bins even without changing the five named domain memberships, which can affect direct standardisation and band-based models. Alternative COVID rules, retention of mentions and key-based deduplication are reported as sensitivity scenarios rather than silently blended corrections.</w:t>
-      </w:r>
-    </w:p>
-    <w:p>
-      <w:r>
-        <w:rPr>
-          <w:color w:val="15653A"/>
-        </w:rPr>
-        <w:t>Limitations include the ecological design, short annual series, post hoc robustness analyses, unadjusted multiple comparisons and possible changes in death certification. Public-field linkage cannot determine the true identity of the 2018 pair. For SIM 2014–2019, absent historical execution hashes prevent verification of byte identity, despite exact reproduction of recorded counts and aggregates. The population workbook used by Brum et al. remains unavailable. Negative-binomial theta iteration warnings near the Poisson limit also limit claims about dispersion convergence; they do not justify hiding models or selecting a family by its p value. Statistical intervals quantify model uncertainty rather than uncertainty from record selection, certification or population reconstruction.</w:t>
-      </w:r>
-    </w:p>
-    <w:p>
-      <w:r>
-        <w:rPr>
-          <w:color w:val="15653A"/>
-        </w:rPr>
-        <w:t>The study supports joint reporting of aligned crude, age-standardised and age-specific mortality. Population composition accounted for much of the corrected crude increase at ≥7. Evidence of an increase within 5–34 over 2014–2021 merits attention, with the prepandemic uncertainty and sensitivity to modelling clearly stated.</w:t>
-      </w:r>
-    </w:p>
-    <w:p>
-      <w:r>
-        <w:t>Funding</w:t>
+        <w:t>These results do not contradict the crude series of Brum et al.; they qualify its interpretation. A rising crude rate measures a rising burden of deaths in the population, which is relevant for health services. It does not by itself show that the risk of dying from asthma at a given age has increased. Cardoso et al. reported an increase in the number of asthma deaths over 2013–2023 while noting that the overall rate per 100,000 inhabitants remained stable [2]. Together, these studies illustrate why trends in death counts and crude rates should be distinguished from age-adjusted trends. In our reanalysis, changes in population age composition accounted for much of the crude increase. The statement that asthma mortality “shows an increasing trend for the first time in the past decades” [1] is consistent with the crude-rate increase reported by Brum et al., but our analysis does not establish a comparable increase in national age-standardised mortality during 2014–2021.</w:t>
       </w:r>
     </w:p>
     <w:p>
@@ -1008,20 +981,7 @@
           <w:strike/>
           <w:color w:val="9C2020"/>
         </w:rPr>
-        <w:t>No funding was received for this study.</w:t>
-      </w:r>
-    </w:p>
-    <w:p>
-      <w:r>
-        <w:rPr>
-          <w:color w:val="15653A"/>
-        </w:rPr>
-        <w:t>No funding was received for this study. This declaration is retained from the reviewed PDF and awaits confirmation of both authors' circumstances in the accompanying checklist.</w:t>
-      </w:r>
-    </w:p>
-    <w:p>
-      <w:r>
-        <w:t>Conflicts of interest</w:t>
+        <w:t>The Kitagawa decomposition gives this reading a quantitative form, but it is an accounting decomposition, not a causal one. It splits a difference between two years into a component due to the age distribution and a component due to age-specific rates; it does not identify why either changed. Because two-year comparisons depend on their endpoints, we repeated it for six pairs of years. The composition component was positive in all of them, and about 95% of it arose at 60 years or older, the age range whose share of the population grew from 13.3% to 16.3%. The age-specific component changed sign with the endpoints, and was largest in the comparison ending in 2020, the year with the highest rates. We therefore treat the eight-year standardised trend as the main evidence, with the decomposition describing contributions to the crude increase.</w:t>
       </w:r>
     </w:p>
     <w:p>
@@ -1030,36 +990,7 @@
           <w:strike/>
           <w:color w:val="9C2020"/>
         </w:rPr>
-        <w:t>The authors declare no conflicts of interest.</w:t>
-      </w:r>
-    </w:p>
-    <w:p>
-      <w:r>
-        <w:rPr>
-          <w:color w:val="15653A"/>
-        </w:rPr>
-        <w:t>The authors declare no conflicts of interest. This declaration is retained from the reviewed PDF and awaits confirmation by both authors.</w:t>
-      </w:r>
-    </w:p>
-    <w:p>
-      <w:r>
-        <w:rPr>
-          <w:color w:val="15653A"/>
-        </w:rPr>
-        <w:t>Author contributions</w:t>
-      </w:r>
-    </w:p>
-    <w:p>
-      <w:r>
-        <w:rPr>
-          <w:color w:val="15653A"/>
-        </w:rPr>
-        <w:t>Author order and affiliations are carried forward from the reviewed PDF. Final CRediT contributions and completion of each author's scientific review require confirmation before submission; no completed validation is asserted here.</w:t>
-      </w:r>
-    </w:p>
-    <w:p>
-      <w:r>
-        <w:t>References</w:t>
+        <w:t>The national age-adjusted result was not uniform across specifications. One of six count-model specifications, the negative binomial model with the 2024 population projection, estimated an increase of 1.1% per year whose interval excluded zero. The remaining specifications gave estimates between 0% and 0.9% per year with intervals that included zero. With eight annual observations, these data cannot establish that age-adjusted mortality was constant; the age-adjusted point estimates were generally smaller than the crude estimate, although the confidence intervals did not rule out increases of comparable magnitude under some specifications.</w:t>
       </w:r>
     </w:p>
     <w:p>
@@ -1068,7 +999,7 @@
           <w:strike/>
           <w:color w:val="9C2020"/>
         </w:rPr>
-        <w:t>Brum M, Henz J, Boeira M, Soares S, Friedrich F, Pitrez PM. Recent increase in asthma mortality in Brazil: a warning sign for the public health system. J Bras Pneumol. 2024;50(5):e20240138. doi:10.36416/1806-3756/e20240138</w:t>
+        <w:t>The increase at ages 5–34 requires separate interpretation. The rate rose by about 20% between 2014 and 2021, and the estimate held with count models, with the WHO standard population and with the alternative projection. This age range was used in earlier Brazilian surveillance, in which Graudenz et al. reported a decline in age-standardised mortality from 1980 to 2014 [3]. Our primary estimate for this group is not standardised within the group, and the two studies differ in period and methods, so the comparison does not establish a change point in 2014. The finding rests on 172 to 236 deaths per year, and the highest rate occurred in 2020. It warrants monitoring with longer series rather than a firm conclusion about a reversal.</w:t>
       </w:r>
     </w:p>
     <w:p>
@@ -1077,7 +1008,7 @@
           <w:strike/>
           <w:color w:val="9C2020"/>
         </w:rPr>
-        <w:t>Cardoso ADRO, Ferreira ACG, Rabahi MF. Asthma-related deaths in Brazil: data from an ecological study. J Bras Pneumol. 2024;50(6):e20240296. doi:10.36416/1806-3756/e20240296</w:t>
+        <w:t>The reproduction also revealed limits to exact comparison with published estimates. Our population denominators differed from those of the original study, so our annual national crude rates were 1.8% to 5.4% lower, and the magnitude of the change at 60 years or older could not be reconciled. The original code made it possible to identify these differences, but the exact population series could not be recovered. Reporting the denominators used, together with age-standardised rates alongside crude rates, would make national asthma surveillance comparable across studies and years.</w:t>
       </w:r>
     </w:p>
     <w:p>
@@ -1086,7 +1017,7 @@
           <w:strike/>
           <w:color w:val="9C2020"/>
         </w:rPr>
-        <w:t>Graudenz GS, Carneiro DP, Vieira RP. Trends in asthma mortality in the 0- to 4-year and 5- to 34-year age groups in Brazil. J Bras Pneumol. 2017;43(1):24-31. doi:10.1590/S1806-37562015000000253</w:t>
+        <w:t>Several limitations remain. The design is ecological and descriptive. The count models, the WHO standard population, the alternative projection and the decomposition were added after the main analyses and should be read as robustness or descriptive analyses, and we made no adjustment for multiple comparisons. The SIM files may have been revised since the original analysis, our deduplication did not reproduce the original procedure exactly, and changes in death certification or coding during the period, including during the COVID-19 pandemic, cannot be excluded. The questions were defined in the project documentation, but we could not document their timing relative to the analyses independently.</w:t>
       </w:r>
     </w:p>
     <w:p>
@@ -1095,7 +1026,76 @@
           <w:strike/>
           <w:color w:val="9C2020"/>
         </w:rPr>
-        <w:t>Brum M, et al. Analysis code accompanying reference 1. GitHub repository, commit 8d527a5 (15 May 2024). Available from: https://github.com/mobrant94/asthma_mortality</w:t>
+        <w:t>Overall, the increase in crude asthma mortality in Brazil between 2014 and 2021 is reproducible, but it was not accompanied by a comparable increase in age-standardised mortality, and changes in population age structure accounted for most of it. Mortality at 5–34 years did increase over the period. National surveillance should report age-standardised and age-specific trends together with crude rates, because in this case they lead to different conclusions about the direction of asthma mortality.</w:t>
+      </w:r>
+    </w:p>
+    <w:p>
+      <w:r>
+        <w:rPr>
+          <w:color w:val="15653A"/>
+        </w:rPr>
+        <w:t>The corrected analysis found an increase in aligned crude asthma mortality among people aged ≥7 between 2014 and 2021. With Brazil 2014 age weights held fixed, the endpoint change was negative and the slope across all eight years was close to zero. The interval was compatible with trends in either direction and does not demonstrate stability. The positive age-adjusted negative binomial estimate with IBGE 2024 shows that national trend inference also depends on the model and population revision.</w:t>
+      </w:r>
+    </w:p>
+    <w:p>
+      <w:r>
+        <w:rPr>
+          <w:color w:val="15653A"/>
+        </w:rPr>
+        <w:t>Age composition contributed positively to the crude change for every endpoint pair under both population revisions. In some pairs, the composition term exceeded the net increase because the age-specific-rate term was negative. The decomposition explains how population composition and rates combine arithmetically; it cannot identify effects of death certification, treatment access or the pandemic. Endpoint comparisons and slopes across all annual observations describe different aspects of the series.</w:t>
+      </w:r>
+    </w:p>
+    <w:p>
+      <w:r>
+        <w:rPr>
+          <w:color w:val="15653A"/>
+        </w:rPr>
+        <w:t>Both crude and standardised mortality within ages 5–34 increased over 2014–2021. Standardising within this range accounts for changes in its internal age distribution. The primary Brazil-standardised slope retained a positive interval after excluding 2020; the corresponding WHO sensitivity with IBGE 2018 included zero. The nested 7–34 analysis assesses how including ages five and six affects the estimate and does not provide independent replication.</w:t>
+      </w:r>
+    </w:p>
+    <w:p>
+      <w:r>
+        <w:rPr>
+          <w:color w:val="15653A"/>
+        </w:rPr>
+        <w:t>The shorter prepandemic primary estimate was imprecise and its interval included zero. Its positive endpoint contrast alone does not establish an annual trend over 2014–2019. The observed increase over 2014–2021 warrants continued surveillance, while differences in study periods and age definitions prevent identification of a change point or reversal of the earlier decline reported by Graudenz et al. [3].</w:t>
+      </w:r>
+    </w:p>
+    <w:p>
+      <w:r>
+        <w:rPr>
+          <w:color w:val="15653A"/>
+        </w:rPr>
+        <w:t>The selection audit shows why equal ≥7 totals need not represent the same records. Retaining one ambiguous 2018 record and excluding one additional U071 record in 2021 cancel in the total. Calendar age also changed single-year bins without changing membership in the five age domains, affecting the age distribution used in standardisation and count models. Separate sensitivities identify the effect of each alternative selection rule.</w:t>
+      </w:r>
+    </w:p>
+    <w:p>
+      <w:r>
+        <w:rPr>
+          <w:color w:val="15653A"/>
+        </w:rPr>
+        <w:t>The ecological design, short annual series, post hoc sensitivity analyses, unadjusted multiple comparisons and possible changes in death certification limit interpretation. Public fields cannot establish whether the 2018 pair represents one death. Historical execution hashes for SIM 2014–2019 and the population workbook used by Brum et al. remain unavailable. Exact reproduction of recorded counts and aggregates therefore cannot establish historical file identity.</w:t>
+      </w:r>
+    </w:p>
+    <w:p>
+      <w:r>
+        <w:rPr>
+          <w:color w:val="15653A"/>
+        </w:rPr>
+        <w:t>Negative binomial θ iteration warnings near the Poisson limit limit confidence in dispersion estimation. We retained every model and its warnings to make these limitations visible. Statistical intervals quantify model uncertainty; they do not capture uncertainty in record selection, certification or population reconstruction.</w:t>
+      </w:r>
+    </w:p>
+    <w:p>
+      <w:r>
+        <w:rPr>
+          <w:color w:val="15653A"/>
+        </w:rPr>
+        <w:t>These findings support reporting aligned crude, age-standardised and age-specific mortality together. Age composition accounted for much of the crude increase among people aged ≥7. The increase within 5–34 over 2014–2021 merits attention, with interpretation bounded by prepandemic uncertainty and sensitivity to model assumptions.</w:t>
+      </w:r>
+    </w:p>
+    <w:p>
+      <w:r>
+        <w:t>Funding</w:t>
       </w:r>
     </w:p>
     <w:p>
@@ -1104,7 +1104,20 @@
           <w:strike/>
           <w:color w:val="9C2020"/>
         </w:rPr>
-        <w:t>Ministério da Saúde (Brasil). Sistema de Informação sobre Mortalidade (SIM). Portal de Dados Abertos do SUS. Available from: https://dadosabertos.saude.gov.br/dataset/sim</w:t>
+        <w:t>No funding was received for this study.</w:t>
+      </w:r>
+    </w:p>
+    <w:p>
+      <w:r>
+        <w:rPr>
+          <w:color w:val="15653A"/>
+        </w:rPr>
+        <w:t>No funding was received for this study. This declaration is retained from the reviewed PDF and awaits confirmation of both authors' circumstances in the accompanying checklist.</w:t>
+      </w:r>
+    </w:p>
+    <w:p>
+      <w:r>
+        <w:t>Conflicts of interest</w:t>
       </w:r>
     </w:p>
     <w:p>
@@ -1113,7 +1126,36 @@
           <w:strike/>
           <w:color w:val="9C2020"/>
         </w:rPr>
-        <w:t>Instituto Brasileiro de Geografia e Estatística. Projeção da População do Brasil e das Unidades da Federação, revisão 2018: população por idade simples, 2010–2060. Available from: https://ftp.ibge.gov.br/Projecao_da_Populacao/Projecao_da_Populacao_2018/ (accessed 1 October 2026)</w:t>
+        <w:t>The authors declare no conflicts of interest.</w:t>
+      </w:r>
+    </w:p>
+    <w:p>
+      <w:r>
+        <w:rPr>
+          <w:color w:val="15653A"/>
+        </w:rPr>
+        <w:t>The authors declare no conflicts of interest. This declaration is retained from the reviewed PDF and awaits confirmation by both authors.</w:t>
+      </w:r>
+    </w:p>
+    <w:p>
+      <w:r>
+        <w:rPr>
+          <w:color w:val="15653A"/>
+        </w:rPr>
+        <w:t>Author contributions</w:t>
+      </w:r>
+    </w:p>
+    <w:p>
+      <w:r>
+        <w:rPr>
+          <w:color w:val="15653A"/>
+        </w:rPr>
+        <w:t>Author order and affiliations are carried forward from the reviewed PDF. Final CRediT contributions and completion of each author's scientific review require confirmation before submission; no completed validation is asserted here.</w:t>
+      </w:r>
+    </w:p>
+    <w:p>
+      <w:r>
+        <w:t>References</w:t>
       </w:r>
     </w:p>
     <w:p>
@@ -1122,7 +1164,7 @@
           <w:strike/>
           <w:color w:val="9C2020"/>
         </w:rPr>
-        <w:t>Instituto Brasileiro de Geografia e Estatística. Projeções da População, revisão 2024: população por idade simples. Available from: https://ftp.ibge.gov.br/Projecao_da_Populacao/Projecao_da_Populacao_2024/ (accessed 1 October 2026)</w:t>
+        <w:t>Brum M, Henz J, Boeira M, Soares S, Friedrich F, Pitrez PM. Recent increase in asthma mortality in Brazil: a warning sign for the public health system. J Bras Pneumol. 2024;50(5):e20240138. doi:10.36416/1806-3756/e20240138</w:t>
       </w:r>
     </w:p>
     <w:p>
@@ -1131,7 +1173,7 @@
           <w:strike/>
           <w:color w:val="9C2020"/>
         </w:rPr>
-        <w:t>Ahmad OB, Boschi-Pinto C, Lopez AD, Murray CJL, Lozano R, Inoue M. Age standardization of rates: a new WHO standard. GPE Discussion Paper Series No. 31. Geneva: World Health Organization; 2001.</w:t>
+        <w:t>Cardoso ADRO, Ferreira ACG, Rabahi MF. Asthma-related deaths in Brazil: data from an ecological study. J Bras Pneumol. 2024;50(6):e20240296. doi:10.36416/1806-3756/e20240296</w:t>
       </w:r>
     </w:p>
     <w:p>
@@ -1140,7 +1182,7 @@
           <w:strike/>
           <w:color w:val="9C2020"/>
         </w:rPr>
-        <w:t>Venables WN, Ripley BD. Modern applied statistics with S. 4th ed. New York: Springer; 2002.</w:t>
+        <w:t>Graudenz GS, Carneiro DP, Vieira RP. Trends in asthma mortality in the 0- to 4-year and 5- to 34-year age groups in Brazil. J Bras Pneumol. 2017;43(1):24-31. doi:10.1590/S1806-37562015000000253</w:t>
       </w:r>
     </w:p>
     <w:p>
@@ -1149,7 +1191,7 @@
           <w:strike/>
           <w:color w:val="9C2020"/>
         </w:rPr>
-        <w:t>R Core Team. R: a language and environment for statistical computing. Vienna: R Foundation for Statistical Computing; 2024. Available from: https://www.R-project.org/</w:t>
+        <w:t>Brum M, et al. Analysis code accompanying reference 1. GitHub repository, commit 8d527a5 (15 May 2024). Available from: https://github.com/mobrant94/asthma_mortality</w:t>
       </w:r>
     </w:p>
     <w:p>
@@ -1158,7 +1200,7 @@
           <w:strike/>
           <w:color w:val="9C2020"/>
         </w:rPr>
-        <w:t>Tables</w:t>
+        <w:t>Ministério da Saúde (Brasil). Sistema de Informação sobre Mortalidade (SIM). Portal de Dados Abertos do SUS. Available from: https://dadosabertos.saude.gov.br/dataset/sim</w:t>
       </w:r>
     </w:p>
     <w:p>
@@ -1167,7 +1209,7 @@
           <w:strike/>
           <w:color w:val="9C2020"/>
         </w:rPr>
-        <w:t>Table 1. Trend estimates, Brazil, 2014–2021. aChange in the rate, per 100,000 per year, from a Gaussian-family generalised linear model (crude and age-standardised national series) or ordinary least squares (age groups), eight annual observations, 95% confidence intervals from the t distribution with 6 degrees of freedom. Change (%) is the relative change between 2014 and 2021. The two crude rows reproduce the original analysis (deaths above 6 years of continuous age) and differ only in the population base; the age-standardised row uses completed ages of 7 years or more. Population: IBGE 2018 projection.</w:t>
+        <w:t>Instituto Brasileiro de Geografia e Estatística. Projeção da População do Brasil e das Unidades da Federação, revisão 2018: população por idade simples, 2010–2060. Available from: https://ftp.ibge.gov.br/Projecao_da_Populacao/Projecao_da_Populacao_2018/ (accessed 1 October 2026)</w:t>
       </w:r>
     </w:p>
     <w:p>
@@ -1176,7 +1218,7 @@
           <w:strike/>
           <w:color w:val="9C2020"/>
         </w:rPr>
-        <w:t>Series | Rate 2014 | Rate 2021 | Change (%) | Slopea | 95% CI | p</w:t>
+        <w:t>Instituto Brasileiro de Geografia e Estatística. Projeções da População, revisão 2024: população por idade simples. Available from: https://ftp.ibge.gov.br/Projecao_da_Populacao/Projecao_da_Populacao_2024/ (accessed 1 October 2026)</w:t>
       </w:r>
     </w:p>
     <w:p>
@@ -1185,7 +1227,7 @@
           <w:strike/>
           <w:color w:val="9C2020"/>
         </w:rPr>
-        <w:t>Crude national rate | 1.012 | 1.138 | +12.5 | 0.0250 | (0.0036 to 0.0463) | 0.029</w:t>
+        <w:t>Ahmad OB, Boschi-Pinto C, Lopez AD, Murray CJL, Lozano R, Inoue M. Age standardization of rates: a new WHO standard. GPE Discussion Paper Series No. 31. Geneva: World Health Organization; 2001.</w:t>
       </w:r>
     </w:p>
     <w:p>
@@ -1194,7 +1236,7 @@
           <w:strike/>
           <w:color w:val="9C2020"/>
         </w:rPr>
-        <w:t>Crude national rate, population &gt;6 years | 1.126 | 1.260 | +11.9 | 0.0268 | (0.0031 to 0.0505) | 0.032</w:t>
+        <w:t>Venables WN, Ripley BD. Modern applied statistics with S. 4th ed. New York: Springer; 2002.</w:t>
       </w:r>
     </w:p>
     <w:p>
@@ -1203,7 +1245,7 @@
           <w:strike/>
           <w:color w:val="9C2020"/>
         </w:rPr>
-        <w:t>Age-standardised (Brazil 2014) | 1.123 | 1.078 | −4.0 | 0.0002 | (−0.0213 to 0.0217) | 0.983</w:t>
+        <w:t>R Core Team. R: a language and environment for statistical computing. Vienna: R Foundation for Statistical Computing; 2024. Available from: https://www.R-project.org/</w:t>
       </w:r>
     </w:p>
     <w:p>
@@ -1212,7 +1254,7 @@
           <w:strike/>
           <w:color w:val="9C2020"/>
         </w:rPr>
-        <w:t>Ages 5–34 | 0.182 | 0.219 | +20.3 | 0.0080 | (0.0023 to 0.0138) | 0.014</w:t>
+        <w:t>Tables</w:t>
       </w:r>
     </w:p>
     <w:p>
@@ -1221,7 +1263,7 @@
           <w:strike/>
           <w:color w:val="9C2020"/>
         </w:rPr>
-        <w:t>Ages 7–34 | 0.181 | 0.224 | +23.5 | 0.0094 | (0.0031 to 0.0156) | 0.011</w:t>
+        <w:t>Table 1. Trend estimates, Brazil, 2014–2021. aChange in the rate, per 100,000 per year, from a Gaussian-family generalised linear model (crude and age-standardised national series) or ordinary least squares (age groups), eight annual observations, 95% confidence intervals from the t distribution with 6 degrees of freedom. Change (%) is the relative change between 2014 and 2021. The two crude rows reproduce the original analysis (deaths above 6 years of continuous age) and differ only in the population base; the age-standardised row uses completed ages of 7 years or more. Population: IBGE 2018 projection.</w:t>
       </w:r>
     </w:p>
     <w:p>
@@ -1230,7 +1272,7 @@
           <w:strike/>
           <w:color w:val="9C2020"/>
         </w:rPr>
-        <w:t>Ages 35–59 | 0.719 | 0.830 | +15.5 | 0.0221 | (−0.0089 to 0.0532) | 0.132</w:t>
+        <w:t>Series | Rate 2014 | Rate 2021 | Change (%) | Slopea | 95% CI | p</w:t>
       </w:r>
     </w:p>
     <w:p>
@@ -1239,7 +1281,7 @@
           <w:strike/>
           <w:color w:val="9C2020"/>
         </w:rPr>
-        <w:t>Figures</w:t>
+        <w:t>Crude national rate | 1.012 | 1.138 | +12.5 | 0.0250 | (0.0036 to 0.0463) | 0.029</w:t>
       </w:r>
     </w:p>
     <w:p>
@@ -1248,7 +1290,7 @@
           <w:strike/>
           <w:color w:val="9C2020"/>
         </w:rPr>
-        <w:t>Figure 1. Relative changes in asthma mortality rates</w:t>
+        <w:t>Crude national rate, population &gt;6 years | 1.126 | 1.260 | +11.9 | 0.0268 | (0.0031 to 0.0505) | 0.032</w:t>
       </w:r>
     </w:p>
     <w:p>
@@ -1257,7 +1299,7 @@
           <w:strike/>
           <w:color w:val="9C2020"/>
         </w:rPr>
-        <w:t>Relative change in each rate from its 2014 value, Brazil, 2014–2021: crude rate (dashed line, open circles) and age-standardised rate (Brazil 2014 standard; solid line, filled circles), both for completed ages of 7 years and older and the same deaths and population, and rate at ages 5–34 years (dash-dot line, triangles). Annual data; population from the IBGE 2018 projection.</w:t>
+        <w:t>Age-standardised (Brazil 2014) | 1.123 | 1.078 | −4.0 | 0.0002 | (−0.0213 to 0.0217) | 0.983</w:t>
       </w:r>
     </w:p>
     <w:p>
@@ -1266,7 +1308,7 @@
           <w:strike/>
           <w:color w:val="9C2020"/>
         </w:rPr>
-        <w:t>Figure 2. Kitagawa decomposition of crude-rate change</w:t>
+        <w:t>Ages 5–34 | 0.182 | 0.219 | +20.3 | 0.0080 | (0.0023 to 0.0138) | 0.014</w:t>
       </w:r>
     </w:p>
     <w:p>
@@ -1275,228 +1317,7 @@
           <w:strike/>
           <w:color w:val="9C2020"/>
         </w:rPr>
-        <w:t>Kitagawa decomposition of the change in the crude rate, completed ages 7 years and older, for six pairs of years (post hoc analysis), Brazil. Black bars: age-composition component; hatched bars: age-specific-rate component. The two components sum to the change in the crude rate. Deaths per 100,000; population from the IBGE 2018 projection. The components are accounting terms, not causal effects. Exact values in Supplementary Table S6.</w:t>
-      </w:r>
-    </w:p>
-    <w:p>
-      <w:r>
-        <w:rPr>
-          <w:color w:val="15653A"/>
-        </w:rPr>
-        <w:t>1. Brum M, Henz J, Boeira M, Soares S, Friedrich F, Pitrez PM. Recent increase in asthma mortality in Brazil: a warning sign for the public health system. J Bras Pneumol. 2024;50(5):e20240138. doi:10.36416/1806-3756/e20240138</w:t>
-      </w:r>
-    </w:p>
-    <w:p>
-      <w:r>
-        <w:rPr>
-          <w:color w:val="15653A"/>
-        </w:rPr>
-        <w:t>2. Cardoso ADRO, Ferreira ACG, Rabahi MF. Asthma-related deaths in Brazil: data from an ecological study. J Bras Pneumol. 2024;50(6):e20240296. doi:10.36416/1806-3756/e20240296</w:t>
-      </w:r>
-    </w:p>
-    <w:p>
-      <w:r>
-        <w:rPr>
-          <w:color w:val="15653A"/>
-        </w:rPr>
-        <w:t>3. Graudenz GS, Carneiro DP, Vieira RP. Trends in asthma mortality in the 0- to 4-year and 5- to 34-year age groups in Brazil. J Bras Pneumol. 2017;43(1):24-31. doi:10.1590/S1806-37562015000000253</w:t>
-      </w:r>
-    </w:p>
-    <w:p>
-      <w:r>
-        <w:rPr>
-          <w:color w:val="15653A"/>
-        </w:rPr>
-        <w:t>4. Brum M, et al. Analysis code accompanying reference 1. GitHub repository, commit 8d527a5 (15 May 2024). Available from: https://github.com/mobrant94/asthma_mortality</w:t>
-      </w:r>
-    </w:p>
-    <w:p>
-      <w:r>
-        <w:rPr>
-          <w:color w:val="15653A"/>
-        </w:rPr>
-        <w:t>5. Ministério da Saúde (Brasil). Sistema de Informação sobre Mortalidade (SIM). Portal de Dados Abertos do SUS. Available from: https://dadosabertos.saude.gov.br/dataset/sim</w:t>
-      </w:r>
-    </w:p>
-    <w:p>
-      <w:r>
-        <w:rPr>
-          <w:color w:val="15653A"/>
-        </w:rPr>
-        <w:t>6. Instituto Brasileiro de Geografia e Estatística. Projeção da População do Brasil e das Unidades da Federação, revisão 2018: população por idade simples, 2010–2060. Available from: https://ftp.ibge.gov.br/Projecao_da_Populacao/Projecao_da_Populacao_2018/ (accessed 1 October 2026)</w:t>
-      </w:r>
-    </w:p>
-    <w:p>
-      <w:r>
-        <w:rPr>
-          <w:color w:val="15653A"/>
-        </w:rPr>
-        <w:t>7. Instituto Brasileiro de Geografia e Estatística. Projeções da População, revisão 2024: população por idade simples. Available from: https://ftp.ibge.gov.br/Projecao_da_Populacao/Projecao_da_Populacao_2024/ (accessed 1 October 2026)</w:t>
-      </w:r>
-    </w:p>
-    <w:p>
-      <w:r>
-        <w:rPr>
-          <w:color w:val="15653A"/>
-        </w:rPr>
-        <w:t>8. Ahmad OB, Boschi-Pinto C, Lopez AD, Murray CJL, Lozano R, Inoue M. Age standardization of rates: a new WHO standard. GPE Discussion Paper Series No. 31. Geneva: World Health Organization; 2001.</w:t>
-      </w:r>
-    </w:p>
-    <w:p>
-      <w:r>
-        <w:rPr>
-          <w:color w:val="15653A"/>
-        </w:rPr>
-        <w:t>9. Venables WN, Ripley BD. Modern applied statistics with S. 4th ed. New York: Springer; 2002.</w:t>
-      </w:r>
-    </w:p>
-    <w:p>
-      <w:r>
-        <w:rPr>
-          <w:color w:val="15653A"/>
-        </w:rPr>
-        <w:t>10. R Core Team. R: a language and environment for statistical computing. Vienna: R Foundation for Statistical Computing; 2026. Available from: https://www.R-project.org/</w:t>
-      </w:r>
-    </w:p>
-    <w:p>
-      <w:r>
-        <w:rPr>
-          <w:color w:val="15653A"/>
-        </w:rPr>
-        <w:t>11. Kitagawa EM. Components of a difference between two rates. J Am Stat Assoc. 1955;50(272):1168–1194. doi:10.1080/01621459.1955.10501299</w:t>
-      </w:r>
-    </w:p>
-    <w:p>
-      <w:r>
-        <w:rPr>
-          <w:color w:val="15653A"/>
-        </w:rPr>
-        <w:t>12. Ministério da Saúde. Estrutura de Dados SIM. Secretaria de Vigilância em Saúde. Official data dictionary, archived by UFBA. https://ccvisat.ufba.br/wp-content/uploads/2019/10/Estrutura-do-SIM-para-o-CD-ROM.pdf (accessed 11 October 2026).</w:t>
-      </w:r>
-    </w:p>
-    <w:p>
-      <w:r>
-        <w:rPr>
-          <w:color w:val="15653A"/>
-        </w:rPr>
-        <w:t>Table 1. Historical comparators and corrected primary rates, Brazil, 2014–2021</w:t>
-      </w:r>
-    </w:p>
-    <w:p>
-      <w:r>
-        <w:rPr>
-          <w:color w:val="15653A"/>
-        </w:rPr>
-        <w:t>Series | 2014 | 2021 | Δ rate | Δ % | Slope (95% CI) | p</w:t>
-      </w:r>
-    </w:p>
-    <w:p>
-      <w:r>
-        <w:rPr>
-          <w:color w:val="15653A"/>
-        </w:rPr>
-        <w:t>Corrected crude ≥7 | 1.123 | 1.257 | +0.134 | +12.0 | 0.0270 (0.0030, 0.0509) | 0.033</w:t>
-      </w:r>
-    </w:p>
-    <w:p>
-      <w:r>
-        <w:rPr>
-          <w:color w:val="15653A"/>
-        </w:rPr>
-        <w:t>Brazil 2014 ASR ≥7 | 1.123 | 1.077 | -0.046 | -4.1 | 0.0002 (-0.0214, 0.0217) | 0.986</w:t>
-      </w:r>
-    </w:p>
-    <w:p>
-      <w:r>
-        <w:rPr>
-          <w:color w:val="15653A"/>
-        </w:rPr>
-        <w:t>Crude 5–34 | 0.182 | 0.218 | +0.036 | +19.7 | 0.0079 (0.0021, 0.0138) | 0.016</w:t>
-      </w:r>
-    </w:p>
-    <w:p>
-      <w:r>
-        <w:rPr>
-          <w:color w:val="15653A"/>
-        </w:rPr>
-        <w:t>Brazil 2014 ASR 5–34 | 0.182 | 0.215 | +0.033 | +18.0 | 0.0075 (0.0018, 0.0132) | 0.018</w:t>
-      </w:r>
-    </w:p>
-    <w:p>
-      <w:r>
-        <w:rPr>
-          <w:color w:val="15653A"/>
-        </w:rPr>
-        <w:t>Crude 7–34 | 0.181 | 0.223 | +0.042 | +22.9 | 0.0093 (0.0029, 0.0156) | 0.012</w:t>
-      </w:r>
-    </w:p>
-    <w:p>
-      <w:r>
-        <w:rPr>
-          <w:color w:val="15653A"/>
-        </w:rPr>
-        <w:t>Crude 35–59 | 0.719 | 0.830 | +0.111 | +15.5 | 0.0221 (-0.0089, 0.0532) | 0.132</w:t>
-      </w:r>
-    </w:p>
-    <w:p>
-      <w:r>
-        <w:rPr>
-          <w:color w:val="15653A"/>
-        </w:rPr>
-        <w:t>Historical &gt;6 / all population | 1.012 | 1.138 | +0.126 | +12.5 | 0.0250 (0.0036, 0.0463) | 0.029</w:t>
-      </w:r>
-    </w:p>
-    <w:p>
-      <w:r>
-        <w:rPr>
-          <w:color w:val="15653A"/>
-        </w:rPr>
-        <w:t>Historical &gt;6 / ≥7 population | 1.126 | 1.260 | +0.134 | +11.9 | 0.0268 (0.0031, 0.0505) | 0.032</w:t>
-      </w:r>
-    </w:p>
-    <w:p>
-      <w:r>
-        <w:rPr>
-          <w:color w:val="15653A"/>
-        </w:rPr>
-        <w:t>Rates and absolute changes are per 100,000. Slopes are per 100,000 per year with t-based 95% intervals, six residual degrees of freedom. Δ is the endpoint difference; Δ % is the relative endpoint change. Corrected rows use calendar age, U071-inclusive COVID exclusions and retention of both ambiguous 2018 records. Historical rows retain continuous &gt;6 and their original denominators. IBGE 2018 is used throughout this table; primary ASR uses Brazil 2014 weights normalised inside the specified domain.</w:t>
-      </w:r>
-    </w:p>
-    <w:p>
-      <w:r>
-        <w:rPr>
-          <w:color w:val="15653A"/>
-        </w:rPr>
-        <w:t>Figure 1. Relative changes from 2014</w:t>
-      </w:r>
-    </w:p>
-    <w:p>
-      <w:r>
-        <w:rPr>
-          <w:color w:val="15653A"/>
-        </w:rPr>
-        <w:t>Figure 1. Corrected aligned crude and Brazil-2014-standardised national rates for completed ages ≥7, plus rates standardised within 5–34. IBGE 2018 denominators; changes relative to each series' own 2014 rate.</w:t>
-      </w:r>
-    </w:p>
-    <w:p>
-      <w:r>
-        <w:rPr>
-          <w:color w:val="15653A"/>
-        </w:rPr>
-        <w:t>Figure 2. Kitagawa sensitivity to population revision</w:t>
-      </w:r>
-    </w:p>
-    <w:p>
-      <w:r>
-        <w:rPr>
-          <w:color w:val="15653A"/>
-        </w:rPr>
-        <w:t>Figure 2. Corrected ≥7 crude-rate changes partitioned into age-composition and age-specific-rate components for six pairs, with IBGE 2018 and 2024. Components sum to net change before rounding and are not causal effects.</w:t>
-      </w:r>
-    </w:p>
-    <w:p>
-      <w:r>
-        <w:t>Supplementary material</w:t>
+        <w:t>Ages 7–34 | 0.181 | 0.224 | +23.5 | 0.0094 | (0.0031 to 0.0156) | 0.011</w:t>
       </w:r>
     </w:p>
     <w:p>
@@ -1505,7 +1326,7 @@
           <w:strike/>
           <w:color w:val="9C2020"/>
         </w:rPr>
-        <w:t>Reassessing the reported increase in asthma mortality in Brazil: reproduction and age-specific reanalysis, 2014–2021</w:t>
+        <w:t>Ages 35–59 | 0.719 | 0.830 | +15.5 | 0.0221 | (−0.0089 to 0.0532) | 0.132</w:t>
       </w:r>
     </w:p>
     <w:p>
@@ -1514,7 +1335,7 @@
           <w:strike/>
           <w:color w:val="9C2020"/>
         </w:rPr>
-        <w:t>Supplementary Table S1. Death records by year and stage of case selection. aAfter the COVID-19-related exclusion (B34.2, U07.2 or “COVID-19” in the cause-of-death lines) and removal of duplicate records. The last column is the sample of the reproduction: asthma deaths above 6 years of age with a valid date of birth.</w:t>
+        <w:t>Figures</w:t>
       </w:r>
     </w:p>
     <w:p>
@@ -1523,7 +1344,7 @@
           <w:strike/>
           <w:color w:val="9C2020"/>
         </w:rPr>
-        <w:t>Year | All records | Asthma (J45–J46) | After exclusionsa | Valid birth date | Age &gt;6 years</w:t>
+        <w:t>Figure 1. Relative changes in asthma mortality rates</w:t>
       </w:r>
     </w:p>
     <w:p>
@@ -1532,7 +1353,7 @@
           <w:strike/>
           <w:color w:val="9C2020"/>
         </w:rPr>
-        <w:t>2014 | 1,227,039 | 2,129 | 2,129 | 2,127 | 2,041</w:t>
+        <w:t>Relative change in each rate from its 2014 value, Brazil, 2014–2021: crude rate (dashed line, open circles) and age-standardised rate (Brazil 2014 standard; solid line, filled circles), both for completed ages of 7 years and older and the same deaths and population, and rate at ages 5–34 years (dash-dot line, triangles). Annual data; population from the IBGE 2018 projection.</w:t>
       </w:r>
     </w:p>
     <w:p>
@@ -1541,7 +1362,7 @@
           <w:strike/>
           <w:color w:val="9C2020"/>
         </w:rPr>
-        <w:t>2015 | 1,264,175 | 2,232 | 2,232 | 2,231 | 2,148</w:t>
+        <w:t>Figure 2. Kitagawa decomposition of crude-rate change</w:t>
       </w:r>
     </w:p>
     <w:p>
@@ -1550,7 +1371,228 @@
           <w:strike/>
           <w:color w:val="9C2020"/>
         </w:rPr>
-        <w:t>2016 | 1,309,774 | 2,249 | 2,249 | 2,247 | 2,190</w:t>
+        <w:t>Kitagawa decomposition of the change in the crude rate, completed ages 7 years and older, for six pairs of years (post hoc analysis), Brazil. Black bars: age-composition component; hatched bars: age-specific-rate component. The two components sum to the change in the crude rate. Deaths per 100,000; population from the IBGE 2018 projection. The components are accounting terms, not causal effects. Exact values in Supplementary Table S6.</w:t>
+      </w:r>
+    </w:p>
+    <w:p>
+      <w:r>
+        <w:rPr>
+          <w:color w:val="15653A"/>
+        </w:rPr>
+        <w:t>1. Brum M, Henz J, Boeira M, Soares S, Friedrich F, Pitrez PM. Recent increase in asthma mortality in Brazil: a warning sign for the public health system. J Bras Pneumol. 2024;50(5):e20240138. doi:10.36416/1806-3756/e20240138</w:t>
+      </w:r>
+    </w:p>
+    <w:p>
+      <w:r>
+        <w:rPr>
+          <w:color w:val="15653A"/>
+        </w:rPr>
+        <w:t>2. Cardoso ADRO, Ferreira ACG, Rabahi MF. Asthma-related deaths in Brazil: data from an ecological study. J Bras Pneumol. 2024;50(6):e20240296. doi:10.36416/1806-3756/e20240296</w:t>
+      </w:r>
+    </w:p>
+    <w:p>
+      <w:r>
+        <w:rPr>
+          <w:color w:val="15653A"/>
+        </w:rPr>
+        <w:t>3. Graudenz GS, Carneiro DP, Vieira RP. Trends in asthma mortality in the 0- to 4-year and 5- to 34-year age groups in Brazil. J Bras Pneumol. 2017;43(1):24-31. doi:10.1590/S1806-37562015000000253</w:t>
+      </w:r>
+    </w:p>
+    <w:p>
+      <w:r>
+        <w:rPr>
+          <w:color w:val="15653A"/>
+        </w:rPr>
+        <w:t>4. Brum M, et al. Analysis code accompanying reference 1. GitHub repository, commit 8d527a5 (15 May 2024). Available from: https://github.com/mobrant94/asthma_mortality</w:t>
+      </w:r>
+    </w:p>
+    <w:p>
+      <w:r>
+        <w:rPr>
+          <w:color w:val="15653A"/>
+        </w:rPr>
+        <w:t>5. Ministério da Saúde (Brasil). Sistema de Informação sobre Mortalidade (SIM). Portal de Dados Abertos do SUS. Available from: https://dadosabertos.saude.gov.br/dataset/sim</w:t>
+      </w:r>
+    </w:p>
+    <w:p>
+      <w:r>
+        <w:rPr>
+          <w:color w:val="15653A"/>
+        </w:rPr>
+        <w:t>6. Instituto Brasileiro de Geografia e Estatística. Projeção da População do Brasil e das Unidades da Federação, revisão 2018: população por idade simples, 2010–2060. Available from: https://ftp.ibge.gov.br/Projecao_da_Populacao/Projecao_da_Populacao_2018/ (accessed 1 October 2026)</w:t>
+      </w:r>
+    </w:p>
+    <w:p>
+      <w:r>
+        <w:rPr>
+          <w:color w:val="15653A"/>
+        </w:rPr>
+        <w:t>7. Instituto Brasileiro de Geografia e Estatística. Projeções da População, revisão 2024: população por idade simples. Available from: https://ftp.ibge.gov.br/Projecao_da_Populacao/Projecao_da_Populacao_2024/ (accessed 1 October 2026)</w:t>
+      </w:r>
+    </w:p>
+    <w:p>
+      <w:r>
+        <w:rPr>
+          <w:color w:val="15653A"/>
+        </w:rPr>
+        <w:t>8. Ahmad OB, Boschi-Pinto C, Lopez AD, Murray CJL, Lozano R, Inoue M. Age standardization of rates: a new WHO standard. GPE Discussion Paper Series No. 31. Geneva: World Health Organization; 2001.</w:t>
+      </w:r>
+    </w:p>
+    <w:p>
+      <w:r>
+        <w:rPr>
+          <w:color w:val="15653A"/>
+        </w:rPr>
+        <w:t>9. Venables WN, Ripley BD. Modern applied statistics with S. 4th ed. New York: Springer; 2002.</w:t>
+      </w:r>
+    </w:p>
+    <w:p>
+      <w:r>
+        <w:rPr>
+          <w:color w:val="15653A"/>
+        </w:rPr>
+        <w:t>10. R Core Team. R: a language and environment for statistical computing. Vienna: R Foundation for Statistical Computing; 2026. Available from: https://www.R-project.org/</w:t>
+      </w:r>
+    </w:p>
+    <w:p>
+      <w:r>
+        <w:rPr>
+          <w:color w:val="15653A"/>
+        </w:rPr>
+        <w:t>11. Kitagawa EM. Components of a difference between two rates. J Am Stat Assoc. 1955;50(272):1168–1194. doi:10.1080/01621459.1955.10501299</w:t>
+      </w:r>
+    </w:p>
+    <w:p>
+      <w:r>
+        <w:rPr>
+          <w:color w:val="15653A"/>
+        </w:rPr>
+        <w:t>12. Ministério da Saúde. Estrutura de Dados SIM. Secretaria de Vigilância em Saúde. Official data dictionary, archived by UFBA. https://ccvisat.ufba.br/wp-content/uploads/2019/10/Estrutura-do-SIM-para-o-CD-ROM.pdf (accessed 11 October 2026).</w:t>
+      </w:r>
+    </w:p>
+    <w:p>
+      <w:r>
+        <w:rPr>
+          <w:color w:val="15653A"/>
+        </w:rPr>
+        <w:t>Table 1. Historical comparators and corrected primary rates, Brazil, 2014–2021</w:t>
+      </w:r>
+    </w:p>
+    <w:p>
+      <w:r>
+        <w:rPr>
+          <w:color w:val="15653A"/>
+        </w:rPr>
+        <w:t>Series | 2014 | 2021 | Δ rate | Δ % | Slope (95% CI) | p</w:t>
+      </w:r>
+    </w:p>
+    <w:p>
+      <w:r>
+        <w:rPr>
+          <w:color w:val="15653A"/>
+        </w:rPr>
+        <w:t>Corrected crude ≥7 | 1.123 | 1.257 | +0.134 | +12.0 | 0.0270 (0.0030, 0.0509) | 0.033</w:t>
+      </w:r>
+    </w:p>
+    <w:p>
+      <w:r>
+        <w:rPr>
+          <w:color w:val="15653A"/>
+        </w:rPr>
+        <w:t>Brazil 2014 ASR ≥7 | 1.123 | 1.077 | -0.046 | -4.1 | 0.0002 (-0.0214, 0.0217) | 0.986</w:t>
+      </w:r>
+    </w:p>
+    <w:p>
+      <w:r>
+        <w:rPr>
+          <w:color w:val="15653A"/>
+        </w:rPr>
+        <w:t>Crude 5–34 | 0.182 | 0.218 | +0.036 | +19.7 | 0.0079 (0.0021, 0.0138) | 0.016</w:t>
+      </w:r>
+    </w:p>
+    <w:p>
+      <w:r>
+        <w:rPr>
+          <w:color w:val="15653A"/>
+        </w:rPr>
+        <w:t>Brazil 2014 ASR 5–34 | 0.182 | 0.215 | +0.033 | +18.0 | 0.0075 (0.0018, 0.0132) | 0.018</w:t>
+      </w:r>
+    </w:p>
+    <w:p>
+      <w:r>
+        <w:rPr>
+          <w:color w:val="15653A"/>
+        </w:rPr>
+        <w:t>Crude 7–34 | 0.181 | 0.223 | +0.042 | +22.9 | 0.0093 (0.0029, 0.0156) | 0.012</w:t>
+      </w:r>
+    </w:p>
+    <w:p>
+      <w:r>
+        <w:rPr>
+          <w:color w:val="15653A"/>
+        </w:rPr>
+        <w:t>Crude 35–59 | 0.719 | 0.830 | +0.111 | +15.5 | 0.0221 (-0.0089, 0.0532) | 0.132</w:t>
+      </w:r>
+    </w:p>
+    <w:p>
+      <w:r>
+        <w:rPr>
+          <w:color w:val="15653A"/>
+        </w:rPr>
+        <w:t>Historical &gt;6 / all population | 1.012 | 1.138 | +0.126 | +12.5 | 0.0250 (0.0036, 0.0463) | 0.029</w:t>
+      </w:r>
+    </w:p>
+    <w:p>
+      <w:r>
+        <w:rPr>
+          <w:color w:val="15653A"/>
+        </w:rPr>
+        <w:t>Historical &gt;6 / ≥7 population | 1.126 | 1.260 | +0.134 | +11.9 | 0.0268 (0.0031, 0.0505) | 0.032</w:t>
+      </w:r>
+    </w:p>
+    <w:p>
+      <w:r>
+        <w:rPr>
+          <w:color w:val="15653A"/>
+        </w:rPr>
+        <w:t>Rates and absolute changes are per 100,000. Slopes are per 100,000 per year with t-based 95% intervals, six residual degrees of freedom. Δ is the endpoint difference; Δ % is the relative endpoint change. Corrected rows use calendar age, U071-inclusive COVID exclusions and retention of both ambiguous 2018 records. Historical rows retain continuous &gt;6 and their original denominators. IBGE 2018 is used throughout this table; primary ASR uses Brazil 2014 weights normalised inside the specified domain.</w:t>
+      </w:r>
+    </w:p>
+    <w:p>
+      <w:r>
+        <w:rPr>
+          <w:color w:val="15653A"/>
+        </w:rPr>
+        <w:t>Figure 1. Relative changes from 2014</w:t>
+      </w:r>
+    </w:p>
+    <w:p>
+      <w:r>
+        <w:rPr>
+          <w:color w:val="15653A"/>
+        </w:rPr>
+        <w:t>Figure 1. Corrected aligned crude and Brazil-2014-standardised national rates for completed ages ≥7, plus rates standardised within 5–34. IBGE 2018 denominators; changes relative to each series' own 2014 rate.</w:t>
+      </w:r>
+    </w:p>
+    <w:p>
+      <w:r>
+        <w:rPr>
+          <w:color w:val="15653A"/>
+        </w:rPr>
+        <w:t>Figure 2. Kitagawa sensitivity to population revision</w:t>
+      </w:r>
+    </w:p>
+    <w:p>
+      <w:r>
+        <w:rPr>
+          <w:color w:val="15653A"/>
+        </w:rPr>
+        <w:t>Figure 2. Corrected ≥7 crude-rate changes partitioned into age-composition and age-specific-rate components for six pairs, with IBGE 2018 and 2024. Components sum to net change before rounding and are not causal effects.</w:t>
+      </w:r>
+    </w:p>
+    <w:p>
+      <w:r>
+        <w:t>Supplementary material</w:t>
       </w:r>
     </w:p>
     <w:p>
@@ -1559,7 +1601,7 @@
           <w:strike/>
           <w:color w:val="9C2020"/>
         </w:rPr>
-        <w:t>2017 | 1,312,663 | 2,477 | 2,477 | 2,476 | 2,423</w:t>
+        <w:t>Reassessing the reported increase in asthma mortality in Brazil: reproduction and age-specific reanalysis, 2014–2021</w:t>
       </w:r>
     </w:p>
     <w:p>
@@ -1568,7 +1610,7 @@
           <w:strike/>
           <w:color w:val="9C2020"/>
         </w:rPr>
-        <w:t>2018 | 1,316,719 | 2,307 | 2,306 | 2,302 | 2,249</w:t>
+        <w:t>Supplementary Table S1. Death records by year and stage of case selection. aAfter the COVID-19-related exclusion (B34.2, U07.2 or “COVID-19” in the cause-of-death lines) and removal of duplicate records. The last column is the sample of the reproduction: asthma deaths above 6 years of age with a valid date of birth.</w:t>
       </w:r>
     </w:p>
     <w:p>
@@ -1577,7 +1619,7 @@
           <w:strike/>
           <w:color w:val="9C2020"/>
         </w:rPr>
-        <w:t>2019 | 1,349,801 | 2,488 | 2,488 | 2,486 | 2,426</w:t>
+        <w:t>Year | All records | Asthma (J45–J46) | After exclusionsa | Valid birth date | Age &gt;6 years</w:t>
       </w:r>
     </w:p>
     <w:p>
@@ -1586,7 +1628,7 @@
           <w:strike/>
           <w:color w:val="9C2020"/>
         </w:rPr>
-        <w:t>2020 | 1,556,824 | 2,735 | 2,708 | 2,705 | 2,678</w:t>
+        <w:t>2014 | 1,227,039 | 2,129 | 2,129 | 2,127 | 2,041</w:t>
       </w:r>
     </w:p>
     <w:p>
@@ -1595,7 +1637,7 @@
           <w:strike/>
           <w:color w:val="9C2020"/>
         </w:rPr>
-        <w:t>2021 | 1,832,649 | 2,488 | 2,459 | 2,459 | 2,428</w:t>
+        <w:t>2015 | 1,264,175 | 2,232 | 2,232 | 2,231 | 2,148</w:t>
       </w:r>
     </w:p>
     <w:p>
@@ -1604,7 +1646,7 @@
           <w:strike/>
           <w:color w:val="9C2020"/>
         </w:rPr>
-        <w:t>Total | 11,169,644 | 19,105 | 19,048 | 19,033 | 18,583</w:t>
+        <w:t>2016 | 1,309,774 | 2,249 | 2,249 | 2,247 | 2,190</w:t>
       </w:r>
     </w:p>
     <w:p>
@@ -1613,7 +1655,7 @@
           <w:strike/>
           <w:color w:val="9C2020"/>
         </w:rPr>
-        <w:t>Supplementary Table S2. Deaths (upper panel) and rates per 100,000 (lower panel) by year. The crude national rate uses deaths above 6 years of age and the total population; the age-standardised rate uses the 2014 Brazilian age distribution within completed ages of 7 or more. Rates for the age groups are per 100,000 persons of that age. Population: IBGE 2018 projection.</w:t>
+        <w:t>2017 | 1,312,663 | 2,477 | 2,477 | 2,476 | 2,423</w:t>
       </w:r>
     </w:p>
     <w:p>
@@ -1622,7 +1664,7 @@
           <w:strike/>
           <w:color w:val="9C2020"/>
         </w:rPr>
-        <w:t>Series | 2014 | 2015 | 2016 | 2017 | 2018 | 2019 | 2020 | 2021</w:t>
+        <w:t>2018 | 1,316,719 | 2,307 | 2,306 | 2,302 | 2,249</w:t>
       </w:r>
     </w:p>
     <w:p>
@@ -1631,7 +1673,7 @@
           <w:strike/>
           <w:color w:val="9C2020"/>
         </w:rPr>
-        <w:t xml:space="preserve">Deaths |  |  |  |  |  |  |  | </w:t>
+        <w:t>2019 | 1,349,801 | 2,488 | 2,488 | 2,486 | 2,426</w:t>
       </w:r>
     </w:p>
     <w:p>
@@ -1640,7 +1682,7 @@
           <w:strike/>
           <w:color w:val="9C2020"/>
         </w:rPr>
-        <w:t>Crude national rate | 2,041 | 2,148 | 2,190 | 2,423 | 2,249 | 2,426 | 2,678 | 2,428</w:t>
+        <w:t>2020 | 1,556,824 | 2,735 | 2,708 | 2,705 | 2,678</w:t>
       </w:r>
     </w:p>
     <w:p>
@@ -1649,7 +1691,7 @@
           <w:strike/>
           <w:color w:val="9C2020"/>
         </w:rPr>
-        <w:t>Age-standardised (Brazil 2014) | 2,035 | 2,142 | 2,187 | 2,418 | 2,243 | 2,419 | 2,677 | 2,423</w:t>
+        <w:t>2021 | 1,832,649 | 2,488 | 2,459 | 2,459 | 2,428</w:t>
       </w:r>
     </w:p>
     <w:p>
@@ -1658,7 +1700,7 @@
           <w:strike/>
           <w:color w:val="9C2020"/>
         </w:rPr>
-        <w:t>Ages 5–34 | 182 | 189 | 184 | 172 | 200 | 218 | 236 | 210</w:t>
+        <w:t>Total | 11,169,644 | 19,105 | 19,048 | 19,033 | 18,583</w:t>
       </w:r>
     </w:p>
     <w:p>
@@ -1667,7 +1709,7 @@
           <w:strike/>
           <w:color w:val="9C2020"/>
         </w:rPr>
-        <w:t>Ages 7–34 | 171 | 174 | 179 | 164 | 190 | 208 | 232 | 202</w:t>
+        <w:t>Supplementary Table S2. Deaths (upper panel) and rates per 100,000 (lower panel) by year. The crude national rate uses deaths above 6 years of age and the total population; the age-standardised rate uses the 2014 Brazilian age distribution within completed ages of 7 or more. Rates for the age groups are per 100,000 persons of that age. Population: IBGE 2018 projection.</w:t>
       </w:r>
     </w:p>
     <w:p>
@@ -1676,7 +1718,7 @@
           <w:strike/>
           <w:color w:val="9C2020"/>
         </w:rPr>
-        <w:t>Ages 35–59 | 452 | 485 | 515 | 567 | 504 | 524 | 709 | 591</w:t>
+        <w:t>Series | 2014 | 2015 | 2016 | 2017 | 2018 | 2019 | 2020 | 2021</w:t>
       </w:r>
     </w:p>
     <w:p>
@@ -1685,7 +1727,7 @@
           <w:strike/>
           <w:color w:val="9C2020"/>
         </w:rPr>
-        <w:t xml:space="preserve">Rate per 100,000 |  |  |  |  |  |  |  | </w:t>
+        <w:t xml:space="preserve">Deaths |  |  |  |  |  |  |  | </w:t>
       </w:r>
     </w:p>
     <w:p>
@@ -1694,7 +1736,7 @@
           <w:strike/>
           <w:color w:val="9C2020"/>
         </w:rPr>
-        <w:t>Crude national rate | 1.012 | 1.056 | 1.067 | 1.172 | 1.079 | 1.154 | 1.265 | 1.138</w:t>
+        <w:t>Crude national rate | 2,041 | 2,148 | 2,190 | 2,423 | 2,249 | 2,426 | 2,678 | 2,428</w:t>
       </w:r>
     </w:p>
     <w:p>
@@ -1703,7 +1745,7 @@
           <w:strike/>
           <w:color w:val="9C2020"/>
         </w:rPr>
-        <w:t>Age-standardised (Brazil 2014) | 1.123 | 1.144 | 1.132 | 1.209 | 1.089 | 1.140 | 1.230 | 1.078</w:t>
+        <w:t>Age-standardised (Brazil 2014) | 2,035 | 2,142 | 2,187 | 2,418 | 2,243 | 2,419 | 2,677 | 2,423</w:t>
       </w:r>
     </w:p>
     <w:p>
@@ -1712,7 +1754,7 @@
           <w:strike/>
           <w:color w:val="9C2020"/>
         </w:rPr>
-        <w:t>Ages 5–34 | 0.182 | 0.190 | 0.186 | 0.175 | 0.204 | 0.224 | 0.244 | 0.219</w:t>
+        <w:t>Ages 5–34 | 182 | 189 | 184 | 172 | 200 | 218 | 236 | 210</w:t>
       </w:r>
     </w:p>
     <w:p>
@@ -1721,7 +1763,7 @@
           <w:strike/>
           <w:color w:val="9C2020"/>
         </w:rPr>
-        <w:t>Ages 7–34 | 0.181 | 0.186 | 0.192 | 0.177 | 0.207 | 0.228 | 0.256 | 0.224</w:t>
+        <w:t>Ages 7–34 | 171 | 174 | 179 | 164 | 190 | 208 | 232 | 202</w:t>
       </w:r>
     </w:p>
     <w:p>
@@ -1730,7 +1772,7 @@
           <w:strike/>
           <w:color w:val="9C2020"/>
         </w:rPr>
-        <w:t>Ages 35–59 | 0.719 | 0.756 | 0.787 | 0.851 | 0.743 | 0.759 | 1.011 | 0.830</w:t>
+        <w:t>Ages 35–59 | 452 | 485 | 515 | 567 | 504 | 524 | 709 | 591</w:t>
       </w:r>
     </w:p>
     <w:p>
@@ -1739,7 +1781,7 @@
           <w:strike/>
           <w:color w:val="9C2020"/>
         </w:rPr>
-        <w:t>Supplementary Table S3. Age groups as constructed in the original analysis, reproduced with the 2018 projection. aLabelled “below 18” in the original analysis; the numerator contains deaths at 7–17 years and the denominator the population aged 0–17. bMean over 2015–2021 of the relative difference from the 2014 rate, which is the quantity reported by the original analysis. Rates per 100,000 in the stated age group.</w:t>
+        <w:t xml:space="preserve">Rate per 100,000 |  |  |  |  |  |  |  | </w:t>
       </w:r>
     </w:p>
     <w:p>
@@ -1748,7 +1790,7 @@
           <w:strike/>
           <w:color w:val="9C2020"/>
         </w:rPr>
-        <w:t>Group | Deaths 2014 / 2021 | Rate 2014 / 2021 | Change 2014–2021 (%) | Mean relative variationb (%) | Slope | p</w:t>
+        <w:t>Crude national rate | 1.012 | 1.056 | 1.067 | 1.172 | 1.079 | 1.154 | 1.265 | 1.138</w:t>
       </w:r>
     </w:p>
     <w:p>
@@ -1757,7 +1799,7 @@
           <w:strike/>
           <w:color w:val="9C2020"/>
         </w:rPr>
-        <w:t>Ages 7–17a | 43 / 37 | 0.076 / 0.069 | −9.2 | +12.1 | −0.0005 | 0.852</w:t>
+        <w:t>Age-standardised (Brazil 2014) | 1.123 | 1.144 | 1.132 | 1.209 | 1.089 | 1.140 | 1.230 | 1.078</w:t>
       </w:r>
     </w:p>
     <w:p>
@@ -1766,7 +1808,7 @@
           <w:strike/>
           <w:color w:val="9C2020"/>
         </w:rPr>
-        <w:t>Ages 18–59 | 580 / 756 | 0.478 / 0.587 | +22.9 | +16.5 | 0.0212 | 0.044</w:t>
+        <w:t>Ages 5–34 | 0.182 | 0.190 | 0.186 | 0.175 | 0.204 | 0.224 | 0.244 | 0.219</w:t>
       </w:r>
     </w:p>
     <w:p>
@@ -1775,7 +1817,7 @@
           <w:strike/>
           <w:color w:val="9C2020"/>
         </w:rPr>
-        <w:t>Ages ≥60 | 1,412 / 1,630 | 5.853 / 5.203 | −11.1 | −1.9 | −0.0712 | 0.135</w:t>
+        <w:t>Ages 7–34 | 0.181 | 0.186 | 0.192 | 0.177 | 0.207 | 0.228 | 0.256 | 0.224</w:t>
       </w:r>
     </w:p>
     <w:p>
@@ -1784,7 +1826,7 @@
           <w:strike/>
           <w:color w:val="9C2020"/>
         </w:rPr>
-        <w:t>Supplementary Table S4. Count models with population offset (post hoc analysis), 2018 projection unless stated. aPearson chi-square divided by degrees of freedom in the Poisson model; values well above 1 indicate overdispersion. The age-adjusted model uses nine age bands as a factor. For ages 5–34 and 7–34 the negative binomial model is equivalent to the Poisson model. bAnnual change (%) from quasi-Poisson models with the 2024 projection, with the p value in parentheses.</w:t>
+        <w:t>Ages 35–59 | 0.719 | 0.756 | 0.787 | 0.851 | 0.743 | 0.759 | 1.011 | 0.830</w:t>
       </w:r>
     </w:p>
     <w:p>
@@ -1793,7 +1835,7 @@
           <w:strike/>
           <w:color w:val="9C2020"/>
         </w:rPr>
-        <w:t>Series | Dispersiona | Quasi-Poisson, annual change (%) | p | p, neg. binomial | 2024 denominatorsb</w:t>
+        <w:t>Supplementary Table S3. Age groups as constructed in the original analysis, reproduced with the 2018 projection. aLabelled “below 18” in the original analysis; the numerator contains deaths at 7–17 years and the denominator the population aged 0–17. bMean over 2015–2021 of the relative difference from the 2014 rate, which is the quantity reported by the original analysis. Rates per 100,000 in the stated age group.</w:t>
       </w:r>
     </w:p>
     <w:p>
@@ -1802,7 +1844,7 @@
           <w:strike/>
           <w:color w:val="9C2020"/>
         </w:rPr>
-        <w:t>Crude national rate | 5.91 | +2.25 (0.32 to 4.22) | 0.029 | &lt;0.001 | +2.40 (0.022)</w:t>
+        <w:t>Group | Deaths 2014 / 2021 | Rate 2014 / 2021 | Change 2014–2021 (%) | Mean relative variationb (%) | Slope | p</w:t>
       </w:r>
     </w:p>
     <w:p>
@@ -1811,7 +1853,7 @@
           <w:strike/>
           <w:color w:val="9C2020"/>
         </w:rPr>
-        <w:t>Age-adjusted, ages ≥7 | 3.11 | +0.00 (−1.12 to 1.14) | 0.994 | 0.104 | +0.29 (0.602)</w:t>
+        <w:t>Ages 7–17a | 43 / 37 | 0.076 / 0.069 | −9.2 | +12.1 | −0.0005 | 0.852</w:t>
       </w:r>
     </w:p>
     <w:p>
@@ -1820,7 +1862,7 @@
           <w:strike/>
           <w:color w:val="9C2020"/>
         </w:rPr>
-        <w:t>Ages 5–34 | 1.07 | +4.04 (1.20 to 6.96) | 0.013 | &lt;0.001 | +4.22 (0.011)</w:t>
+        <w:t>Ages 18–59 | 580 / 756 | 0.478 / 0.587 | +22.9 | +16.5 | 0.0212 | 0.044</w:t>
       </w:r>
     </w:p>
     <w:p>
@@ -1829,7 +1871,7 @@
           <w:strike/>
           <w:color w:val="9C2020"/>
         </w:rPr>
-        <w:t>Ages 7–34 | 1.13 | +4.65 (1.64 to 7.75) | 0.009 | &lt;0.001 | +4.83 (0.007)</w:t>
+        <w:t>Ages ≥60 | 1,412 / 1,630 | 5.853 / 5.203 | −11.1 | −1.9 | −0.0712 | 0.135</w:t>
       </w:r>
     </w:p>
     <w:p>
@@ -1838,7 +1880,7 @@
           <w:strike/>
           <w:color w:val="9C2020"/>
         </w:rPr>
-        <w:t>Ages 35–59 | 5.54 | +2.78 (−1.08 to 6.79) | 0.130 | 0.036 | +2.84 (0.123)</w:t>
+        <w:t>Supplementary Table S4. Count models with population offset (post hoc analysis), 2018 projection unless stated. aPearson chi-square divided by degrees of freedom in the Poisson model; values well above 1 indicate overdispersion. The age-adjusted model uses nine age bands as a factor. For ages 5–34 and 7–34 the negative binomial model is equivalent to the Poisson model. bAnnual change (%) from quasi-Poisson models with the 2024 projection, with the p value in parentheses.</w:t>
       </w:r>
     </w:p>
     <w:p>
@@ -1847,7 +1889,7 @@
           <w:strike/>
           <w:color w:val="9C2020"/>
         </w:rPr>
-        <w:t>Supplementary Table S5. Sensitivity to the standard population and to the population projection (post hoc analysis). For each row the slope is in rate units per year, from ordinary least squares on eight annual values. The WHO standard population is applied in five-year bands, and the age-standardised rows for ages 7 or more use the 5–9 band at three fifths of its weight.</w:t>
+        <w:t>Series | Dispersiona | Quasi-Poisson, annual change (%) | p | p, neg. binomial | 2024 denominatorsb</w:t>
       </w:r>
     </w:p>
     <w:p>
@@ -1856,7 +1898,7 @@
           <w:strike/>
           <w:color w:val="9C2020"/>
         </w:rPr>
-        <w:t>Specification | Rate 2014 | Rate 2021 | Change (%) | Slope | 95% CI | p</w:t>
+        <w:t>Crude national rate | 5.91 | +2.25 (0.32 to 4.22) | 0.029 | &lt;0.001 | +2.40 (0.022)</w:t>
       </w:r>
     </w:p>
     <w:p>
@@ -1865,7 +1907,7 @@
           <w:strike/>
           <w:color w:val="9C2020"/>
         </w:rPr>
-        <w:t xml:space="preserve">Ages ≥7, age-standardised |  |  |  |  |  | </w:t>
+        <w:t>Age-adjusted, ages ≥7 | 3.11 | +0.00 (−1.12 to 1.14) | 0.994 | 0.104 | +0.29 (0.602)</w:t>
       </w:r>
     </w:p>
     <w:p>
@@ -1874,7 +1916,7 @@
           <w:strike/>
           <w:color w:val="9C2020"/>
         </w:rPr>
-        <w:t>Brazil 2014 standard, 2018 projection (primary) | 1.123 | 1.078 | −4.0 | 0.0002 | (−0.0213 to 0.0217) | 0.983</w:t>
+        <w:t>Ages 5–34 | 1.07 | +4.04 (1.20 to 6.96) | 0.013 | &lt;0.001 | +4.22 (0.011)</w:t>
       </w:r>
     </w:p>
     <w:p>
@@ -1883,7 +1925,7 @@
           <w:strike/>
           <w:color w:val="9C2020"/>
         </w:rPr>
-        <w:t>Brazil 2014 standard, 2024 projection | 1.128 | 1.112 | −1.5 | 0.0040 | (−0.0176 to 0.0255) | 0.668</w:t>
+        <w:t>Ages 7–34 | 1.13 | +4.65 (1.64 to 7.75) | 0.009 | &lt;0.001 | +4.83 (0.007)</w:t>
       </w:r>
     </w:p>
     <w:p>
@@ -1892,7 +1934,7 @@
           <w:strike/>
           <w:color w:val="9C2020"/>
         </w:rPr>
-        <w:t>WHO standard, 2018 projection | 1.095 | 1.049 | −4.2 | −0.0001 | (−0.0207 to 0.0205) | 0.990</w:t>
+        <w:t>Ages 35–59 | 5.54 | +2.78 (−1.08 to 6.79) | 0.130 | 0.036 | +2.84 (0.123)</w:t>
       </w:r>
     </w:p>
     <w:p>
@@ -1901,7 +1943,7 @@
           <w:strike/>
           <w:color w:val="9C2020"/>
         </w:rPr>
-        <w:t>WHO standard, 2024 projection | 1.102 | 1.080 | −2.0 | 0.0031 | (−0.0176 to 0.0237) | 0.727</w:t>
+        <w:t>Supplementary Table S5. Sensitivity to the standard population and to the population projection (post hoc analysis). For each row the slope is in rate units per year, from ordinary least squares on eight annual values. The WHO standard population is applied in five-year bands, and the age-standardised rows for ages 7 or more use the 5–9 band at three fifths of its weight.</w:t>
       </w:r>
     </w:p>
     <w:p>
@@ -1910,7 +1952,7 @@
           <w:strike/>
           <w:color w:val="9C2020"/>
         </w:rPr>
-        <w:t xml:space="preserve">Ages 5–34 |  |  |  |  |  | </w:t>
+        <w:t>Specification | Rate 2014 | Rate 2021 | Change (%) | Slope | 95% CI | p</w:t>
       </w:r>
     </w:p>
     <w:p>
@@ -1919,7 +1961,7 @@
           <w:strike/>
           <w:color w:val="9C2020"/>
         </w:rPr>
-        <w:t>Crude group rate, 2018 projection (primary) | 0.182 | 0.219 | +20.3 | 0.0080 | (0.0023 to 0.0138) | 0.014</w:t>
+        <w:t xml:space="preserve">Ages ≥7, age-standardised |  |  |  |  |  | </w:t>
       </w:r>
     </w:p>
     <w:p>
@@ -1928,7 +1970,7 @@
           <w:strike/>
           <w:color w:val="9C2020"/>
         </w:rPr>
-        <w:t>Crude group rate, 2024 projection | 0.183 | 0.222 | +21.7 | 0.0085 | (0.0026 to 0.0144) | 0.012</w:t>
+        <w:t>Brazil 2014 standard, 2018 projection (primary) | 1.123 | 1.078 | −4.0 | 0.0002 | (−0.0213 to 0.0217) | 0.983</w:t>
       </w:r>
     </w:p>
     <w:p>
@@ -1937,7 +1979,7 @@
           <w:strike/>
           <w:color w:val="9C2020"/>
         </w:rPr>
-        <w:t>WHO standard, 2018 projection | 0.178 | 0.208 | +16.9 | 0.0069 | (0.0015 to 0.0122) | 0.020</w:t>
+        <w:t>Brazil 2014 standard, 2024 projection | 1.128 | 1.112 | −1.5 | 0.0040 | (−0.0176 to 0.0255) | 0.668</w:t>
       </w:r>
     </w:p>
     <w:p>
@@ -1946,7 +1988,7 @@
           <w:strike/>
           <w:color w:val="9C2020"/>
         </w:rPr>
-        <w:t>WHO standard, 2024 projection | 0.179 | 0.213 | +19.1 | 0.0075 | (0.0021 to 0.0130) | 0.015</w:t>
+        <w:t>WHO standard, 2018 projection | 1.095 | 1.049 | −4.2 | −0.0001 | (−0.0207 to 0.0205) | 0.990</w:t>
       </w:r>
     </w:p>
     <w:p>
@@ -1955,7 +1997,7 @@
           <w:strike/>
           <w:color w:val="9C2020"/>
         </w:rPr>
-        <w:t>Supplementary Table S6. Kitagawa decomposition of the change in the crude rate, completed ages 7 years and older (post hoc analysis). Rates and components per 100,000; population from the IBGE 2018 projection. The two components sum to the change in the crude rate. aAge-composition component as a percentage of the change in the crude rate; it exceeds 100% when the age-specific-rate component is negative, that is, when changes in age-specific rates partly offset the effect of the changing age composition.</w:t>
+        <w:t>WHO standard, 2024 projection | 1.102 | 1.080 | −2.0 | 0.0031 | (−0.0176 to 0.0237) | 0.727</w:t>
       </w:r>
     </w:p>
     <w:p>
@@ -1964,7 +2006,7 @@
           <w:strike/>
           <w:color w:val="9C2020"/>
         </w:rPr>
-        <w:t>Years compared | Crude rate, start / end | Change | Age composition | Age-specific rates | Composition share (%)a | Ages ≥60 in composition (%)</w:t>
+        <w:t xml:space="preserve">Ages 5–34 |  |  |  |  |  | </w:t>
       </w:r>
     </w:p>
     <w:p>
@@ -1973,7 +2015,7 @@
           <w:strike/>
           <w:color w:val="9C2020"/>
         </w:rPr>
-        <w:t>2014–2021 | 1.123 / 1.258 | +0.135 | +0.191 | −0.057 | 142 | 95</w:t>
+        <w:t>Crude group rate, 2018 projection (primary) | 0.182 | 0.219 | +20.3 | 0.0080 | (0.0023 to 0.0138) | 0.014</w:t>
       </w:r>
     </w:p>
     <w:p>
@@ -1982,7 +2024,7 @@
           <w:strike/>
           <w:color w:val="9C2020"/>
         </w:rPr>
-        <w:t>2014–2019 | 1.123 / 1.276 | +0.154 | +0.138 | +0.016 | 90 | 95</w:t>
+        <w:t>Crude group rate, 2024 projection | 0.183 | 0.222 | +21.7 | 0.0085 | (0.0026 to 0.0144) | 0.012</w:t>
       </w:r>
     </w:p>
     <w:p>
@@ -1991,7 +2033,7 @@
           <w:strike/>
           <w:color w:val="9C2020"/>
         </w:rPr>
-        <w:t>2014–2020 | 1.123 / 1.401 | +0.278 | +0.171 | +0.107 | 62 | 94</w:t>
+        <w:t>WHO standard, 2018 projection | 0.178 | 0.208 | +16.9 | 0.0069 | (0.0015 to 0.0122) | 0.020</w:t>
       </w:r>
     </w:p>
     <w:p>
@@ -2000,7 +2042,7 @@
           <w:strike/>
           <w:color w:val="9C2020"/>
         </w:rPr>
-        <w:t>2015–2021 | 1.171 / 1.258 | +0.087 | +0.167 | −0.081 | 193 | 95</w:t>
+        <w:t>WHO standard, 2024 projection | 0.179 | 0.213 | +19.1 | 0.0075 | (0.0021 to 0.0130) | 0.015</w:t>
       </w:r>
     </w:p>
     <w:p>
@@ -2009,7 +2051,7 @@
           <w:strike/>
           <w:color w:val="9C2020"/>
         </w:rPr>
-        <w:t>2016–2021 | 1.184 / 1.258 | +0.073 | +0.140 | −0.067 | 191 | 95</w:t>
+        <w:t>Supplementary Table S6. Kitagawa decomposition of the change in the crude rate, completed ages 7 years and older (post hoc analysis). Rates and components per 100,000; population from the IBGE 2018 projection. The two components sum to the change in the crude rate. aAge-composition component as a percentage of the change in the crude rate; it exceeds 100% when the age-specific-rate component is negative, that is, when changes in age-specific rates partly offset the effect of the changing age composition.</w:t>
       </w:r>
     </w:p>
     <w:p>
@@ -2018,7 +2060,7 @@
           <w:strike/>
           <w:color w:val="9C2020"/>
         </w:rPr>
-        <w:t>2014–2018 | 1.123 / 1.194 | +0.071 | +0.107 | −0.036 | 151 | 94</w:t>
+        <w:t>Years compared | Crude rate, start / end | Change | Age composition | Age-specific rates | Composition share (%)a | Ages ≥60 in composition (%)</w:t>
       </w:r>
     </w:p>
     <w:p>
@@ -2027,7 +2069,7 @@
           <w:strike/>
           <w:color w:val="9C2020"/>
         </w:rPr>
-        <w:t>Supplementary Figure S1. Mortality at ages 5–34 years</w:t>
+        <w:t>2014–2021 | 1.123 / 1.258 | +0.135 | +0.191 | −0.057 | 142 | 95</w:t>
       </w:r>
     </w:p>
     <w:p>
@@ -2036,6 +2078,60 @@
           <w:strike/>
           <w:color w:val="9C2020"/>
         </w:rPr>
+        <w:t>2014–2019 | 1.123 / 1.276 | +0.154 | +0.138 | +0.016 | 90 | 95</w:t>
+      </w:r>
+    </w:p>
+    <w:p>
+      <w:r>
+        <w:rPr>
+          <w:strike/>
+          <w:color w:val="9C2020"/>
+        </w:rPr>
+        <w:t>2014–2020 | 1.123 / 1.401 | +0.278 | +0.171 | +0.107 | 62 | 94</w:t>
+      </w:r>
+    </w:p>
+    <w:p>
+      <w:r>
+        <w:rPr>
+          <w:strike/>
+          <w:color w:val="9C2020"/>
+        </w:rPr>
+        <w:t>2015–2021 | 1.171 / 1.258 | +0.087 | +0.167 | −0.081 | 193 | 95</w:t>
+      </w:r>
+    </w:p>
+    <w:p>
+      <w:r>
+        <w:rPr>
+          <w:strike/>
+          <w:color w:val="9C2020"/>
+        </w:rPr>
+        <w:t>2016–2021 | 1.184 / 1.258 | +0.073 | +0.140 | −0.067 | 191 | 95</w:t>
+      </w:r>
+    </w:p>
+    <w:p>
+      <w:r>
+        <w:rPr>
+          <w:strike/>
+          <w:color w:val="9C2020"/>
+        </w:rPr>
+        <w:t>2014–2018 | 1.123 / 1.194 | +0.071 | +0.107 | −0.036 | 151 | 94</w:t>
+      </w:r>
+    </w:p>
+    <w:p>
+      <w:r>
+        <w:rPr>
+          <w:strike/>
+          <w:color w:val="9C2020"/>
+        </w:rPr>
+        <w:t>Supplementary Figure S1. Mortality at ages 5–34 years</w:t>
+      </w:r>
+    </w:p>
+    <w:p>
+      <w:r>
+        <w:rPr>
+          <w:strike/>
+          <w:color w:val="9C2020"/>
+        </w:rPr>
         <w:t>Asthma mortality at ages 5–34 years, Brazil, 2014–2021. Upper panel: rate per 100,000 at ages 5–34 (solid line, filled circles) and at ages 7–34, the control group matching the age filter of the original analysis (dashed line, open squares). Lower panel: annual asthma deaths at ages 5–34. Population from the IBGE 2018 projection.</w:t>
       </w:r>
     </w:p>
@@ -2132,7 +2228,7 @@
         <w:rPr>
           <w:color w:val="15653A"/>
         </w:rPr>
-        <w:t>COVID = union across five cause lines. Invalid-date and negative-age counts follow COVID and deduplication. Both ambiguous 2018 records are retained. The historical selection is delivered separately: 56 COVID removals, one key-based removal, 15 invalid dates and 18,583 deaths at continuous age &gt;6.</w:t>
+        <w:t>COVID = union across five cause lines. Invalid-date and negative-age counts follow COVID and deduplication. Both ambiguous 2018 records are retained. The historical selection, provided separately, removed 56 COVID records, one record under the reduced key and 15 records with invalid dates, leaving 18,583 deaths at continuous age &gt;6.</w:t>
       </w:r>
     </w:p>
     <w:p>
@@ -2908,7 +3004,7 @@
         <w:rPr>
           <w:color w:val="15653A"/>
         </w:rPr>
-        <w:t>Warning rows: theta estimation reached its iteration limit; convergence of mean-model IRLS does not prove convergence of theta. Retain these estimates with caution. Recorded warning: iteration limit reached. All errors, warnings, iterations, coefficients and fitted objects are retained in CSV/RDS. Quasi-Poisson uses t intervals with residual degrees of freedom; Poisson and negative binomial use normal Wald intervals.</w:t>
+        <w:t>Rows marked as warnings reached the theta iteration limit; convergence of mean-model IRLS does not prove convergence of theta. Retain these estimates with caution. The recorded warning was “iteration limit reached”. All errors, warnings, iterations, coefficients and fitted objects are retained in CSV/RDS. Quasi-Poisson uses t intervals with residual degrees of freedom; Poisson and negative binomial use normal Wald intervals.</w:t>
       </w:r>
     </w:p>
     <w:p>
@@ -3076,7 +3172,7 @@
         <w:rPr>
           <w:color w:val="15653A"/>
         </w:rPr>
-        <w:t>Warning rows: theta estimation reached its iteration limit; convergence of mean-model IRLS does not prove convergence of theta. Retain these estimates with caution. Recorded warning: iteration limit reached. All errors, warnings, iterations, coefficients and fitted objects are retained in CSV/RDS. Quasi-Poisson uses t intervals with residual degrees of freedom; Poisson and negative binomial use normal Wald intervals.</w:t>
+        <w:t>Rows marked as warnings reached the theta iteration limit; convergence of mean-model IRLS does not prove convergence of theta. Retain these estimates with caution. The recorded warning was “iteration limit reached”. All errors, warnings, iterations, coefficients and fitted objects are retained in CSV/RDS. Quasi-Poisson uses t intervals with residual degrees of freedom; Poisson and negative binomial use normal Wald intervals.</w:t>
       </w:r>
     </w:p>
     <w:p>

--- a/revision/deliverables/Manuscript_MARKED_COMPARISON.docx
+++ b/revision/deliverables/Manuscript_MARKED_COMPARISON.docx
@@ -182,7 +182,7 @@
         <w:rPr>
           <w:color w:val="15653A"/>
         </w:rPr>
-        <w:t>Methods. We reproduced the historical analysis and revised record selection using completed calendar age, COVID exclusions including U071, and retention of two 2018 records whose identity could not be established. The primary analysis used IBGE 2018 denominators and Brazil 2014 standard weights, normalised within each age range. Sensitivities examined IBGE 2024, WHO weights, count models, alternative selection rules and pandemic-period restrictions.</w:t>
+        <w:t>Methods. We reproduced the historical analysis and revised record selection using completed calendar age, COVID exclusions including U071, and retention of two 2018 records whose identity could not be established. The primary analysis used IBGE 2018 denominators and Brazil 2014 standard weights, normalised within each age range. Kitagawa decomposition described the contributions of age composition and age-specific rates to changes in crude mortality. Sensitivities examined IBGE 2024, WHO weights, count models, alternative selection rules and pandemic-period restrictions.</w:t>
       </w:r>
     </w:p>
     <w:p>
@@ -279,7 +279,7 @@
         <w:rPr>
           <w:color w:val="15653A"/>
         </w:rPr>
-        <w:t>We examined whether the reported increase in Brazilian asthma mortality during 2014–2021 persisted when population age structure was held fixed. We first reproduced Brum et al.'s analysis and documented agreements and discrepancies with the published results. We then estimated national rates among people aged ≥7 years and rates within ages 5–34, standardising separately within each range. Post hoc sensitivity analyses examined alternative population projections, WHO weights, count models, selection rules and pandemic-period restrictions. These analyses distinguish the observed crude increase from the national and age-specific trends supported by the data.</w:t>
+        <w:t>We examined whether the reported increase in Brazilian asthma mortality during 2014–2021 persisted when population age structure was held fixed. We first reproduced Brum et al.'s analysis and documented agreements and discrepancies with the published results. We then estimated national rates among people aged ≥7 years and rates within ages 5–34, standardising separately within each range. We also used Kitagawa decomposition to describe the contributions of changes in age composition and age-specific rates to the crude-rate change. Post hoc sensitivity analyses examined alternative population projections, WHO weights, count models, selection rules and pandemic-period restrictions. These analyses distinguish the observed crude increase from the national and age-specific trends supported by the data.</w:t>
       </w:r>
     </w:p>
     <w:p>
@@ -515,207 +515,215 @@
         <w:rPr>
           <w:color w:val="15653A"/>
         </w:rPr>
+        <w:t>We reproduced the historical analysis against the archived manuscript and versioned analytical code. Provenance details are reported under Software, reproducibility and ethics.</w:t>
+      </w:r>
+    </w:p>
+    <w:p>
+      <w:r>
+        <w:rPr>
+          <w:color w:val="15653A"/>
+        </w:rPr>
+        <w:t>Selection, COVID mentions and record identity</w:t>
+      </w:r>
+    </w:p>
+    <w:p>
+      <w:r>
+        <w:rPr>
+          <w:color w:val="15653A"/>
+        </w:rPr>
+        <w:t>We selected records whose underlying cause field, CAUSABAS, contained ICD-10 J45 or J46 [5]. To retain the historical search scope, the corrected COVID rule searched LINHAA, LINHAB, LINHAC, LINHAD and LINHAII for B342, U072, U071 or literal COVID-19. A match in any field excluded the record once. We logged each code frequency and overlapping combination separately. Sensitivities used the original rule without U071 or retained all records with COVID mentions.</w:t>
+      </w:r>
+    </w:p>
+    <w:p>
+      <w:r>
+        <w:rPr>
+          <w:color w:val="15653A"/>
+        </w:rPr>
+        <w:t>The historical deduplication key combined parsed death date, elapsed-days age, underlying cause and the five cause lines. It collapsed 2018 source rows 971828 and 971831. Inspection of all public fields found differences in occupation and seven administrative fields (NUMEROLOTE, TPPOS, DTCADASTRO, DTRECEBIM, DTRECORIGA, DIFDATA and CONTADOR). The SIM dictionary identifies NUMERODO as the death-declaration number and describes registration and receipt dates as administrative information [12]. NUMERODO is absent from these CSVs. The available fields therefore do not establish whether the rows refer to the same death. We retained both in the primary analysis and assessed their collapse under the historical key as a sensitivity.</w:t>
+      </w:r>
+    </w:p>
+    <w:p>
+      <w:r>
+        <w:rPr>
+          <w:color w:val="15653A"/>
+        </w:rPr>
+        <w:t>Calendar ages and analytical domains</w:t>
+      </w:r>
+    </w:p>
+    <w:p>
+      <w:r>
+        <w:rPr>
+          <w:color w:val="15653A"/>
+        </w:rPr>
+        <w:t>Completed age was the difference between death and birth years, reduced by one if death preceded that year's birthday. For births on 29 February, the anniversary in a non-leap year was 1 March. We added a leading zero to seven-digit day-month-year strings and required an eight-digit valid calendar date. Missing or uninterpretable dates and birth after death were excluded and logged separately. We applied no upper-age exclusion and grouped ages ≥90 into the IBGE 90+ interval.</w:t>
+      </w:r>
+    </w:p>
+    <w:p>
+      <w:r>
+        <w:rPr>
+          <w:color w:val="15653A"/>
+        </w:rPr>
+        <w:t>Calendar age defined the ≥7, 5–34, 7–34, 35–59 and ≥60 groups. One sensitivity used days/365.25, with its floor defining single-year bins. The historical reproduction retained the continuous &gt;6 threshold as a separate population.</w:t>
+      </w:r>
+    </w:p>
+    <w:p>
+      <w:r>
+        <w:rPr>
+          <w:color w:val="15653A"/>
+        </w:rPr>
+        <w:t>Denominators and direct standardisation</w:t>
+      </w:r>
+    </w:p>
+    <w:p>
+      <w:r>
+        <w:rPr>
+          <w:color w:val="15653A"/>
+        </w:rPr>
+        <w:t>National single-year populations for both sexes came from IBGE's 2018 revision [6]; the 2024 revision following the 2022 Census provided a sensitivity [7]. We used the total-population block on sheet BR in the 2018 workbook and SIGLA = BR with SEXO = Ambos in the 2024 workbook. Both provide ages 0–89 and an open 90+ interval. Corrected crude rates matched each numerator to the same population age range. To reproduce the historical construction, we divided continuous-age &gt;6 deaths by the entire population and separately by population ≥7. The latter comparator retains the small mismatch between its historical numerator and denominator.</w:t>
+      </w:r>
+    </w:p>
+    <w:p>
+      <w:r>
+        <w:rPr>
+          <w:color w:val="15653A"/>
+        </w:rPr>
+        <w:t>For age domain D and year t, we calculated the directly standardised rate as follows.</w:t>
+      </w:r>
+    </w:p>
+    <w:p>
+      <w:r>
+        <w:rPr>
+          <w:color w:val="15653A"/>
+        </w:rPr>
+        <w:t>ASR(t,D) = Σ[a∈D] w(a,D) × 100,000 × deaths(a,t) / population(a,t).</w:t>
+      </w:r>
+    </w:p>
+    <w:p>
+      <w:r>
+        <w:rPr>
+          <w:color w:val="15653A"/>
+        </w:rPr>
+        <w:t>w(a,D) = population(a,2014) / Σ[j∈D] population(j,2014), so Σ[a∈D] w(a,D) = 1.</w:t>
+      </w:r>
+    </w:p>
+    <w:p>
+      <w:r>
+        <w:rPr>
+          <w:color w:val="15653A"/>
+        </w:rPr>
+        <w:t>Weights were fixed across years and normalised separately within each age domain, including 5–34 and 7–34. Each denominator revision supplied its own Brazil 2014 standard population. Deaths and population at ≥90 shared one open interval. WHO standardisation used five-year bands [8], combining the 90–94, 95–99 and ≥100 weights for 90+. We allocated three fifths of the WHO 5–9 weight to 7–9 before normalisation, assuming a uniform distribution within that band. Missing death-count cells were assigned zero; population cells had to be complete and positive. We checked that Brazil-2014-standardised and aligned crude rates were equal in 2014.</w:t>
+      </w:r>
+    </w:p>
+    <w:p>
+      <w:r>
+        <w:rPr>
+          <w:color w:val="15653A"/>
+        </w:rPr>
+        <w:t>Trends, count models and sensitivity scenarios</w:t>
+      </w:r>
+    </w:p>
+    <w:p>
+      <w:r>
+        <w:rPr>
+          <w:color w:val="15653A"/>
+        </w:rPr>
+        <w:t>We fitted Gaussian-family GLMs to national crude and Brazil-standardised annual rates and ordinary least squares to age-group and WHO-standardised rates. The identity-link Gaussian trends are numerically equivalent to OLS. Slopes were expressed as deaths per 100,000 per year, with t intervals using n−2 residual degrees of freedom. We reported absolute and relative endpoint changes separately from annual slopes.</w:t>
+      </w:r>
+    </w:p>
+    <w:p>
+      <w:r>
+        <w:rPr>
+          <w:color w:val="15653A"/>
+        </w:rPr>
+        <w:t>Count models used log-link Poisson, quasi-Poisson and negative binomial families [9]. For unadjusted age domains, log E[Y(t)] = α + β × year(t) + log population(t). The national age-adjusted model was log E[Y(b,t)] = α + γ(b) + β × year(t) + log population(b,t). Its nine categorical bands were 7–14 (reference), 15–24, 25–34, 35–44, 45–54, 55–64, 65–74, 75–84 and 85+. Annual percentage change was APC = 100 × (exp β − 1), with intervals obtained by transforming β ± critical value × SE. Quasi-Poisson used the t distribution with model residual degrees of freedom; Poisson and negative binomial used normal Wald intervals.</w:t>
+      </w:r>
+    </w:p>
+    <w:p>
+      <w:r>
+        <w:rPr>
+          <w:color w:val="15653A"/>
+        </w:rPr>
+        <w:t>Quasi-Poisson scales Poisson coefficient variance by estimated dispersion. Negative binomial estimates the quadratic variance function μ + μ²/θ and can change coefficients as well as uncertainty. For every specification, we recorded Pearson dispersion, θ, mean-model convergence, iterations, errors and warnings. Large θ estimates with iteration warnings were interpreted as approaching the Poisson limit; these warnings prevent a claim of successful θ convergence or exact equivalence to Poisson.</w:t>
+      </w:r>
+    </w:p>
+    <w:p>
+      <w:r>
+        <w:rPr>
+          <w:color w:val="15653A"/>
+        </w:rPr>
+        <w:t>Each sensitivity changed one condition from the corrected primary analysis. We examined elapsed-days age, the original COVID rule, retention of all COVID mentions, the historical deduplication key, exclusion of 2020 and restriction to 2014–2019. The last two focused on 5–34 and 7–34 and retained actual calendar years as covariates. Excluding 2020 left seven observations and 5 trend residual degrees of freedom; restriction to 2014–2019 left six and 4. We evaluated both denominator revisions and both standards and reported every model regardless of statistical significance.</w:t>
+      </w:r>
+    </w:p>
+    <w:p>
+      <w:r>
+        <w:rPr>
+          <w:color w:val="15653A"/>
+        </w:rPr>
+        <w:t>Kitagawa accounting decomposition</w:t>
+      </w:r>
+    </w:p>
+    <w:p>
+      <w:r>
+        <w:rPr>
+          <w:color w:val="15653A"/>
+        </w:rPr>
+        <w:t>For the corrected ≥7 population, symmetric Kitagawa decomposition [11] partitioned crude differences into an age-composition term C and an age-specific-rate term R.</w:t>
+      </w:r>
+    </w:p>
+    <w:p>
+      <w:r>
+        <w:rPr>
+          <w:color w:val="15653A"/>
+        </w:rPr>
+        <w:t>C = Σ[a] (w(a,1) − w(a,0)) × (r(a,0) + r(a,1)) / 2.</w:t>
+      </w:r>
+    </w:p>
+    <w:p>
+      <w:r>
+        <w:rPr>
+          <w:color w:val="15653A"/>
+        </w:rPr>
+        <w:t>R = Σ[a] (r(a,1) − r(a,0)) × (w(a,0) + w(a,1)) / 2.</w:t>
+      </w:r>
+    </w:p>
+    <w:p>
+      <w:r>
+        <w:rPr>
+          <w:color w:val="15653A"/>
+        </w:rPr>
+        <w:t>Crude(1) − crude(0) = C + R, with r in deaths per 100,000 and each year's w normalised within ≥7.</w:t>
+      </w:r>
+    </w:p>
+    <w:p>
+      <w:r>
+        <w:rPr>
+          <w:color w:val="15653A"/>
+        </w:rPr>
+        <w:t>We used the same six endpoint pairs with IBGE 2018 and 2024, namely 2014–2021, 2014–2019, 2014–2020, 2015–2021, 2016–2021 and 2014–2018. We checked the identities at full precision before rounding each displayed component independently. This can produce a discrepancy in the last displayed digit. Shares above 100% indicate that a negative rate term offsets part of the composition term. The decomposition is descriptive and does not identify causal mechanisms.</w:t>
+      </w:r>
+    </w:p>
+    <w:p>
+      <w:r>
+        <w:rPr>
+          <w:color w:val="15653A"/>
+        </w:rPr>
+        <w:t>Software, reproducibility and ethics</w:t>
+      </w:r>
+    </w:p>
+    <w:p>
+      <w:r>
+        <w:rPr>
+          <w:color w:val="15653A"/>
+        </w:rPr>
+        <w:t>We used R 4.6.1 [10] for reproduction and revision; the reference reported R 4.3.3. The code records package versions, configurations, input hashes, warnings and independent checks, including numerical differences under the current environment. Public inputs, verified extraction code and separate scenario outputs support reproduction. Code and revision outputs are available at https://github.com/EduIntellect/asthma-mortality-brazil-reanalysis/tree/revision/amaury-review .</w:t>
+      </w:r>
+    </w:p>
+    <w:p>
+      <w:r>
+        <w:rPr>
+          <w:color w:val="15653A"/>
+        </w:rPr>
         <w:t>We reconciled the archived 12-page manuscript of 10 October 2026 with a Word copy of concordant content and repository commit 3884c868a07164710a2e358180b3034f9cdcf642. Official SIM archives recovered on 11 October 2026 reproduced the versioned selection counts and year-age aggregates exactly. Historical execution hashes were available for SIM 2020–2021 only, so byte identity with the historical 2014–2019 files could not be established. The accompanying provenance manifest records the reference PDF hash and all verified input hashes.</w:t>
-      </w:r>
-    </w:p>
-    <w:p>
-      <w:r>
-        <w:rPr>
-          <w:color w:val="15653A"/>
-        </w:rPr>
-        <w:t>Selection, COVID mentions and record identity</w:t>
-      </w:r>
-    </w:p>
-    <w:p>
-      <w:r>
-        <w:rPr>
-          <w:color w:val="15653A"/>
-        </w:rPr>
-        <w:t>We selected records whose underlying cause field, CAUSABAS, contained ICD-10 J45 or J46 [5]. To retain the historical search scope, the corrected COVID rule searched LINHAA, LINHAB, LINHAC, LINHAD and LINHAII for B342, U072, U071 or literal COVID-19. A match in any field excluded the record once. We logged each code frequency and overlapping combination separately. Sensitivities used the original rule without U071 or retained all records with COVID mentions.</w:t>
-      </w:r>
-    </w:p>
-    <w:p>
-      <w:r>
-        <w:rPr>
-          <w:color w:val="15653A"/>
-        </w:rPr>
-        <w:t>The historical deduplication key combined parsed death date, elapsed-days age, underlying cause and the five cause lines. It collapsed 2018 source rows 971828 and 971831. Inspection of all public fields found differences in occupation and seven administrative fields (NUMEROLOTE, TPPOS, DTCADASTRO, DTRECEBIM, DTRECORIGA, DIFDATA and CONTADOR). The SIM dictionary identifies NUMERODO as the death-declaration number and describes registration and receipt dates as administrative information [12]. NUMERODO is absent from these CSVs. The available fields therefore do not establish whether the rows refer to the same death. We retained both in the primary analysis and assessed their collapse under the historical key as a sensitivity.</w:t>
-      </w:r>
-    </w:p>
-    <w:p>
-      <w:r>
-        <w:rPr>
-          <w:color w:val="15653A"/>
-        </w:rPr>
-        <w:t>Calendar ages and analytical domains</w:t>
-      </w:r>
-    </w:p>
-    <w:p>
-      <w:r>
-        <w:rPr>
-          <w:color w:val="15653A"/>
-        </w:rPr>
-        <w:t>Completed age was the difference between death and birth years, reduced by one if death preceded that year's birthday. For births on 29 February, the anniversary in a non-leap year was 1 March. We added a leading zero to seven-digit day-month-year strings and required an eight-digit valid calendar date. Missing or uninterpretable dates and birth after death were excluded and logged separately. We applied no upper-age exclusion and grouped ages ≥90 into the IBGE 90+ interval.</w:t>
-      </w:r>
-    </w:p>
-    <w:p>
-      <w:r>
-        <w:rPr>
-          <w:color w:val="15653A"/>
-        </w:rPr>
-        <w:t>Calendar age defined the ≥7, 5–34, 7–34, 35–59 and ≥60 groups. One sensitivity used days/365.25, with its floor defining single-year bins. The historical reproduction retained the continuous &gt;6 threshold as a separate population.</w:t>
-      </w:r>
-    </w:p>
-    <w:p>
-      <w:r>
-        <w:rPr>
-          <w:color w:val="15653A"/>
-        </w:rPr>
-        <w:t>Denominators and direct standardisation</w:t>
-      </w:r>
-    </w:p>
-    <w:p>
-      <w:r>
-        <w:rPr>
-          <w:color w:val="15653A"/>
-        </w:rPr>
-        <w:t>National single-year populations for both sexes came from IBGE's 2018 revision [6]; the 2024 revision following the 2022 Census provided a sensitivity [7]. We used the total-population block on sheet BR in the 2018 workbook and SIGLA = BR with SEXO = Ambos in the 2024 workbook. Both provide ages 0–89 and an open 90+ interval. Corrected crude rates matched each numerator to the same population age range. To reproduce the historical construction, we divided continuous-age &gt;6 deaths by the entire population and separately by population ≥7. The latter comparator retains the small mismatch between its historical numerator and denominator.</w:t>
-      </w:r>
-    </w:p>
-    <w:p>
-      <w:r>
-        <w:rPr>
-          <w:color w:val="15653A"/>
-        </w:rPr>
-        <w:t>For age domain D and year t, we calculated the directly standardised rate as follows.</w:t>
-      </w:r>
-    </w:p>
-    <w:p>
-      <w:r>
-        <w:rPr>
-          <w:color w:val="15653A"/>
-        </w:rPr>
-        <w:t>ASR(t,D) = Σ[a∈D] w(a,D) × 100,000 × deaths(a,t) / population(a,t).</w:t>
-      </w:r>
-    </w:p>
-    <w:p>
-      <w:r>
-        <w:rPr>
-          <w:color w:val="15653A"/>
-        </w:rPr>
-        <w:t>w(a,D) = population(a,2014) / Σ[j∈D] population(j,2014), so Σ[a∈D] w(a,D) = 1.</w:t>
-      </w:r>
-    </w:p>
-    <w:p>
-      <w:r>
-        <w:rPr>
-          <w:color w:val="15653A"/>
-        </w:rPr>
-        <w:t>Weights were fixed across years and normalised separately within each age domain, including 5–34 and 7–34. Each denominator revision supplied its own Brazil 2014 standard population. Deaths and population at ≥90 shared one open interval. WHO standardisation used five-year bands [8], combining the 90–94, 95–99 and ≥100 weights for 90+. We allocated three fifths of the WHO 5–9 weight to 7–9 before normalisation, assuming a uniform distribution within that band. Missing death-count cells were assigned zero; population cells had to be complete and positive. We checked that Brazil-2014-standardised and aligned crude rates were equal in 2014.</w:t>
-      </w:r>
-    </w:p>
-    <w:p>
-      <w:r>
-        <w:rPr>
-          <w:color w:val="15653A"/>
-        </w:rPr>
-        <w:t>Trends, count models and sensitivity scenarios</w:t>
-      </w:r>
-    </w:p>
-    <w:p>
-      <w:r>
-        <w:rPr>
-          <w:color w:val="15653A"/>
-        </w:rPr>
-        <w:t>We fitted Gaussian-family GLMs to national crude and Brazil-standardised annual rates and ordinary least squares to age-group and WHO-standardised rates. The identity-link Gaussian trends are numerically equivalent to OLS. Slopes were expressed as deaths per 100,000 per year, with t intervals using n−2 residual degrees of freedom. We reported absolute and relative endpoint changes separately from annual slopes.</w:t>
-      </w:r>
-    </w:p>
-    <w:p>
-      <w:r>
-        <w:rPr>
-          <w:color w:val="15653A"/>
-        </w:rPr>
-        <w:t>Count models used log-link Poisson, quasi-Poisson and negative binomial families [9]. For unadjusted age domains, log E[Y(t)] = α + β × year(t) + log population(t). The national age-adjusted model was log E[Y(b,t)] = α + γ(b) + β × year(t) + log population(b,t). Its nine categorical bands were 7–14 (reference), 15–24, 25–34, 35–44, 45–54, 55–64, 65–74, 75–84 and 85+. Annual percentage change was APC = 100 × (exp β − 1), with intervals obtained by transforming β ± critical value × SE. Quasi-Poisson used the t distribution with model residual degrees of freedom; Poisson and negative binomial used normal Wald intervals.</w:t>
-      </w:r>
-    </w:p>
-    <w:p>
-      <w:r>
-        <w:rPr>
-          <w:color w:val="15653A"/>
-        </w:rPr>
-        <w:t>Quasi-Poisson scales Poisson coefficient variance by estimated dispersion. Negative binomial estimates the quadratic variance function μ + μ²/θ and can change coefficients as well as uncertainty. For every specification, we recorded Pearson dispersion, θ, mean-model convergence, iterations, errors and warnings. Large θ estimates with iteration warnings were interpreted as approaching the Poisson limit; these warnings prevent a claim of successful θ convergence or exact equivalence to Poisson.</w:t>
-      </w:r>
-    </w:p>
-    <w:p>
-      <w:r>
-        <w:rPr>
-          <w:color w:val="15653A"/>
-        </w:rPr>
-        <w:t>Each sensitivity changed one condition from the corrected primary analysis. We examined elapsed-days age, the original COVID rule, retention of all COVID mentions, the historical deduplication key, exclusion of 2020 and restriction to 2014–2019. The last two focused on 5–34 and 7–34 and retained actual calendar years as covariates. Excluding 2020 left seven observations and 5 trend residual degrees of freedom; restriction to 2014–2019 left six and 4. We evaluated both denominator revisions and both standards and reported every model regardless of statistical significance.</w:t>
-      </w:r>
-    </w:p>
-    <w:p>
-      <w:r>
-        <w:rPr>
-          <w:color w:val="15653A"/>
-        </w:rPr>
-        <w:t>Kitagawa accounting decomposition</w:t>
-      </w:r>
-    </w:p>
-    <w:p>
-      <w:r>
-        <w:rPr>
-          <w:color w:val="15653A"/>
-        </w:rPr>
-        <w:t>For the corrected ≥7 population, symmetric Kitagawa decomposition [11] partitioned crude differences into an age-composition term C and an age-specific-rate term R.</w:t>
-      </w:r>
-    </w:p>
-    <w:p>
-      <w:r>
-        <w:rPr>
-          <w:color w:val="15653A"/>
-        </w:rPr>
-        <w:t>C = Σ[a] (w(a,1) − w(a,0)) × (r(a,0) + r(a,1)) / 2.</w:t>
-      </w:r>
-    </w:p>
-    <w:p>
-      <w:r>
-        <w:rPr>
-          <w:color w:val="15653A"/>
-        </w:rPr>
-        <w:t>R = Σ[a] (r(a,1) − r(a,0)) × (w(a,0) + w(a,1)) / 2.</w:t>
-      </w:r>
-    </w:p>
-    <w:p>
-      <w:r>
-        <w:rPr>
-          <w:color w:val="15653A"/>
-        </w:rPr>
-        <w:t>Crude(1) − crude(0) = C + R, with r in deaths per 100,000 and each year's w normalised within ≥7.</w:t>
-      </w:r>
-    </w:p>
-    <w:p>
-      <w:r>
-        <w:rPr>
-          <w:color w:val="15653A"/>
-        </w:rPr>
-        <w:t>We used the same six endpoint pairs with IBGE 2018 and 2024, namely 2014–2021, 2014–2019, 2014–2020, 2015–2021, 2016–2021 and 2014–2018. We checked the identities at full precision before rounding each displayed component independently. This can produce a discrepancy in the last displayed digit. Shares above 100% indicate that a negative rate term offsets part of the composition term. The decomposition is descriptive and does not identify causal mechanisms.</w:t>
-      </w:r>
-    </w:p>
-    <w:p>
-      <w:r>
-        <w:rPr>
-          <w:color w:val="15653A"/>
-        </w:rPr>
-        <w:t>Software, reproducibility and ethics</w:t>
-      </w:r>
-    </w:p>
-    <w:p>
-      <w:r>
-        <w:rPr>
-          <w:color w:val="15653A"/>
-        </w:rPr>
-        <w:t>We used R 4.6.1 [10] for reproduction and revision; the reference reported R 4.3.3. The code records package versions, configurations, input hashes, warnings and independent checks, including numerical differences under the current environment. Public inputs, verified extraction code and separate scenario outputs support reproduction. Code and revision outputs are available at https://github.com/EduIntellect/asthma-mortality-brazil-reanalysis/tree/revision/amaury-review .</w:t>
       </w:r>
     </w:p>
     <w:p>
@@ -941,7 +949,15 @@
         <w:rPr>
           <w:color w:val="15653A"/>
         </w:rPr>
-        <w:t>Excluding 2020 while retaining calendar-year values, the within-5–34 Brazil-2014-standardised slope was 0.0058 (95% CI 0.0004 to 0.0112; p = 0.040). In 2014–2019 it was 0.0068 (95% CI -0.0023 to 0.0158; p = 0.107); the endpoint increase was 22.4%. For the 7–34 control, the respective standardised trend p values were 0.021 and 0.067. The primary standardised prepandemic interval therefore does not establish a positive annual trend. With WHO standardisation and IBGE 2018, excluding 2020 gives p = 0.055, with an interval including zero. In 2014–2019, count-model inference also differs. The crude 5–34 Poisson and negative binomial Wald intervals exclude zero; the quasi-Poisson t interval includes it; negative-binomial theta has an iteration warning. Supplementary Table S7 reports results for both revisions, both standards and all three count families.</w:t>
+        <w:t>Excluding 2020 while retaining calendar-year values, the within-5–34 Brazil-2014-standardised slope was 0.0058 (95% CI 0.0004 to 0.0112; p = 0.040). In 2014–2019 it was 0.0068 (95% CI -0.0023 to 0.0158; p = 0.107); the endpoint increase was 22.4%. For the 7–34 control, the respective standardised trend p values were 0.021 and 0.067. The primary standardised prepandemic interval therefore does not establish a positive annual trend.</w:t>
+      </w:r>
+    </w:p>
+    <w:p>
+      <w:r>
+        <w:rPr>
+          <w:color w:val="15653A"/>
+        </w:rPr>
+        <w:t>With WHO standardisation and IBGE 2018, excluding 2020 gives p = 0.055, with an interval including zero. In 2014–2019, count-model inference also differs. The crude 5–34 Poisson and negative binomial Wald intervals exclude zero; the quasi-Poisson t interval includes it; negative-binomial theta has an iteration warning. Supplementary Table S7 reports results for both revisions, both standards and all three count families. These comparisons show that inference depends on the standard and variance assumptions.</w:t>
       </w:r>
     </w:p>
     <w:p>
@@ -1050,23 +1066,23 @@
         <w:rPr>
           <w:color w:val="15653A"/>
         </w:rPr>
-        <w:t>Both crude and standardised mortality within ages 5–34 increased over 2014–2021. Standardising within this range accounts for changes in its internal age distribution. The primary Brazil-standardised slope retained a positive interval after excluding 2020; the corresponding WHO sensitivity with IBGE 2018 included zero. The nested 7–34 analysis assesses how including ages five and six affects the estimate and does not provide independent replication.</w:t>
-      </w:r>
-    </w:p>
-    <w:p>
-      <w:r>
-        <w:rPr>
-          <w:color w:val="15653A"/>
-        </w:rPr>
-        <w:t>The shorter prepandemic primary estimate was imprecise and its interval included zero. Its positive endpoint contrast alone does not establish an annual trend over 2014–2019. The observed increase over 2014–2021 warrants continued surveillance, while differences in study periods and age definitions prevent identification of a change point or reversal of the earlier decline reported by Graudenz et al. [3].</w:t>
-      </w:r>
-    </w:p>
-    <w:p>
-      <w:r>
-        <w:rPr>
-          <w:color w:val="15653A"/>
-        </w:rPr>
-        <w:t>The selection audit shows why equal ≥7 totals need not represent the same records. Retaining one ambiguous 2018 record and excluding one additional U071 record in 2021 cancel in the total. Calendar age also changed single-year bins without changing membership in the five age domains, affecting the age distribution used in standardisation and count models. Separate sensitivities identify the effect of each alternative selection rule.</w:t>
+        <w:t>Both crude and standardised mortality within ages 5–34 increased over 2014–2021. Standardising within this range accounts for changes in its internal age distribution. The nested 7–34 analysis assesses how including ages five and six affects the estimate and does not provide independent replication.</w:t>
+      </w:r>
+    </w:p>
+    <w:p>
+      <w:r>
+        <w:rPr>
+          <w:color w:val="15653A"/>
+        </w:rPr>
+        <w:t>Extension of the finding across periods depends on the analysis. The primary Brazil-standardised slope retained a positive interval after excluding 2020; the corresponding WHO sensitivity with IBGE 2018 included zero. The shorter prepandemic primary estimate was imprecise and its interval included zero. Its positive endpoint contrast alone does not establish an annual trend over 2014–2019. The observed increase over 2014–2021 warrants continued surveillance, while differences in study periods and age definitions prevent identification of a change point or reversal of the earlier decline reported by Graudenz et al. [3].</w:t>
+      </w:r>
+    </w:p>
+    <w:p>
+      <w:r>
+        <w:rPr>
+          <w:color w:val="15653A"/>
+        </w:rPr>
+        <w:t>Interpretation also depends on which records enter each analysis. The selection audit shows why equal ≥7 totals need not represent the same records. Retaining one ambiguous 2018 record and excluding one additional U071 record in 2021 cancel in the total. Calendar age also changed single-year bins without changing membership in the five age domains, affecting the age distribution used in standardisation and count models. Separate sensitivities identify the effect of each alternative selection rule.</w:t>
       </w:r>
     </w:p>
     <w:p>

--- a/revision/deliverables/Manuscript_MARKED_COMPARISON.docx
+++ b/revision/deliverables/Manuscript_MARKED_COMPARISON.docx
@@ -255,7 +255,7 @@
         <w:rPr>
           <w:color w:val="15653A"/>
         </w:rPr>
-        <w:t>Brum et al. concluded that "asthma mortality remains high and shows an increasing trend for the first time in the past decades" [1]. Their nationwide analysis for 2014–2021 identified 18,584 asthma deaths and reported an annual increase of approximately 2.5%. Cardoso et al., studying 2013–2023, also concluded that asthma-related deaths had increased [2]. They based this conclusion on annual death counts and reported a stable overall mortality rate per 100,000 inhabitants. These measures describe different aspects of mortality. Neither establishes an increase in the national age-standardised rate.</w:t>
+        <w:t>Brum et al. concluded that "asthma mortality remains high and shows an increasing trend for the first time in the past decades" [1]. Their nationwide analysis for 2014–2021 identified 18,584 asthma deaths and reported an annual increase of approximately 2.5%. Cardoso et al., studying 2013–2023, also concluded that asthma-related deaths had increased [2]. They based this conclusion on annual death counts and reported a stable overall mortality rate per 100,000 habitants. These measures describe different aspects of mortality. Neither establishes an increase in the national age-standardised rate.</w:t>
       </w:r>
     </w:p>
     <w:p>

--- a/revision/deliverables/Manuscript_MARKED_COMPARISON.docx
+++ b/revision/deliverables/Manuscript_MARKED_COMPARISON.docx
@@ -116,7 +116,7 @@
         <w:rPr>
           <w:color w:val="15653A"/>
         </w:rPr>
-        <w:t>Correspondence. Francisco Federico García Crespi, fedeg@umh.es. Author details and declarations are retained from the reviewed PDF and require confirmation in the accompanying checklist.</w:t>
+        <w:t>Correspondence. Francisco Federico García Crespi, fedeg@umh.es. Author details and declarations were confirmed during preparation of this revision.</w:t>
       </w:r>
     </w:p>
     <w:p>
@@ -174,15 +174,15 @@
         <w:rPr>
           <w:color w:val="15653A"/>
         </w:rPr>
-        <w:t>Objective. To assess whether the reported increase in crude asthma mortality in Brazil during 2014–2021 persists after age standardisation among people aged ≥7 years, and to examine mortality within ages 5–34.</w:t>
-      </w:r>
-    </w:p>
-    <w:p>
-      <w:r>
-        <w:rPr>
-          <w:color w:val="15653A"/>
-        </w:rPr>
-        <w:t>Methods. We reproduced the historical analysis and revised record selection using completed calendar age, COVID exclusions including U071, and retention of two 2018 records whose identity could not be established. The primary analysis used IBGE 2018 denominators and Brazil 2014 standard weights, normalised within each age range. Kitagawa decomposition described the contributions of age composition and age-specific rates to changes in crude mortality. Sensitivities examined IBGE 2024, WHO weights, count models, alternative selection rules and pandemic-period restrictions.</w:t>
+        <w:t>Objective. To assess whether rising crude asthma mortality in Brazil during 2014–2021 persists after standardisation at ages ≥7, and examine mortality within ages 5–34.</w:t>
+      </w:r>
+    </w:p>
+    <w:p>
+      <w:r>
+        <w:rPr>
+          <w:color w:val="15653A"/>
+        </w:rPr>
+        <w:t>Methods. This ecological study reproduced the analysis and revised selection using calendar age, COVID exclusions including U071, and retention of two 2018 records without confirmed shared identity. The primary analysis used Brazilian Institute of Geography and Statistics (IBGE) 2018 denominators and Brazil 2014 standard weights, normalised within each age range. Kitagawa decomposition described the contributions of age composition and age-specific rates to changes in crude mortality. Sensitivities examined IBGE 2024, World Health Organization (WHO) weights, count models, selection rules and pandemic-period restrictions.</w:t>
       </w:r>
     </w:p>
     <w:p>
@@ -198,7 +198,7 @@
         <w:rPr>
           <w:color w:val="15653A"/>
         </w:rPr>
-        <w:t>Conclusion. Changes in population age composition accounted for much of the crude increase at ages ≥7 in a descriptive decomposition. The primary national age-standardised estimate was compatible with trends in either direction. Standardisation within 5–34 supported an increase over 2014–2021 and after excluding 2020; the shorter prepandemic series remained inconclusive about the annual trend. Surveillance should report crude, age-standardised and age-specific rates together.</w:t>
+        <w:t>Conclusions. Changes in population age composition accounted for much of the crude increase at ages ≥7 in a descriptive decomposition. The primary national age-standardised estimate was compatible with trends in either direction. Standardisation within 5–34 supported an increase over 2014–2021 and after excluding 2020; the shorter prepandemic series remained inconclusive about the annual trend. Surveillance should report crude, age-standardised and age-specific rates together.</w:t>
       </w:r>
     </w:p>
     <w:p>
@@ -255,31 +255,31 @@
         <w:rPr>
           <w:color w:val="15653A"/>
         </w:rPr>
-        <w:t>Brum et al. concluded that "asthma mortality remains high and shows an increasing trend for the first time in the past decades" [1]. Their nationwide analysis for 2014–2021 identified 18,584 asthma deaths and reported an annual increase of approximately 2.5%. Cardoso et al., studying 2013–2023, also concluded that asthma-related deaths had increased [2]. They based this conclusion on annual death counts and reported a stable overall mortality rate per 100,000 habitants. These measures describe different aspects of mortality. Neither establishes an increase in the national age-standardised rate.</w:t>
-      </w:r>
-    </w:p>
-    <w:p>
-      <w:r>
-        <w:rPr>
-          <w:color w:val="15653A"/>
-        </w:rPr>
-        <w:t>Earlier Brazilian surveillance offers a longer perspective. Graudenz et al. reported a linear decline in age-standardised asthma mortality among people aged 5–34 during 1980–2014 and a non-linear trend in the general population [3]. Differences in periods, age ranges and rate definitions limit direct comparison with recent estimates and prevent identification of a historical trend reversal.</w:t>
-      </w:r>
-    </w:p>
-    <w:p>
-      <w:r>
-        <w:rPr>
-          <w:color w:val="15653A"/>
-        </w:rPr>
-        <w:t>Population ageing is relevant to this comparison because approximately two thirds of asthma deaths occurred among people aged ≥60 [1,2]. Changes in age composition can raise crude mortality even when age-specific rates do not increase. Neither Brum et al. nor Cardoso et al. directly age-standardised the national series. Brum et al.'s public code [4] provides an opportunity to examine case selection, population denominators and trend estimates before reassessing the mortality pattern.</w:t>
-      </w:r>
-    </w:p>
-    <w:p>
-      <w:r>
-        <w:rPr>
-          <w:color w:val="15653A"/>
-        </w:rPr>
-        <w:t>We examined whether the reported increase in Brazilian asthma mortality during 2014–2021 persisted when population age structure was held fixed. We first reproduced Brum et al.'s analysis and documented agreements and discrepancies with the published results. We then estimated national rates among people aged ≥7 years and rates within ages 5–34, standardising separately within each range. We also used Kitagawa decomposition to describe the contributions of changes in age composition and age-specific rates to the crude-rate change. Post hoc sensitivity analyses examined alternative population projections, WHO weights, count models, selection rules and pandemic-period restrictions. These analyses distinguish the observed crude increase from the national and age-specific trends supported by the data.</w:t>
+        <w:t>One nationwide study concluded that "asthma mortality remains high and shows an increasing trend for the first time in the past decades" [1]. Their nationwide analysis for 2014–2021 identified 18,584 asthma deaths and reported an annual increase of approximately 2.5%. Another study of 2013–2023 concluded that asthma-related deaths had increased [2]. They based this conclusion on annual death counts and reported a stable overall mortality rate per 100,000 habitants. These measures describe different aspects of mortality. Neither establishes an increase in the national age-standardised rate.</w:t>
+      </w:r>
+    </w:p>
+    <w:p>
+      <w:r>
+        <w:rPr>
+          <w:color w:val="15653A"/>
+        </w:rPr>
+        <w:t>Earlier Brazilian surveillance offers a longer perspective. An earlier study reported a linear decline in age-standardised asthma mortality among people aged 5–34 during 1980–2014 and a non-linear trend in the general population [3]. Differences in periods, age ranges and rate definitions limit direct comparison with recent estimates and prevent identification of a historical trend reversal.</w:t>
+      </w:r>
+    </w:p>
+    <w:p>
+      <w:r>
+        <w:rPr>
+          <w:color w:val="15653A"/>
+        </w:rPr>
+        <w:t>Population ageing is relevant to this comparison because approximately two thirds of asthma deaths occurred among people aged ≥60 [1,2]. Changes in age composition can raise crude mortality even when age-specific rates do not increase. Neither recent study directly age-standardised the national series. Public code for the first study [4] provides an opportunity to examine case selection, population denominators and trend estimates before reassessing the mortality pattern.</w:t>
+      </w:r>
+    </w:p>
+    <w:p>
+      <w:r>
+        <w:rPr>
+          <w:color w:val="15653A"/>
+        </w:rPr>
+        <w:t>We examined whether the reported increase in Brazilian asthma mortality during 2014–2021 persisted when population age structure was held fixed. We first reproduced the first study's analysis and documented agreements and discrepancies with the published results. We then estimated national rates among people aged ≥7 years and rates within ages 5–34, standardising separately within each range. We also used Kitagawa decomposition to describe the contributions of changes in age composition and age-specific rates to the crude-rate change. Post hoc sensitivity analyses examined alternative population projections, WHO weights, count models, selection rules and pandemic-period restrictions.</w:t>
       </w:r>
     </w:p>
     <w:p>
@@ -507,7 +507,7 @@
         <w:rPr>
           <w:color w:val="15653A"/>
         </w:rPr>
-        <w:t>This secondary ecological analysis examined national underlying-cause asthma mortality in Brazil during 2014–2021. The corrected primary population comprised people aged ≥7 completed years. We analysed ages 5–34 separately and used the nested 7–34 group to assess sensitivity to ages five and six; 35–59 and ≥60 provided further comparisons. The historical analysis using continuous age &gt;6 was reproduced separately. The primary analysis retained IBGE 2018 denominators and Brazil 2014 standard weights. WHO, IBGE 2024, count models, Kitagawa decomposition and alternative selection and periods provided sensitivity or descriptive analyses. We applied no multiple-testing correction.</w:t>
+        <w:t>This secondary ecological analysis used the Brazilian Mortality Information System (SIM) to examine national underlying-cause asthma mortality in Brazil during 2014–2021. The corrected primary population comprised people aged ≥7 completed years. We analysed ages 5–34 separately and used the nested 7–34 group to assess sensitivity to ages five and six; 35–59 and ≥60 provided further comparisons. The historical analysis using continuous age &gt;6 was reproduced separately. The primary analysis retained IBGE 2018 denominators and Brazil 2014 standard weights. Sensitivity analyses and descriptive decomposition complemented the primary estimates. We applied no multiple-testing correction.</w:t>
       </w:r>
     </w:p>
     <w:p>
@@ -531,15 +531,15 @@
         <w:rPr>
           <w:color w:val="15653A"/>
         </w:rPr>
-        <w:t>We selected records whose underlying cause field, CAUSABAS, contained ICD-10 J45 or J46 [5]. To retain the historical search scope, the corrected COVID rule searched LINHAA, LINHAB, LINHAC, LINHAD and LINHAII for B342, U072, U071 or literal COVID-19. A match in any field excluded the record once. We logged each code frequency and overlapping combination separately. Sensitivities used the original rule without U071 or retained all records with COVID mentions.</w:t>
-      </w:r>
-    </w:p>
-    <w:p>
-      <w:r>
-        <w:rPr>
-          <w:color w:val="15653A"/>
-        </w:rPr>
-        <w:t>The historical deduplication key combined parsed death date, elapsed-days age, underlying cause and the five cause lines. It collapsed 2018 source rows 971828 and 971831. Inspection of all public fields found differences in occupation and seven administrative fields (NUMEROLOTE, TPPOS, DTCADASTRO, DTRECEBIM, DTRECORIGA, DIFDATA and CONTADOR). The SIM dictionary identifies NUMERODO as the death-declaration number and describes registration and receipt dates as administrative information [12]. NUMERODO is absent from these CSVs. The available fields therefore do not establish whether the rows refer to the same death. We retained both in the primary analysis and assessed their collapse under the historical key as a sensitivity.</w:t>
+        <w:t>We selected records whose underlying cause field, CAUSABAS, contained International Classification of Diseases, tenth revision (ICD-10), J45 or J46 [5]. To retain the historical search scope, the corrected COVID rule searched LINHAA, LINHAB, LINHAC, LINHAD and LINHAII for B342, U072, U071 or literal COVID-19. A match in any field excluded the record once. We logged each code frequency and overlapping combination separately. Sensitivities used the original rule without U071 or retained all records with COVID mentions.</w:t>
+      </w:r>
+    </w:p>
+    <w:p>
+      <w:r>
+        <w:rPr>
+          <w:color w:val="15653A"/>
+        </w:rPr>
+        <w:t>The historical key combined death date, elapsed-days age, underlying cause and five cause lines. It collapsed two 2018 records with differences in occupation and administrative fields. The death-declaration identifier NUMERODO, described in the SIM dictionary [6], is absent from the public CSVs. Available fields therefore cannot establish a shared death. We retained both records and assessed their collapse as a sensitivity. Supplementary methods document the rows and fields.</w:t>
       </w:r>
     </w:p>
     <w:p>
@@ -555,7 +555,7 @@
         <w:rPr>
           <w:color w:val="15653A"/>
         </w:rPr>
-        <w:t>Completed age was the difference between death and birth years, reduced by one if death preceded that year's birthday. For births on 29 February, the anniversary in a non-leap year was 1 March. We added a leading zero to seven-digit day-month-year strings and required an eight-digit valid calendar date. Missing or uninterpretable dates and birth after death were excluded and logged separately. We applied no upper-age exclusion and grouped ages ≥90 into the IBGE 90+ interval.</w:t>
+        <w:t>Completed age was the difference between death and birth years, reduced by one if death preceded that year's birthday. For births on 29 February, the anniversary in a non-leap year was 1 March. Missing or invalid dates and birth after death were excluded and logged separately. We applied no upper-age exclusion and grouped ages ≥90 into the IBGE 90+ interval. Date parsing is detailed in the supplement.</w:t>
       </w:r>
     </w:p>
     <w:p>
@@ -579,15 +579,15 @@
         <w:rPr>
           <w:color w:val="15653A"/>
         </w:rPr>
-        <w:t>National single-year populations for both sexes came from IBGE's 2018 revision [6]; the 2024 revision following the 2022 Census provided a sensitivity [7]. We used the total-population block on sheet BR in the 2018 workbook and SIGLA = BR with SEXO = Ambos in the 2024 workbook. Both provide ages 0–89 and an open 90+ interval. Corrected crude rates matched each numerator to the same population age range. To reproduce the historical construction, we divided continuous-age &gt;6 deaths by the entire population and separately by population ≥7. The latter comparator retains the small mismatch between its historical numerator and denominator.</w:t>
-      </w:r>
-    </w:p>
-    <w:p>
-      <w:r>
-        <w:rPr>
-          <w:color w:val="15653A"/>
-        </w:rPr>
-        <w:t>For age domain D and year t, we calculated the directly standardised rate as follows.</w:t>
+        <w:t>National single-year populations for both sexes came from the Brazilian Institute of Geography and Statistics (IBGE) 2018 revision [7]; the 2024 revision following the 2022 Census provided a sensitivity [8]. Both revisions provide single-year ages 0–89 and an open 90+ interval; workbook extraction is documented in the supplement. Corrected crude rates matched each numerator to the same population age range. To reproduce the historical construction, we divided continuous-age &gt;6 deaths by the entire population and separately by population ≥7. The latter comparator retains the small mismatch between its historical numerator and denominator.</w:t>
+      </w:r>
+    </w:p>
+    <w:p>
+      <w:r>
+        <w:rPr>
+          <w:color w:val="15653A"/>
+        </w:rPr>
+        <w:t>For age domain D and year t, we calculated the directly age-standardised rate (ASR) as follows.</w:t>
       </w:r>
     </w:p>
     <w:p>
@@ -611,7 +611,7 @@
         <w:rPr>
           <w:color w:val="15653A"/>
         </w:rPr>
-        <w:t>Weights were fixed across years and normalised separately within each age domain, including 5–34 and 7–34. Each denominator revision supplied its own Brazil 2014 standard population. Deaths and population at ≥90 shared one open interval. WHO standardisation used five-year bands [8], combining the 90–94, 95–99 and ≥100 weights for 90+. We allocated three fifths of the WHO 5–9 weight to 7–9 before normalisation, assuming a uniform distribution within that band. Missing death-count cells were assigned zero; population cells had to be complete and positive. We checked that Brazil-2014-standardised and aligned crude rates were equal in 2014.</w:t>
+        <w:t>Weights were fixed across years and normalised separately within each age domain, including 5–34 and 7–34. Each denominator revision supplied its own Brazil 2014 standard population. Deaths and population at ≥90 shared one open interval. World Health Organization (WHO) standardisation used five-year bands [9], combining the 90–94, 95–99 and ≥100 weights for 90+. We allocated three fifths of the WHO 5–9 weight to 7–9 before normalisation, assuming a uniform distribution within that band. Missing death-count cells were assigned zero; population cells had to be complete and positive. We checked that Brazil-2014-standardised and aligned crude rates were equal in 2014.</w:t>
       </w:r>
     </w:p>
     <w:p>
@@ -627,15 +627,15 @@
         <w:rPr>
           <w:color w:val="15653A"/>
         </w:rPr>
-        <w:t>We fitted Gaussian-family GLMs to national crude and Brazil-standardised annual rates and ordinary least squares to age-group and WHO-standardised rates. The identity-link Gaussian trends are numerically equivalent to OLS. Slopes were expressed as deaths per 100,000 per year, with t intervals using n−2 residual degrees of freedom. We reported absolute and relative endpoint changes separately from annual slopes.</w:t>
-      </w:r>
-    </w:p>
-    <w:p>
-      <w:r>
-        <w:rPr>
-          <w:color w:val="15653A"/>
-        </w:rPr>
-        <w:t>Count models used log-link Poisson, quasi-Poisson and negative binomial families [9]. For unadjusted age domains, log E[Y(t)] = α + β × year(t) + log population(t). The national age-adjusted model was log E[Y(b,t)] = α + γ(b) + β × year(t) + log population(b,t). Its nine categorical bands were 7–14 (reference), 15–24, 25–34, 35–44, 45–54, 55–64, 65–74, 75–84 and 85+. Annual percentage change was APC = 100 × (exp β − 1), with intervals obtained by transforming β ± critical value × SE. Quasi-Poisson used the t distribution with model residual degrees of freedom; Poisson and negative binomial used normal Wald intervals.</w:t>
+        <w:t>We fitted Gaussian-family generalised linear models (GLMs) to national crude and Brazil-standardised annual rates and ordinary least squares (OLS) to age-group and WHO-standardised rates. The identity-link Gaussian trends are numerically equivalent to OLS. Slopes were expressed as deaths per 100,000 per year, with t intervals using n−2 residual degrees of freedom. We reported absolute and relative endpoint changes separately from annual slopes.</w:t>
+      </w:r>
+    </w:p>
+    <w:p>
+      <w:r>
+        <w:rPr>
+          <w:color w:val="15653A"/>
+        </w:rPr>
+        <w:t>Count models used log-link Poisson, quasi-Poisson and negative binomial families [10]. For unadjusted age domains, log E[Y(t)] = α + β × year(t) + log population(t). The national age-adjusted model was log E[Y(b,t)] = α + γ(b) + β × year(t) + log population(b,t). Its nine categorical bands were 7–14 (reference), 15–24, 25–34, 35–44, 45–54, 55–64, 65–74, 75–84 and 85+. Annual percentage change was APC = 100 × (exp β − 1), with intervals obtained by transforming β ± critical value × standard error (SE). Quasi-Poisson used the t distribution with model residual degrees of freedom; Poisson and negative binomial used normal Wald intervals.</w:t>
       </w:r>
     </w:p>
     <w:p>
@@ -715,31 +715,31 @@
         <w:rPr>
           <w:color w:val="15653A"/>
         </w:rPr>
-        <w:t>We used R 4.6.1 [10] for reproduction and revision; the reference reported R 4.3.3. The code records package versions, configurations, input hashes, warnings and independent checks, including numerical differences under the current environment. Public inputs, verified extraction code and separate scenario outputs support reproduction. Code and revision outputs are available at https://github.com/EduIntellect/asthma-mortality-brazil-reanalysis/tree/revision/amaury-review .</w:t>
-      </w:r>
-    </w:p>
-    <w:p>
-      <w:r>
-        <w:rPr>
-          <w:color w:val="15653A"/>
-        </w:rPr>
-        <w:t>We reconciled the archived 12-page manuscript of 10 October 2026 with a Word copy of concordant content and repository commit 3884c868a07164710a2e358180b3034f9cdcf642. Official SIM archives recovered on 11 October 2026 reproduced the versioned selection counts and year-age aggregates exactly. Historical execution hashes were available for SIM 2020–2021 only, so byte identity with the historical 2014–2019 files could not be established. The accompanying provenance manifest records the reference PDF hash and all verified input hashes.</w:t>
-      </w:r>
-    </w:p>
-    <w:p>
-      <w:r>
-        <w:rPr>
-          <w:color w:val="15653A"/>
-        </w:rPr>
-        <w:t>The historical workflow used Claude Code and GitHub Copilot. This revision used Codex for code, analysis checking and editorial drafting. Figures were plotted directly from analytical results. Both authors' review and approval of the final work remain pending.</w:t>
-      </w:r>
-    </w:p>
-    <w:p>
-      <w:r>
-        <w:rPr>
-          <w:color w:val="15653A"/>
-        </w:rPr>
-        <w:t>The study used public SIM mortality records and aggregate IBGE projections, with no participant contact, and reports only aggregate results. Formal ethics approval or exemption has not been documented. The applicable institutional and journal wording requires author confirmation, as detailed in the accompanying checklist.</w:t>
+        <w:t>We used R 4.6.1 [12] for reproduction and revision; the reference reported R 4.3.3. The code records versions, configurations, hashes, warnings and independent checks. Public inputs and separate scenario outputs support reproduction. Code and revision outputs are available at https://github.com/EduIntellect/asthma-mortality-brazil-reanalysis/tree/revision/amaury-review .</w:t>
+      </w:r>
+    </w:p>
+    <w:p>
+      <w:r>
+        <w:rPr>
+          <w:color w:val="15653A"/>
+        </w:rPr>
+        <w:t>Recovered official SIM archives reproduced the recorded selection counts and year-age aggregates exactly. Historical execution hashes exist only for 2020–2021, preventing confirmation of historical file identity for 2014–2019. The supplement and provenance manifest document the manuscript reference, concordant Word, code commit and input hashes.</w:t>
+      </w:r>
+    </w:p>
+    <w:p>
+      <w:r>
+        <w:rPr>
+          <w:color w:val="15653A"/>
+        </w:rPr>
+        <w:t>Codex assisted code revision and analysis checking. Figures were plotted directly from analytical results. Editorial AI assistance is disclosed in Acknowledgements.</w:t>
+      </w:r>
+    </w:p>
+    <w:p>
+      <w:r>
+        <w:rPr>
+          <w:color w:val="15653A"/>
+        </w:rPr>
+        <w:t>The study used public SIM mortality records and aggregate IBGE projections, with no participant contact, and reports only aggregate results. No formally granted ethics approval or exemption is claimed.</w:t>
       </w:r>
     </w:p>
     <w:p>
@@ -877,7 +877,7 @@
         <w:rPr>
           <w:color w:val="15653A"/>
         </w:rPr>
-        <w:t>The historical pipeline reproduced 19,105 underlying-cause candidates, 56 COVID exclusions, one reduced-key removal, 15 uninterpretable ages and 18,583 deaths at continuous age &gt;6. Brum et al. reported 18,584 deaths [1]. All versioned selection counts, annual age aggregates and IBGE-2018 denominators matched exactly. Rate and trend differences were at floating-point scale. Negative binomial θ estimates differed slightly under the current environment in models approaching the Poisson limit, with no change in significance classifications. Supplementary Table S3 documents the unresolved original population series and age-group discrepancies.</w:t>
+        <w:t>The historical pipeline reproduced 19,105 underlying-cause candidates, 56 COVID exclusions, one reduced-key removal, 15 uninterpretable ages and 18,583 deaths at continuous age &gt;6. The original study reported 18,584 deaths [1]. All versioned selection counts, annual age aggregates and IBGE-2018 denominators matched exactly. Rate and trend differences were at floating-point scale. Negative binomial θ estimates differed slightly under the current environment in models approaching the Poisson limit, with no change in significance classifications. Supplementary Table S3 documents the unresolved original population series and age-group discrepancies.</w:t>
       </w:r>
     </w:p>
     <w:p>
@@ -909,6 +909,14 @@
         <w:rPr>
           <w:color w:val="15653A"/>
         </w:rPr>
+        <w:t>Table 1 summarises the rate estimates. Figure 1 compares changes from 2014.</w:t>
+      </w:r>
+    </w:p>
+    <w:p>
+      <w:r>
+        <w:rPr>
+          <w:color w:val="15653A"/>
+        </w:rPr>
         <w:t>With 2018 denominators, the age-adjusted national estimate was +0.00% per year (95% CI -1.13 to 1.14; p = 0.999) under quasi-Poisson and +0.93% per year (95% CI -0.20 to 2.06; p = 0.106) under negative binomial regression. With 2024 denominators, the negative binomial estimate was +1.14% per year (95% CI 0.03 to 2.26; p = 0.044), the only one of the six corrected national age-adjusted specifications whose interval excluded zero. The national Poisson Pearson dispersion was 3.11; different uncertainty and variance assumptions contribute to differences between families. All mean-model iterations converged. Some unadjusted age-group negative binomial fits reached the theta iteration limit. Supplementary Table S4 identifies these warnings; convergence of the mean model alone does not establish dispersion convergence.</w:t>
       </w:r>
     </w:p>
@@ -926,6 +934,14 @@
           <w:color w:val="15653A"/>
         </w:rPr>
         <w:t>Across six pairs, the composition component was positive under both revisions. With IBGE 2018 it accounted for 61.5–193.8% of the net increase, compared with 55.0–153.5% under IBGE 2024. For 2014–2021, the 2018 net change of +0.134 per 100,000 comprised composition +0.191 and age-specific rates -0.057; 94.8% of composition arose at ≥60. The corresponding 2024 terms were +0.146, +0.170 and -0.025. Contributions above 100% mean that a negative rate component partly offset the positive composition component; these proportions describe the decomposition and do not estimate causal effects.</w:t>
+      </w:r>
+    </w:p>
+    <w:p>
+      <w:r>
+        <w:rPr>
+          <w:color w:val="15653A"/>
+        </w:rPr>
+        <w:t>Figure 2 compares the decomposition under both population revisions.</w:t>
       </w:r>
     </w:p>
     <w:p>
@@ -1058,7 +1074,7 @@
         <w:rPr>
           <w:color w:val="15653A"/>
         </w:rPr>
-        <w:t>Age composition contributed positively to the crude change for every endpoint pair under both population revisions. In some pairs, the composition term exceeded the net increase because the age-specific-rate term was negative. The decomposition explains how population composition and rates combine arithmetically; it cannot identify effects of death certification, treatment access or the pandemic. Endpoint comparisons and slopes across all annual observations describe different aspects of the series.</w:t>
+        <w:t>Age composition contributed positively to the crude change for every endpoint pair under both population revisions. In some pairs, the composition term exceeded the net increase because the age-specific-rate term was negative. The decomposition combines composition and rates arithmetically; it cannot identify effects of certification, treatment access or the pandemic. Endpoint comparisons and slopes across all annual observations describe different aspects of the series.</w:t>
       </w:r>
     </w:p>
     <w:p>
@@ -1074,7 +1090,7 @@
         <w:rPr>
           <w:color w:val="15653A"/>
         </w:rPr>
-        <w:t>Extension of the finding across periods depends on the analysis. The primary Brazil-standardised slope retained a positive interval after excluding 2020; the corresponding WHO sensitivity with IBGE 2018 included zero. The shorter prepandemic primary estimate was imprecise and its interval included zero. Its positive endpoint contrast alone does not establish an annual trend over 2014–2019. The observed increase over 2014–2021 warrants continued surveillance, while differences in study periods and age definitions prevent identification of a change point or reversal of the earlier decline reported by Graudenz et al. [3].</w:t>
+        <w:t>Extension of the finding across periods depends on the analysis. The primary Brazil-standardised slope retained a positive interval after excluding 2020; the corresponding WHO sensitivity with IBGE 2018 included zero. The shorter prepandemic primary estimate was imprecise and its interval included zero. Its positive endpoint contrast alone does not establish an annual trend over 2014–2019. The observed increase over 2014–2021 warrants continued surveillance, while differences in study periods and age definitions prevent identification of a change point or reversal of the earlier decline reported previously [3].</w:t>
       </w:r>
     </w:p>
     <w:p>
@@ -1090,7 +1106,7 @@
         <w:rPr>
           <w:color w:val="15653A"/>
         </w:rPr>
-        <w:t>The ecological design, short annual series, post hoc sensitivity analyses, unadjusted multiple comparisons and possible changes in death certification limit interpretation. Public fields cannot establish whether the 2018 pair represents one death. Historical execution hashes for SIM 2014–2019 and the population workbook used by Brum et al. remain unavailable. Exact reproduction of recorded counts and aggregates therefore cannot establish historical file identity.</w:t>
+        <w:t>The ecological design, short annual series, post hoc sensitivity analyses, unadjusted multiple comparisons and possible changes in death certification limit interpretation. Public fields cannot establish whether the 2018 pair represents one death. Historical execution hashes for SIM 2014–2019 and the population workbook used in the original study remain unavailable. Exact reproduction of recorded counts and aggregates therefore cannot establish historical file identity.</w:t>
       </w:r>
     </w:p>
     <w:p>
@@ -1111,7 +1127,59 @@
     </w:p>
     <w:p>
       <w:r>
+        <w:rPr>
+          <w:color w:val="15653A"/>
+        </w:rPr>
+        <w:t>Acknowledgements</w:t>
+      </w:r>
+    </w:p>
+    <w:p>
+      <w:r>
+        <w:rPr>
+          <w:color w:val="15653A"/>
+        </w:rPr>
+        <w:t>Claude Code and GitHub Copilot supported the historical workflow. Codex assisted editorial drafting and revision. Both authors reviewed and approved the final manuscript and take responsibility for its content.</w:t>
+      </w:r>
+    </w:p>
+    <w:p>
+      <w:r>
         <w:t>Funding</w:t>
+      </w:r>
+    </w:p>
+    <w:p>
+      <w:r>
+        <w:t>No funding was received for this study.</w:t>
+      </w:r>
+    </w:p>
+    <w:p>
+      <w:r>
+        <w:t>Conflicts of interest</w:t>
+      </w:r>
+    </w:p>
+    <w:p>
+      <w:r>
+        <w:t>The authors declare no conflicts of interest.</w:t>
+      </w:r>
+    </w:p>
+    <w:p>
+      <w:r>
+        <w:rPr>
+          <w:color w:val="15653A"/>
+        </w:rPr>
+        <w:t>Author contributions</w:t>
+      </w:r>
+    </w:p>
+    <w:p>
+      <w:r>
+        <w:rPr>
+          <w:color w:val="15653A"/>
+        </w:rPr>
+        <w:t>Francisco Federico García Crespi contributed conceptualisation, methodology, software, formal analysis, data curation, visualisation and writing the original draft. Amaury de Souza contributed validation of epidemiological and scientific interpretation, and writing, review and editing. Both authors approved the final manuscript.</w:t>
+      </w:r>
+    </w:p>
+    <w:p>
+      <w:r>
+        <w:t>References</w:t>
       </w:r>
     </w:p>
     <w:p>
@@ -1120,20 +1188,7 @@
           <w:strike/>
           <w:color w:val="9C2020"/>
         </w:rPr>
-        <w:t>No funding was received for this study.</w:t>
-      </w:r>
-    </w:p>
-    <w:p>
-      <w:r>
-        <w:rPr>
-          <w:color w:val="15653A"/>
-        </w:rPr>
-        <w:t>No funding was received for this study. This declaration is retained from the reviewed PDF and awaits confirmation of both authors' circumstances in the accompanying checklist.</w:t>
-      </w:r>
-    </w:p>
-    <w:p>
-      <w:r>
-        <w:t>Conflicts of interest</w:t>
+        <w:t>Brum M, Henz J, Boeira M, Soares S, Friedrich F, Pitrez PM. Recent increase in asthma mortality in Brazil: a warning sign for the public health system. J Bras Pneumol. 2024;50(5):e20240138. doi:10.36416/1806-3756/e20240138</w:t>
       </w:r>
     </w:p>
     <w:p>
@@ -1142,36 +1197,7 @@
           <w:strike/>
           <w:color w:val="9C2020"/>
         </w:rPr>
-        <w:t>The authors declare no conflicts of interest.</w:t>
-      </w:r>
-    </w:p>
-    <w:p>
-      <w:r>
-        <w:rPr>
-          <w:color w:val="15653A"/>
-        </w:rPr>
-        <w:t>The authors declare no conflicts of interest. This declaration is retained from the reviewed PDF and awaits confirmation by both authors.</w:t>
-      </w:r>
-    </w:p>
-    <w:p>
-      <w:r>
-        <w:rPr>
-          <w:color w:val="15653A"/>
-        </w:rPr>
-        <w:t>Author contributions</w:t>
-      </w:r>
-    </w:p>
-    <w:p>
-      <w:r>
-        <w:rPr>
-          <w:color w:val="15653A"/>
-        </w:rPr>
-        <w:t>Author order and affiliations are carried forward from the reviewed PDF. Final CRediT contributions and completion of each author's scientific review require confirmation before submission; no completed validation is asserted here.</w:t>
-      </w:r>
-    </w:p>
-    <w:p>
-      <w:r>
-        <w:t>References</w:t>
+        <w:t>Cardoso ADRO, Ferreira ACG, Rabahi MF. Asthma-related deaths in Brazil: data from an ecological study. J Bras Pneumol. 2024;50(6):e20240296. doi:10.36416/1806-3756/e20240296</w:t>
       </w:r>
     </w:p>
     <w:p>
@@ -1180,7 +1206,7 @@
           <w:strike/>
           <w:color w:val="9C2020"/>
         </w:rPr>
-        <w:t>Brum M, Henz J, Boeira M, Soares S, Friedrich F, Pitrez PM. Recent increase in asthma mortality in Brazil: a warning sign for the public health system. J Bras Pneumol. 2024;50(5):e20240138. doi:10.36416/1806-3756/e20240138</w:t>
+        <w:t>Graudenz GS, Carneiro DP, Vieira RP. Trends in asthma mortality in the 0- to 4-year and 5- to 34-year age groups in Brazil. J Bras Pneumol. 2017;43(1):24-31. doi:10.1590/S1806-37562015000000253</w:t>
       </w:r>
     </w:p>
     <w:p>
@@ -1189,7 +1215,7 @@
           <w:strike/>
           <w:color w:val="9C2020"/>
         </w:rPr>
-        <w:t>Cardoso ADRO, Ferreira ACG, Rabahi MF. Asthma-related deaths in Brazil: data from an ecological study. J Bras Pneumol. 2024;50(6):e20240296. doi:10.36416/1806-3756/e20240296</w:t>
+        <w:t>Brum M, et al. Analysis code accompanying reference 1. GitHub repository, commit 8d527a5 (15 May 2024). Available from: https://github.com/mobrant94/asthma_mortality</w:t>
       </w:r>
     </w:p>
     <w:p>
@@ -1198,7 +1224,7 @@
           <w:strike/>
           <w:color w:val="9C2020"/>
         </w:rPr>
-        <w:t>Graudenz GS, Carneiro DP, Vieira RP. Trends in asthma mortality in the 0- to 4-year and 5- to 34-year age groups in Brazil. J Bras Pneumol. 2017;43(1):24-31. doi:10.1590/S1806-37562015000000253</w:t>
+        <w:t>Ministério da Saúde (Brasil). Sistema de Informação sobre Mortalidade (SIM). Portal de Dados Abertos do SUS. Available from: https://dadosabertos.saude.gov.br/dataset/sim</w:t>
       </w:r>
     </w:p>
     <w:p>
@@ -1207,7 +1233,7 @@
           <w:strike/>
           <w:color w:val="9C2020"/>
         </w:rPr>
-        <w:t>Brum M, et al. Analysis code accompanying reference 1. GitHub repository, commit 8d527a5 (15 May 2024). Available from: https://github.com/mobrant94/asthma_mortality</w:t>
+        <w:t>Instituto Brasileiro de Geografia e Estatística. Projeção da População do Brasil e das Unidades da Federação, revisão 2018: população por idade simples, 2010–2060. Available from: https://ftp.ibge.gov.br/Projecao_da_Populacao/Projecao_da_Populacao_2018/ (accessed 1 October 2026)</w:t>
       </w:r>
     </w:p>
     <w:p>
@@ -1216,7 +1242,7 @@
           <w:strike/>
           <w:color w:val="9C2020"/>
         </w:rPr>
-        <w:t>Ministério da Saúde (Brasil). Sistema de Informação sobre Mortalidade (SIM). Portal de Dados Abertos do SUS. Available from: https://dadosabertos.saude.gov.br/dataset/sim</w:t>
+        <w:t>Instituto Brasileiro de Geografia e Estatística. Projeções da População, revisão 2024: população por idade simples. Available from: https://ftp.ibge.gov.br/Projecao_da_Populacao/Projecao_da_Populacao_2024/ (accessed 1 October 2026)</w:t>
       </w:r>
     </w:p>
     <w:p>
@@ -1225,7 +1251,7 @@
           <w:strike/>
           <w:color w:val="9C2020"/>
         </w:rPr>
-        <w:t>Instituto Brasileiro de Geografia e Estatística. Projeção da População do Brasil e das Unidades da Federação, revisão 2018: população por idade simples, 2010–2060. Available from: https://ftp.ibge.gov.br/Projecao_da_Populacao/Projecao_da_Populacao_2018/ (accessed 1 October 2026)</w:t>
+        <w:t>Ahmad OB, Boschi-Pinto C, Lopez AD, Murray CJL, Lozano R, Inoue M. Age standardization of rates: a new WHO standard. GPE Discussion Paper Series No. 31. Geneva: World Health Organization; 2001.</w:t>
       </w:r>
     </w:p>
     <w:p>
@@ -1234,7 +1260,7 @@
           <w:strike/>
           <w:color w:val="9C2020"/>
         </w:rPr>
-        <w:t>Instituto Brasileiro de Geografia e Estatística. Projeções da População, revisão 2024: população por idade simples. Available from: https://ftp.ibge.gov.br/Projecao_da_Populacao/Projecao_da_Populacao_2024/ (accessed 1 October 2026)</w:t>
+        <w:t>Venables WN, Ripley BD. Modern applied statistics with S. 4th ed. New York: Springer; 2002.</w:t>
       </w:r>
     </w:p>
     <w:p>
@@ -1243,7 +1269,7 @@
           <w:strike/>
           <w:color w:val="9C2020"/>
         </w:rPr>
-        <w:t>Ahmad OB, Boschi-Pinto C, Lopez AD, Murray CJL, Lozano R, Inoue M. Age standardization of rates: a new WHO standard. GPE Discussion Paper Series No. 31. Geneva: World Health Organization; 2001.</w:t>
+        <w:t>R Core Team. R: a language and environment for statistical computing. Vienna: R Foundation for Statistical Computing; 2024. Available from: https://www.R-project.org/</w:t>
       </w:r>
     </w:p>
     <w:p>
@@ -1252,7 +1278,7 @@
           <w:strike/>
           <w:color w:val="9C2020"/>
         </w:rPr>
-        <w:t>Venables WN, Ripley BD. Modern applied statistics with S. 4th ed. New York: Springer; 2002.</w:t>
+        <w:t>Tables</w:t>
       </w:r>
     </w:p>
     <w:p>
@@ -1261,7 +1287,7 @@
           <w:strike/>
           <w:color w:val="9C2020"/>
         </w:rPr>
-        <w:t>R Core Team. R: a language and environment for statistical computing. Vienna: R Foundation for Statistical Computing; 2024. Available from: https://www.R-project.org/</w:t>
+        <w:t>Table 1. Trend estimates, Brazil, 2014–2021. aChange in the rate, per 100,000 per year, from a Gaussian-family generalised linear model (crude and age-standardised national series) or ordinary least squares (age groups), eight annual observations, 95% confidence intervals from the t distribution with 6 degrees of freedom. Change (%) is the relative change between 2014 and 2021. The two crude rows reproduce the original analysis (deaths above 6 years of continuous age) and differ only in the population base; the age-standardised row uses completed ages of 7 years or more. Population: IBGE 2018 projection.</w:t>
       </w:r>
     </w:p>
     <w:p>
@@ -1270,7 +1296,7 @@
           <w:strike/>
           <w:color w:val="9C2020"/>
         </w:rPr>
-        <w:t>Tables</w:t>
+        <w:t>Series | Rate 2014 | Rate 2021 | Change (%) | Slopea | 95% CI | p</w:t>
       </w:r>
     </w:p>
     <w:p>
@@ -1279,7 +1305,7 @@
           <w:strike/>
           <w:color w:val="9C2020"/>
         </w:rPr>
-        <w:t>Table 1. Trend estimates, Brazil, 2014–2021. aChange in the rate, per 100,000 per year, from a Gaussian-family generalised linear model (crude and age-standardised national series) or ordinary least squares (age groups), eight annual observations, 95% confidence intervals from the t distribution with 6 degrees of freedom. Change (%) is the relative change between 2014 and 2021. The two crude rows reproduce the original analysis (deaths above 6 years of continuous age) and differ only in the population base; the age-standardised row uses completed ages of 7 years or more. Population: IBGE 2018 projection.</w:t>
+        <w:t>Crude national rate | 1.012 | 1.138 | +12.5 | 0.0250 | (0.0036 to 0.0463) | 0.029</w:t>
       </w:r>
     </w:p>
     <w:p>
@@ -1288,7 +1314,7 @@
           <w:strike/>
           <w:color w:val="9C2020"/>
         </w:rPr>
-        <w:t>Series | Rate 2014 | Rate 2021 | Change (%) | Slopea | 95% CI | p</w:t>
+        <w:t>Crude national rate, population &gt;6 years | 1.126 | 1.260 | +11.9 | 0.0268 | (0.0031 to 0.0505) | 0.032</w:t>
       </w:r>
     </w:p>
     <w:p>
@@ -1297,7 +1323,7 @@
           <w:strike/>
           <w:color w:val="9C2020"/>
         </w:rPr>
-        <w:t>Crude national rate | 1.012 | 1.138 | +12.5 | 0.0250 | (0.0036 to 0.0463) | 0.029</w:t>
+        <w:t>Age-standardised (Brazil 2014) | 1.123 | 1.078 | −4.0 | 0.0002 | (−0.0213 to 0.0217) | 0.983</w:t>
       </w:r>
     </w:p>
     <w:p>
@@ -1306,7 +1332,7 @@
           <w:strike/>
           <w:color w:val="9C2020"/>
         </w:rPr>
-        <w:t>Crude national rate, population &gt;6 years | 1.126 | 1.260 | +11.9 | 0.0268 | (0.0031 to 0.0505) | 0.032</w:t>
+        <w:t>Ages 5–34 | 0.182 | 0.219 | +20.3 | 0.0080 | (0.0023 to 0.0138) | 0.014</w:t>
       </w:r>
     </w:p>
     <w:p>
@@ -1315,7 +1341,7 @@
           <w:strike/>
           <w:color w:val="9C2020"/>
         </w:rPr>
-        <w:t>Age-standardised (Brazil 2014) | 1.123 | 1.078 | −4.0 | 0.0002 | (−0.0213 to 0.0217) | 0.983</w:t>
+        <w:t>Ages 7–34 | 0.181 | 0.224 | +23.5 | 0.0094 | (0.0031 to 0.0156) | 0.011</w:t>
       </w:r>
     </w:p>
     <w:p>
@@ -1324,7 +1350,7 @@
           <w:strike/>
           <w:color w:val="9C2020"/>
         </w:rPr>
-        <w:t>Ages 5–34 | 0.182 | 0.219 | +20.3 | 0.0080 | (0.0023 to 0.0138) | 0.014</w:t>
+        <w:t>Ages 35–59 | 0.719 | 0.830 | +15.5 | 0.0221 | (−0.0089 to 0.0532) | 0.132</w:t>
       </w:r>
     </w:p>
     <w:p>
@@ -1333,7 +1359,7 @@
           <w:strike/>
           <w:color w:val="9C2020"/>
         </w:rPr>
-        <w:t>Ages 7–34 | 0.181 | 0.224 | +23.5 | 0.0094 | (0.0031 to 0.0156) | 0.011</w:t>
+        <w:t>Figures</w:t>
       </w:r>
     </w:p>
     <w:p>
@@ -1342,7 +1368,7 @@
           <w:strike/>
           <w:color w:val="9C2020"/>
         </w:rPr>
-        <w:t>Ages 35–59 | 0.719 | 0.830 | +15.5 | 0.0221 | (−0.0089 to 0.0532) | 0.132</w:t>
+        <w:t>Figure 1. Relative changes in asthma mortality rates</w:t>
       </w:r>
     </w:p>
     <w:p>
@@ -1351,7 +1377,7 @@
           <w:strike/>
           <w:color w:val="9C2020"/>
         </w:rPr>
-        <w:t>Figures</w:t>
+        <w:t>Relative change in each rate from its 2014 value, Brazil, 2014–2021: crude rate (dashed line, open circles) and age-standardised rate (Brazil 2014 standard; solid line, filled circles), both for completed ages of 7 years and older and the same deaths and population, and rate at ages 5–34 years (dash-dot line, triangles). Annual data; population from the IBGE 2018 projection.</w:t>
       </w:r>
     </w:p>
     <w:p>
@@ -1360,7 +1386,7 @@
           <w:strike/>
           <w:color w:val="9C2020"/>
         </w:rPr>
-        <w:t>Figure 1. Relative changes in asthma mortality rates</w:t>
+        <w:t>Figure 2. Kitagawa decomposition of crude-rate change</w:t>
       </w:r>
     </w:p>
     <w:p>
@@ -1369,7 +1395,228 @@
           <w:strike/>
           <w:color w:val="9C2020"/>
         </w:rPr>
-        <w:t>Relative change in each rate from its 2014 value, Brazil, 2014–2021: crude rate (dashed line, open circles) and age-standardised rate (Brazil 2014 standard; solid line, filled circles), both for completed ages of 7 years and older and the same deaths and population, and rate at ages 5–34 years (dash-dot line, triangles). Annual data; population from the IBGE 2018 projection.</w:t>
+        <w:t>Kitagawa decomposition of the change in the crude rate, completed ages 7 years and older, for six pairs of years (post hoc analysis), Brazil. Black bars: age-composition component; hatched bars: age-specific-rate component. The two components sum to the change in the crude rate. Deaths per 100,000; population from the IBGE 2018 projection. The components are accounting terms, not causal effects. Exact values in Supplementary Table S6.</w:t>
+      </w:r>
+    </w:p>
+    <w:p>
+      <w:r>
+        <w:rPr>
+          <w:color w:val="15653A"/>
+        </w:rPr>
+        <w:t>1. Brum M, Henz J, Boeira M, Soares S, Friedrich F, Pitrez PM. Recent increase in asthma mortality in Brazil: a warning sign for the public health system. J Bras Pneumol. 2024;50(5):e20240138. doi:10.36416/1806-3756/e20240138</w:t>
+      </w:r>
+    </w:p>
+    <w:p>
+      <w:r>
+        <w:rPr>
+          <w:color w:val="15653A"/>
+        </w:rPr>
+        <w:t>2. Cardoso ADRO, Ferreira ACG, Rabahi MF. Asthma-related deaths in Brazil: data from an ecological study. J Bras Pneumol. 2024;50(6):e20240296. doi:10.36416/1806-3756/e20240296</w:t>
+      </w:r>
+    </w:p>
+    <w:p>
+      <w:r>
+        <w:rPr>
+          <w:color w:val="15653A"/>
+        </w:rPr>
+        <w:t>3. Graudenz GS, Carneiro DP, Vieira RP. Trends in asthma mortality in the 0- to 4-year and 5- to 34-year age groups in Brazil. J Bras Pneumol. 2017;43(1):24-31. doi:10.1590/S1806-37562015000000253</w:t>
+      </w:r>
+    </w:p>
+    <w:p>
+      <w:r>
+        <w:rPr>
+          <w:color w:val="15653A"/>
+        </w:rPr>
+        <w:t>4. Brum M, et al. Analysis code accompanying reference 1. GitHub repository, commit 8d527a5 (15 May 2024). Available from: https://github.com/mobrant94/asthma_mortality</w:t>
+      </w:r>
+    </w:p>
+    <w:p>
+      <w:r>
+        <w:rPr>
+          <w:color w:val="15653A"/>
+        </w:rPr>
+        <w:t>5. Ministério da Saúde (Brasil). Sistema de Informação sobre Mortalidade (SIM). Portal de Dados Abertos do SUS. Available from: https://dadosabertos.saude.gov.br/dataset/sim</w:t>
+      </w:r>
+    </w:p>
+    <w:p>
+      <w:r>
+        <w:rPr>
+          <w:color w:val="15653A"/>
+        </w:rPr>
+        <w:t>6. Ministério da Saúde. Estrutura de Dados SIM. Secretaria de Vigilância em Saúde. Official data dictionary, archived by UFBA. https://ccvisat.ufba.br/wp-content/uploads/2019/10/Estrutura-do-SIM-para-o-CD-ROM.pdf (accessed 11 October 2026).</w:t>
+      </w:r>
+    </w:p>
+    <w:p>
+      <w:r>
+        <w:rPr>
+          <w:color w:val="15653A"/>
+        </w:rPr>
+        <w:t>7. Instituto Brasileiro de Geografia e Estatística. Projeção da População do Brasil e das Unidades da Federação, revisão 2018: população por idade simples, 2010–2060. Available from: https://ftp.ibge.gov.br/Projecao_da_Populacao/Projecao_da_Populacao_2018/ (accessed 1 October 2026)</w:t>
+      </w:r>
+    </w:p>
+    <w:p>
+      <w:r>
+        <w:rPr>
+          <w:color w:val="15653A"/>
+        </w:rPr>
+        <w:t>8. Instituto Brasileiro de Geografia e Estatística. Projeções da População, revisão 2024: população por idade simples. Available from: https://ftp.ibge.gov.br/Projecao_da_Populacao/Projecao_da_Populacao_2024/ (accessed 1 October 2026)</w:t>
+      </w:r>
+    </w:p>
+    <w:p>
+      <w:r>
+        <w:rPr>
+          <w:color w:val="15653A"/>
+        </w:rPr>
+        <w:t>9. Ahmad OB, Boschi-Pinto C, Lopez AD, Murray CJL, Lozano R, Inoue M. Age standardization of rates: a new WHO standard. GPE Discussion Paper Series No. 31. Geneva: World Health Organization; 2001.</w:t>
+      </w:r>
+    </w:p>
+    <w:p>
+      <w:r>
+        <w:rPr>
+          <w:color w:val="15653A"/>
+        </w:rPr>
+        <w:t>10. Venables WN, Ripley BD. Modern applied statistics with S. 4th ed. New York: Springer; 2002.</w:t>
+      </w:r>
+    </w:p>
+    <w:p>
+      <w:r>
+        <w:rPr>
+          <w:color w:val="15653A"/>
+        </w:rPr>
+        <w:t>11. Kitagawa EM. Components of a difference between two rates. J Am Stat Assoc. 1955;50(272):1168–1194. doi:10.1080/01621459.1955.10501299</w:t>
+      </w:r>
+    </w:p>
+    <w:p>
+      <w:r>
+        <w:rPr>
+          <w:color w:val="15653A"/>
+        </w:rPr>
+        <w:t>12. R Core Team. R: a language and environment for statistical computing. Vienna: R Foundation for Statistical Computing; 2026. Available from: https://www.R-project.org/</w:t>
+      </w:r>
+    </w:p>
+    <w:p>
+      <w:r>
+        <w:rPr>
+          <w:color w:val="15653A"/>
+        </w:rPr>
+        <w:t>Table 1. Historical comparators and corrected primary rates, Brazil, 2014–2021</w:t>
+      </w:r>
+    </w:p>
+    <w:p>
+      <w:r>
+        <w:rPr>
+          <w:color w:val="15653A"/>
+        </w:rPr>
+        <w:t>Series | 2014 | 2021 | Δ rate | Δ % | Slope (95% CI) | p</w:t>
+      </w:r>
+    </w:p>
+    <w:p>
+      <w:r>
+        <w:rPr>
+          <w:color w:val="15653A"/>
+        </w:rPr>
+        <w:t>Corrected crude ≥7 | 1.123 | 1.257 | +0.134 | +12.0 | 0.0270 (0.0030, 0.0509) | 0.033</w:t>
+      </w:r>
+    </w:p>
+    <w:p>
+      <w:r>
+        <w:rPr>
+          <w:color w:val="15653A"/>
+        </w:rPr>
+        <w:t>Brazil 2014 ASR ≥7 | 1.123 | 1.077 | -0.046 | -4.1 | 0.0002 (-0.0214, 0.0217) | 0.986</w:t>
+      </w:r>
+    </w:p>
+    <w:p>
+      <w:r>
+        <w:rPr>
+          <w:color w:val="15653A"/>
+        </w:rPr>
+        <w:t>Crude 5–34 | 0.182 | 0.218 | +0.036 | +19.7 | 0.0079 (0.0021, 0.0138) | 0.016</w:t>
+      </w:r>
+    </w:p>
+    <w:p>
+      <w:r>
+        <w:rPr>
+          <w:color w:val="15653A"/>
+        </w:rPr>
+        <w:t>Brazil 2014 ASR 5–34 | 0.182 | 0.215 | +0.033 | +18.0 | 0.0075 (0.0018, 0.0132) | 0.018</w:t>
+      </w:r>
+    </w:p>
+    <w:p>
+      <w:r>
+        <w:rPr>
+          <w:color w:val="15653A"/>
+        </w:rPr>
+        <w:t>Crude 7–34 | 0.181 | 0.223 | +0.042 | +22.9 | 0.0093 (0.0029, 0.0156) | 0.012</w:t>
+      </w:r>
+    </w:p>
+    <w:p>
+      <w:r>
+        <w:rPr>
+          <w:color w:val="15653A"/>
+        </w:rPr>
+        <w:t>Crude 35–59 | 0.719 | 0.830 | +0.111 | +15.5 | 0.0221 (-0.0089, 0.0532) | 0.132</w:t>
+      </w:r>
+    </w:p>
+    <w:p>
+      <w:r>
+        <w:rPr>
+          <w:color w:val="15653A"/>
+        </w:rPr>
+        <w:t>Historical &gt;6 / all population | 1.012 | 1.138 | +0.126 | +12.5 | 0.0250 (0.0036, 0.0463) | 0.029</w:t>
+      </w:r>
+    </w:p>
+    <w:p>
+      <w:r>
+        <w:rPr>
+          <w:color w:val="15653A"/>
+        </w:rPr>
+        <w:t>Historical &gt;6 / ≥7 population | 1.126 | 1.260 | +0.134 | +11.9 | 0.0268 (0.0031, 0.0505) | 0.032</w:t>
+      </w:r>
+    </w:p>
+    <w:p>
+      <w:r>
+        <w:rPr>
+          <w:color w:val="15653A"/>
+        </w:rPr>
+        <w:t>Rates and absolute changes are per 100,000. Slopes are per 100,000 per year with t-based 95% intervals, six residual degrees of freedom. Δ is the endpoint difference; Δ % is the relative endpoint change. Corrected rows use calendar age, U071-inclusive COVID exclusions and retention of both ambiguous 2018 records. Historical rows retain continuous &gt;6 and their original denominators. IBGE 2018 is used throughout this table; primary ASR uses Brazil 2014 weights normalised inside the specified domain.</w:t>
+      </w:r>
+    </w:p>
+    <w:p>
+      <w:r>
+        <w:rPr>
+          <w:color w:val="15653A"/>
+        </w:rPr>
+        <w:t>Figure 1. Relative changes from 2014</w:t>
+      </w:r>
+    </w:p>
+    <w:p>
+      <w:r>
+        <w:rPr>
+          <w:color w:val="15653A"/>
+        </w:rPr>
+        <w:t>Figure 1. Corrected aligned crude and Brazil-2014-standardised national rates for completed ages ≥7, plus rates standardised within 5–34. IBGE 2018 denominators; changes relative to each series' own 2014 rate.</w:t>
+      </w:r>
+    </w:p>
+    <w:p>
+      <w:r>
+        <w:rPr>
+          <w:color w:val="15653A"/>
+        </w:rPr>
+        <w:t>Figure 2. Kitagawa sensitivity to population revision</w:t>
+      </w:r>
+    </w:p>
+    <w:p>
+      <w:r>
+        <w:rPr>
+          <w:color w:val="15653A"/>
+        </w:rPr>
+        <w:t>Figure 2. Corrected ≥7 crude-rate changes partitioned into age-composition and age-specific-rate components for six pairs, with IBGE 2018 and 2024. Components sum to net change before rounding and are not causal effects.</w:t>
+      </w:r>
+    </w:p>
+    <w:p>
+      <w:r>
+        <w:t>Supplementary material</w:t>
       </w:r>
     </w:p>
     <w:p>
@@ -1378,7 +1625,7 @@
           <w:strike/>
           <w:color w:val="9C2020"/>
         </w:rPr>
-        <w:t>Figure 2. Kitagawa decomposition of crude-rate change</w:t>
+        <w:t>Reassessing the reported increase in asthma mortality in Brazil: reproduction and age-specific reanalysis, 2014–2021</w:t>
       </w:r>
     </w:p>
     <w:p>
@@ -1387,228 +1634,7 @@
           <w:strike/>
           <w:color w:val="9C2020"/>
         </w:rPr>
-        <w:t>Kitagawa decomposition of the change in the crude rate, completed ages 7 years and older, for six pairs of years (post hoc analysis), Brazil. Black bars: age-composition component; hatched bars: age-specific-rate component. The two components sum to the change in the crude rate. Deaths per 100,000; population from the IBGE 2018 projection. The components are accounting terms, not causal effects. Exact values in Supplementary Table S6.</w:t>
-      </w:r>
-    </w:p>
-    <w:p>
-      <w:r>
-        <w:rPr>
-          <w:color w:val="15653A"/>
-        </w:rPr>
-        <w:t>1. Brum M, Henz J, Boeira M, Soares S, Friedrich F, Pitrez PM. Recent increase in asthma mortality in Brazil: a warning sign for the public health system. J Bras Pneumol. 2024;50(5):e20240138. doi:10.36416/1806-3756/e20240138</w:t>
-      </w:r>
-    </w:p>
-    <w:p>
-      <w:r>
-        <w:rPr>
-          <w:color w:val="15653A"/>
-        </w:rPr>
-        <w:t>2. Cardoso ADRO, Ferreira ACG, Rabahi MF. Asthma-related deaths in Brazil: data from an ecological study. J Bras Pneumol. 2024;50(6):e20240296. doi:10.36416/1806-3756/e20240296</w:t>
-      </w:r>
-    </w:p>
-    <w:p>
-      <w:r>
-        <w:rPr>
-          <w:color w:val="15653A"/>
-        </w:rPr>
-        <w:t>3. Graudenz GS, Carneiro DP, Vieira RP. Trends in asthma mortality in the 0- to 4-year and 5- to 34-year age groups in Brazil. J Bras Pneumol. 2017;43(1):24-31. doi:10.1590/S1806-37562015000000253</w:t>
-      </w:r>
-    </w:p>
-    <w:p>
-      <w:r>
-        <w:rPr>
-          <w:color w:val="15653A"/>
-        </w:rPr>
-        <w:t>4. Brum M, et al. Analysis code accompanying reference 1. GitHub repository, commit 8d527a5 (15 May 2024). Available from: https://github.com/mobrant94/asthma_mortality</w:t>
-      </w:r>
-    </w:p>
-    <w:p>
-      <w:r>
-        <w:rPr>
-          <w:color w:val="15653A"/>
-        </w:rPr>
-        <w:t>5. Ministério da Saúde (Brasil). Sistema de Informação sobre Mortalidade (SIM). Portal de Dados Abertos do SUS. Available from: https://dadosabertos.saude.gov.br/dataset/sim</w:t>
-      </w:r>
-    </w:p>
-    <w:p>
-      <w:r>
-        <w:rPr>
-          <w:color w:val="15653A"/>
-        </w:rPr>
-        <w:t>6. Instituto Brasileiro de Geografia e Estatística. Projeção da População do Brasil e das Unidades da Federação, revisão 2018: população por idade simples, 2010–2060. Available from: https://ftp.ibge.gov.br/Projecao_da_Populacao/Projecao_da_Populacao_2018/ (accessed 1 October 2026)</w:t>
-      </w:r>
-    </w:p>
-    <w:p>
-      <w:r>
-        <w:rPr>
-          <w:color w:val="15653A"/>
-        </w:rPr>
-        <w:t>7. Instituto Brasileiro de Geografia e Estatística. Projeções da População, revisão 2024: população por idade simples. Available from: https://ftp.ibge.gov.br/Projecao_da_Populacao/Projecao_da_Populacao_2024/ (accessed 1 October 2026)</w:t>
-      </w:r>
-    </w:p>
-    <w:p>
-      <w:r>
-        <w:rPr>
-          <w:color w:val="15653A"/>
-        </w:rPr>
-        <w:t>8. Ahmad OB, Boschi-Pinto C, Lopez AD, Murray CJL, Lozano R, Inoue M. Age standardization of rates: a new WHO standard. GPE Discussion Paper Series No. 31. Geneva: World Health Organization; 2001.</w:t>
-      </w:r>
-    </w:p>
-    <w:p>
-      <w:r>
-        <w:rPr>
-          <w:color w:val="15653A"/>
-        </w:rPr>
-        <w:t>9. Venables WN, Ripley BD. Modern applied statistics with S. 4th ed. New York: Springer; 2002.</w:t>
-      </w:r>
-    </w:p>
-    <w:p>
-      <w:r>
-        <w:rPr>
-          <w:color w:val="15653A"/>
-        </w:rPr>
-        <w:t>10. R Core Team. R: a language and environment for statistical computing. Vienna: R Foundation for Statistical Computing; 2026. Available from: https://www.R-project.org/</w:t>
-      </w:r>
-    </w:p>
-    <w:p>
-      <w:r>
-        <w:rPr>
-          <w:color w:val="15653A"/>
-        </w:rPr>
-        <w:t>11. Kitagawa EM. Components of a difference between two rates. J Am Stat Assoc. 1955;50(272):1168–1194. doi:10.1080/01621459.1955.10501299</w:t>
-      </w:r>
-    </w:p>
-    <w:p>
-      <w:r>
-        <w:rPr>
-          <w:color w:val="15653A"/>
-        </w:rPr>
-        <w:t>12. Ministério da Saúde. Estrutura de Dados SIM. Secretaria de Vigilância em Saúde. Official data dictionary, archived by UFBA. https://ccvisat.ufba.br/wp-content/uploads/2019/10/Estrutura-do-SIM-para-o-CD-ROM.pdf (accessed 11 October 2026).</w:t>
-      </w:r>
-    </w:p>
-    <w:p>
-      <w:r>
-        <w:rPr>
-          <w:color w:val="15653A"/>
-        </w:rPr>
-        <w:t>Table 1. Historical comparators and corrected primary rates, Brazil, 2014–2021</w:t>
-      </w:r>
-    </w:p>
-    <w:p>
-      <w:r>
-        <w:rPr>
-          <w:color w:val="15653A"/>
-        </w:rPr>
-        <w:t>Series | 2014 | 2021 | Δ rate | Δ % | Slope (95% CI) | p</w:t>
-      </w:r>
-    </w:p>
-    <w:p>
-      <w:r>
-        <w:rPr>
-          <w:color w:val="15653A"/>
-        </w:rPr>
-        <w:t>Corrected crude ≥7 | 1.123 | 1.257 | +0.134 | +12.0 | 0.0270 (0.0030, 0.0509) | 0.033</w:t>
-      </w:r>
-    </w:p>
-    <w:p>
-      <w:r>
-        <w:rPr>
-          <w:color w:val="15653A"/>
-        </w:rPr>
-        <w:t>Brazil 2014 ASR ≥7 | 1.123 | 1.077 | -0.046 | -4.1 | 0.0002 (-0.0214, 0.0217) | 0.986</w:t>
-      </w:r>
-    </w:p>
-    <w:p>
-      <w:r>
-        <w:rPr>
-          <w:color w:val="15653A"/>
-        </w:rPr>
-        <w:t>Crude 5–34 | 0.182 | 0.218 | +0.036 | +19.7 | 0.0079 (0.0021, 0.0138) | 0.016</w:t>
-      </w:r>
-    </w:p>
-    <w:p>
-      <w:r>
-        <w:rPr>
-          <w:color w:val="15653A"/>
-        </w:rPr>
-        <w:t>Brazil 2014 ASR 5–34 | 0.182 | 0.215 | +0.033 | +18.0 | 0.0075 (0.0018, 0.0132) | 0.018</w:t>
-      </w:r>
-    </w:p>
-    <w:p>
-      <w:r>
-        <w:rPr>
-          <w:color w:val="15653A"/>
-        </w:rPr>
-        <w:t>Crude 7–34 | 0.181 | 0.223 | +0.042 | +22.9 | 0.0093 (0.0029, 0.0156) | 0.012</w:t>
-      </w:r>
-    </w:p>
-    <w:p>
-      <w:r>
-        <w:rPr>
-          <w:color w:val="15653A"/>
-        </w:rPr>
-        <w:t>Crude 35–59 | 0.719 | 0.830 | +0.111 | +15.5 | 0.0221 (-0.0089, 0.0532) | 0.132</w:t>
-      </w:r>
-    </w:p>
-    <w:p>
-      <w:r>
-        <w:rPr>
-          <w:color w:val="15653A"/>
-        </w:rPr>
-        <w:t>Historical &gt;6 / all population | 1.012 | 1.138 | +0.126 | +12.5 | 0.0250 (0.0036, 0.0463) | 0.029</w:t>
-      </w:r>
-    </w:p>
-    <w:p>
-      <w:r>
-        <w:rPr>
-          <w:color w:val="15653A"/>
-        </w:rPr>
-        <w:t>Historical &gt;6 / ≥7 population | 1.126 | 1.260 | +0.134 | +11.9 | 0.0268 (0.0031, 0.0505) | 0.032</w:t>
-      </w:r>
-    </w:p>
-    <w:p>
-      <w:r>
-        <w:rPr>
-          <w:color w:val="15653A"/>
-        </w:rPr>
-        <w:t>Rates and absolute changes are per 100,000. Slopes are per 100,000 per year with t-based 95% intervals, six residual degrees of freedom. Δ is the endpoint difference; Δ % is the relative endpoint change. Corrected rows use calendar age, U071-inclusive COVID exclusions and retention of both ambiguous 2018 records. Historical rows retain continuous &gt;6 and their original denominators. IBGE 2018 is used throughout this table; primary ASR uses Brazil 2014 weights normalised inside the specified domain.</w:t>
-      </w:r>
-    </w:p>
-    <w:p>
-      <w:r>
-        <w:rPr>
-          <w:color w:val="15653A"/>
-        </w:rPr>
-        <w:t>Figure 1. Relative changes from 2014</w:t>
-      </w:r>
-    </w:p>
-    <w:p>
-      <w:r>
-        <w:rPr>
-          <w:color w:val="15653A"/>
-        </w:rPr>
-        <w:t>Figure 1. Corrected aligned crude and Brazil-2014-standardised national rates for completed ages ≥7, plus rates standardised within 5–34. IBGE 2018 denominators; changes relative to each series' own 2014 rate.</w:t>
-      </w:r>
-    </w:p>
-    <w:p>
-      <w:r>
-        <w:rPr>
-          <w:color w:val="15653A"/>
-        </w:rPr>
-        <w:t>Figure 2. Kitagawa sensitivity to population revision</w:t>
-      </w:r>
-    </w:p>
-    <w:p>
-      <w:r>
-        <w:rPr>
-          <w:color w:val="15653A"/>
-        </w:rPr>
-        <w:t>Figure 2. Corrected ≥7 crude-rate changes partitioned into age-composition and age-specific-rate components for six pairs, with IBGE 2018 and 2024. Components sum to net change before rounding and are not causal effects.</w:t>
-      </w:r>
-    </w:p>
-    <w:p>
-      <w:r>
-        <w:t>Supplementary material</w:t>
+        <w:t>Supplementary Table S1. Death records by year and stage of case selection. aAfter the COVID-19-related exclusion (B34.2, U07.2 or “COVID-19” in the cause-of-death lines) and removal of duplicate records. The last column is the sample of the reproduction: asthma deaths above 6 years of age with a valid date of birth.</w:t>
       </w:r>
     </w:p>
     <w:p>
@@ -1617,7 +1643,7 @@
           <w:strike/>
           <w:color w:val="9C2020"/>
         </w:rPr>
-        <w:t>Reassessing the reported increase in asthma mortality in Brazil: reproduction and age-specific reanalysis, 2014–2021</w:t>
+        <w:t>Year | All records | Asthma (J45–J46) | After exclusionsa | Valid birth date | Age &gt;6 years</w:t>
       </w:r>
     </w:p>
     <w:p>
@@ -1626,7 +1652,7 @@
           <w:strike/>
           <w:color w:val="9C2020"/>
         </w:rPr>
-        <w:t>Supplementary Table S1. Death records by year and stage of case selection. aAfter the COVID-19-related exclusion (B34.2, U07.2 or “COVID-19” in the cause-of-death lines) and removal of duplicate records. The last column is the sample of the reproduction: asthma deaths above 6 years of age with a valid date of birth.</w:t>
+        <w:t>2014 | 1,227,039 | 2,129 | 2,129 | 2,127 | 2,041</w:t>
       </w:r>
     </w:p>
     <w:p>
@@ -1635,7 +1661,7 @@
           <w:strike/>
           <w:color w:val="9C2020"/>
         </w:rPr>
-        <w:t>Year | All records | Asthma (J45–J46) | After exclusionsa | Valid birth date | Age &gt;6 years</w:t>
+        <w:t>2015 | 1,264,175 | 2,232 | 2,232 | 2,231 | 2,148</w:t>
       </w:r>
     </w:p>
     <w:p>
@@ -1644,7 +1670,7 @@
           <w:strike/>
           <w:color w:val="9C2020"/>
         </w:rPr>
-        <w:t>2014 | 1,227,039 | 2,129 | 2,129 | 2,127 | 2,041</w:t>
+        <w:t>2016 | 1,309,774 | 2,249 | 2,249 | 2,247 | 2,190</w:t>
       </w:r>
     </w:p>
     <w:p>
@@ -1653,7 +1679,7 @@
           <w:strike/>
           <w:color w:val="9C2020"/>
         </w:rPr>
-        <w:t>2015 | 1,264,175 | 2,232 | 2,232 | 2,231 | 2,148</w:t>
+        <w:t>2017 | 1,312,663 | 2,477 | 2,477 | 2,476 | 2,423</w:t>
       </w:r>
     </w:p>
     <w:p>
@@ -1662,7 +1688,7 @@
           <w:strike/>
           <w:color w:val="9C2020"/>
         </w:rPr>
-        <w:t>2016 | 1,309,774 | 2,249 | 2,249 | 2,247 | 2,190</w:t>
+        <w:t>2018 | 1,316,719 | 2,307 | 2,306 | 2,302 | 2,249</w:t>
       </w:r>
     </w:p>
     <w:p>
@@ -1671,7 +1697,7 @@
           <w:strike/>
           <w:color w:val="9C2020"/>
         </w:rPr>
-        <w:t>2017 | 1,312,663 | 2,477 | 2,477 | 2,476 | 2,423</w:t>
+        <w:t>2019 | 1,349,801 | 2,488 | 2,488 | 2,486 | 2,426</w:t>
       </w:r>
     </w:p>
     <w:p>
@@ -1680,7 +1706,7 @@
           <w:strike/>
           <w:color w:val="9C2020"/>
         </w:rPr>
-        <w:t>2018 | 1,316,719 | 2,307 | 2,306 | 2,302 | 2,249</w:t>
+        <w:t>2020 | 1,556,824 | 2,735 | 2,708 | 2,705 | 2,678</w:t>
       </w:r>
     </w:p>
     <w:p>
@@ -1689,7 +1715,7 @@
           <w:strike/>
           <w:color w:val="9C2020"/>
         </w:rPr>
-        <w:t>2019 | 1,349,801 | 2,488 | 2,488 | 2,486 | 2,426</w:t>
+        <w:t>2021 | 1,832,649 | 2,488 | 2,459 | 2,459 | 2,428</w:t>
       </w:r>
     </w:p>
     <w:p>
@@ -1698,7 +1724,7 @@
           <w:strike/>
           <w:color w:val="9C2020"/>
         </w:rPr>
-        <w:t>2020 | 1,556,824 | 2,735 | 2,708 | 2,705 | 2,678</w:t>
+        <w:t>Total | 11,169,644 | 19,105 | 19,048 | 19,033 | 18,583</w:t>
       </w:r>
     </w:p>
     <w:p>
@@ -1707,7 +1733,7 @@
           <w:strike/>
           <w:color w:val="9C2020"/>
         </w:rPr>
-        <w:t>2021 | 1,832,649 | 2,488 | 2,459 | 2,459 | 2,428</w:t>
+        <w:t>Supplementary Table S2. Deaths (upper panel) and rates per 100,000 (lower panel) by year. The crude national rate uses deaths above 6 years of age and the total population; the age-standardised rate uses the 2014 Brazilian age distribution within completed ages of 7 or more. Rates for the age groups are per 100,000 persons of that age. Population: IBGE 2018 projection.</w:t>
       </w:r>
     </w:p>
     <w:p>
@@ -1716,7 +1742,7 @@
           <w:strike/>
           <w:color w:val="9C2020"/>
         </w:rPr>
-        <w:t>Total | 11,169,644 | 19,105 | 19,048 | 19,033 | 18,583</w:t>
+        <w:t>Series | 2014 | 2015 | 2016 | 2017 | 2018 | 2019 | 2020 | 2021</w:t>
       </w:r>
     </w:p>
     <w:p>
@@ -1725,7 +1751,7 @@
           <w:strike/>
           <w:color w:val="9C2020"/>
         </w:rPr>
-        <w:t>Supplementary Table S2. Deaths (upper panel) and rates per 100,000 (lower panel) by year. The crude national rate uses deaths above 6 years of age and the total population; the age-standardised rate uses the 2014 Brazilian age distribution within completed ages of 7 or more. Rates for the age groups are per 100,000 persons of that age. Population: IBGE 2018 projection.</w:t>
+        <w:t xml:space="preserve">Deaths |  |  |  |  |  |  |  | </w:t>
       </w:r>
     </w:p>
     <w:p>
@@ -1734,7 +1760,7 @@
           <w:strike/>
           <w:color w:val="9C2020"/>
         </w:rPr>
-        <w:t>Series | 2014 | 2015 | 2016 | 2017 | 2018 | 2019 | 2020 | 2021</w:t>
+        <w:t>Crude national rate | 2,041 | 2,148 | 2,190 | 2,423 | 2,249 | 2,426 | 2,678 | 2,428</w:t>
       </w:r>
     </w:p>
     <w:p>
@@ -1743,7 +1769,7 @@
           <w:strike/>
           <w:color w:val="9C2020"/>
         </w:rPr>
-        <w:t xml:space="preserve">Deaths |  |  |  |  |  |  |  | </w:t>
+        <w:t>Age-standardised (Brazil 2014) | 2,035 | 2,142 | 2,187 | 2,418 | 2,243 | 2,419 | 2,677 | 2,423</w:t>
       </w:r>
     </w:p>
     <w:p>
@@ -1752,7 +1778,7 @@
           <w:strike/>
           <w:color w:val="9C2020"/>
         </w:rPr>
-        <w:t>Crude national rate | 2,041 | 2,148 | 2,190 | 2,423 | 2,249 | 2,426 | 2,678 | 2,428</w:t>
+        <w:t>Ages 5–34 | 182 | 189 | 184 | 172 | 200 | 218 | 236 | 210</w:t>
       </w:r>
     </w:p>
     <w:p>
@@ -1761,7 +1787,7 @@
           <w:strike/>
           <w:color w:val="9C2020"/>
         </w:rPr>
-        <w:t>Age-standardised (Brazil 2014) | 2,035 | 2,142 | 2,187 | 2,418 | 2,243 | 2,419 | 2,677 | 2,423</w:t>
+        <w:t>Ages 7–34 | 171 | 174 | 179 | 164 | 190 | 208 | 232 | 202</w:t>
       </w:r>
     </w:p>
     <w:p>
@@ -1770,7 +1796,7 @@
           <w:strike/>
           <w:color w:val="9C2020"/>
         </w:rPr>
-        <w:t>Ages 5–34 | 182 | 189 | 184 | 172 | 200 | 218 | 236 | 210</w:t>
+        <w:t>Ages 35–59 | 452 | 485 | 515 | 567 | 504 | 524 | 709 | 591</w:t>
       </w:r>
     </w:p>
     <w:p>
@@ -1779,7 +1805,7 @@
           <w:strike/>
           <w:color w:val="9C2020"/>
         </w:rPr>
-        <w:t>Ages 7–34 | 171 | 174 | 179 | 164 | 190 | 208 | 232 | 202</w:t>
+        <w:t xml:space="preserve">Rate per 100,000 |  |  |  |  |  |  |  | </w:t>
       </w:r>
     </w:p>
     <w:p>
@@ -1788,7 +1814,7 @@
           <w:strike/>
           <w:color w:val="9C2020"/>
         </w:rPr>
-        <w:t>Ages 35–59 | 452 | 485 | 515 | 567 | 504 | 524 | 709 | 591</w:t>
+        <w:t>Crude national rate | 1.012 | 1.056 | 1.067 | 1.172 | 1.079 | 1.154 | 1.265 | 1.138</w:t>
       </w:r>
     </w:p>
     <w:p>
@@ -1797,7 +1823,7 @@
           <w:strike/>
           <w:color w:val="9C2020"/>
         </w:rPr>
-        <w:t xml:space="preserve">Rate per 100,000 |  |  |  |  |  |  |  | </w:t>
+        <w:t>Age-standardised (Brazil 2014) | 1.123 | 1.144 | 1.132 | 1.209 | 1.089 | 1.140 | 1.230 | 1.078</w:t>
       </w:r>
     </w:p>
     <w:p>
@@ -1806,7 +1832,7 @@
           <w:strike/>
           <w:color w:val="9C2020"/>
         </w:rPr>
-        <w:t>Crude national rate | 1.012 | 1.056 | 1.067 | 1.172 | 1.079 | 1.154 | 1.265 | 1.138</w:t>
+        <w:t>Ages 5–34 | 0.182 | 0.190 | 0.186 | 0.175 | 0.204 | 0.224 | 0.244 | 0.219</w:t>
       </w:r>
     </w:p>
     <w:p>
@@ -1815,7 +1841,7 @@
           <w:strike/>
           <w:color w:val="9C2020"/>
         </w:rPr>
-        <w:t>Age-standardised (Brazil 2014) | 1.123 | 1.144 | 1.132 | 1.209 | 1.089 | 1.140 | 1.230 | 1.078</w:t>
+        <w:t>Ages 7–34 | 0.181 | 0.186 | 0.192 | 0.177 | 0.207 | 0.228 | 0.256 | 0.224</w:t>
       </w:r>
     </w:p>
     <w:p>
@@ -1824,7 +1850,7 @@
           <w:strike/>
           <w:color w:val="9C2020"/>
         </w:rPr>
-        <w:t>Ages 5–34 | 0.182 | 0.190 | 0.186 | 0.175 | 0.204 | 0.224 | 0.244 | 0.219</w:t>
+        <w:t>Ages 35–59 | 0.719 | 0.756 | 0.787 | 0.851 | 0.743 | 0.759 | 1.011 | 0.830</w:t>
       </w:r>
     </w:p>
     <w:p>
@@ -1833,7 +1859,7 @@
           <w:strike/>
           <w:color w:val="9C2020"/>
         </w:rPr>
-        <w:t>Ages 7–34 | 0.181 | 0.186 | 0.192 | 0.177 | 0.207 | 0.228 | 0.256 | 0.224</w:t>
+        <w:t>Supplementary Table S3. Age groups as constructed in the original analysis, reproduced with the 2018 projection. aLabelled “below 18” in the original analysis; the numerator contains deaths at 7–17 years and the denominator the population aged 0–17. bMean over 2015–2021 of the relative difference from the 2014 rate, which is the quantity reported by the original analysis. Rates per 100,000 in the stated age group.</w:t>
       </w:r>
     </w:p>
     <w:p>
@@ -1842,7 +1868,7 @@
           <w:strike/>
           <w:color w:val="9C2020"/>
         </w:rPr>
-        <w:t>Ages 35–59 | 0.719 | 0.756 | 0.787 | 0.851 | 0.743 | 0.759 | 1.011 | 0.830</w:t>
+        <w:t>Group | Deaths 2014 / 2021 | Rate 2014 / 2021 | Change 2014–2021 (%) | Mean relative variationb (%) | Slope | p</w:t>
       </w:r>
     </w:p>
     <w:p>
@@ -1851,7 +1877,7 @@
           <w:strike/>
           <w:color w:val="9C2020"/>
         </w:rPr>
-        <w:t>Supplementary Table S3. Age groups as constructed in the original analysis, reproduced with the 2018 projection. aLabelled “below 18” in the original analysis; the numerator contains deaths at 7–17 years and the denominator the population aged 0–17. bMean over 2015–2021 of the relative difference from the 2014 rate, which is the quantity reported by the original analysis. Rates per 100,000 in the stated age group.</w:t>
+        <w:t>Ages 7–17a | 43 / 37 | 0.076 / 0.069 | −9.2 | +12.1 | −0.0005 | 0.852</w:t>
       </w:r>
     </w:p>
     <w:p>
@@ -1860,7 +1886,7 @@
           <w:strike/>
           <w:color w:val="9C2020"/>
         </w:rPr>
-        <w:t>Group | Deaths 2014 / 2021 | Rate 2014 / 2021 | Change 2014–2021 (%) | Mean relative variationb (%) | Slope | p</w:t>
+        <w:t>Ages 18–59 | 580 / 756 | 0.478 / 0.587 | +22.9 | +16.5 | 0.0212 | 0.044</w:t>
       </w:r>
     </w:p>
     <w:p>
@@ -1869,7 +1895,7 @@
           <w:strike/>
           <w:color w:val="9C2020"/>
         </w:rPr>
-        <w:t>Ages 7–17a | 43 / 37 | 0.076 / 0.069 | −9.2 | +12.1 | −0.0005 | 0.852</w:t>
+        <w:t>Ages ≥60 | 1,412 / 1,630 | 5.853 / 5.203 | −11.1 | −1.9 | −0.0712 | 0.135</w:t>
       </w:r>
     </w:p>
     <w:p>
@@ -1878,7 +1904,7 @@
           <w:strike/>
           <w:color w:val="9C2020"/>
         </w:rPr>
-        <w:t>Ages 18–59 | 580 / 756 | 0.478 / 0.587 | +22.9 | +16.5 | 0.0212 | 0.044</w:t>
+        <w:t>Supplementary Table S4. Count models with population offset (post hoc analysis), 2018 projection unless stated. aPearson chi-square divided by degrees of freedom in the Poisson model; values well above 1 indicate overdispersion. The age-adjusted model uses nine age bands as a factor. For ages 5–34 and 7–34 the negative binomial model is equivalent to the Poisson model. bAnnual change (%) from quasi-Poisson models with the 2024 projection, with the p value in parentheses.</w:t>
       </w:r>
     </w:p>
     <w:p>
@@ -1887,7 +1913,7 @@
           <w:strike/>
           <w:color w:val="9C2020"/>
         </w:rPr>
-        <w:t>Ages ≥60 | 1,412 / 1,630 | 5.853 / 5.203 | −11.1 | −1.9 | −0.0712 | 0.135</w:t>
+        <w:t>Series | Dispersiona | Quasi-Poisson, annual change (%) | p | p, neg. binomial | 2024 denominatorsb</w:t>
       </w:r>
     </w:p>
     <w:p>
@@ -1896,7 +1922,7 @@
           <w:strike/>
           <w:color w:val="9C2020"/>
         </w:rPr>
-        <w:t>Supplementary Table S4. Count models with population offset (post hoc analysis), 2018 projection unless stated. aPearson chi-square divided by degrees of freedom in the Poisson model; values well above 1 indicate overdispersion. The age-adjusted model uses nine age bands as a factor. For ages 5–34 and 7–34 the negative binomial model is equivalent to the Poisson model. bAnnual change (%) from quasi-Poisson models with the 2024 projection, with the p value in parentheses.</w:t>
+        <w:t>Crude national rate | 5.91 | +2.25 (0.32 to 4.22) | 0.029 | &lt;0.001 | +2.40 (0.022)</w:t>
       </w:r>
     </w:p>
     <w:p>
@@ -1905,7 +1931,7 @@
           <w:strike/>
           <w:color w:val="9C2020"/>
         </w:rPr>
-        <w:t>Series | Dispersiona | Quasi-Poisson, annual change (%) | p | p, neg. binomial | 2024 denominatorsb</w:t>
+        <w:t>Age-adjusted, ages ≥7 | 3.11 | +0.00 (−1.12 to 1.14) | 0.994 | 0.104 | +0.29 (0.602)</w:t>
       </w:r>
     </w:p>
     <w:p>
@@ -1914,7 +1940,7 @@
           <w:strike/>
           <w:color w:val="9C2020"/>
         </w:rPr>
-        <w:t>Crude national rate | 5.91 | +2.25 (0.32 to 4.22) | 0.029 | &lt;0.001 | +2.40 (0.022)</w:t>
+        <w:t>Ages 5–34 | 1.07 | +4.04 (1.20 to 6.96) | 0.013 | &lt;0.001 | +4.22 (0.011)</w:t>
       </w:r>
     </w:p>
     <w:p>
@@ -1923,7 +1949,7 @@
           <w:strike/>
           <w:color w:val="9C2020"/>
         </w:rPr>
-        <w:t>Age-adjusted, ages ≥7 | 3.11 | +0.00 (−1.12 to 1.14) | 0.994 | 0.104 | +0.29 (0.602)</w:t>
+        <w:t>Ages 7–34 | 1.13 | +4.65 (1.64 to 7.75) | 0.009 | &lt;0.001 | +4.83 (0.007)</w:t>
       </w:r>
     </w:p>
     <w:p>
@@ -1932,7 +1958,7 @@
           <w:strike/>
           <w:color w:val="9C2020"/>
         </w:rPr>
-        <w:t>Ages 5–34 | 1.07 | +4.04 (1.20 to 6.96) | 0.013 | &lt;0.001 | +4.22 (0.011)</w:t>
+        <w:t>Ages 35–59 | 5.54 | +2.78 (−1.08 to 6.79) | 0.130 | 0.036 | +2.84 (0.123)</w:t>
       </w:r>
     </w:p>
     <w:p>
@@ -1941,7 +1967,7 @@
           <w:strike/>
           <w:color w:val="9C2020"/>
         </w:rPr>
-        <w:t>Ages 7–34 | 1.13 | +4.65 (1.64 to 7.75) | 0.009 | &lt;0.001 | +4.83 (0.007)</w:t>
+        <w:t>Supplementary Table S5. Sensitivity to the standard population and to the population projection (post hoc analysis). For each row the slope is in rate units per year, from ordinary least squares on eight annual values. The WHO standard population is applied in five-year bands, and the age-standardised rows for ages 7 or more use the 5–9 band at three fifths of its weight.</w:t>
       </w:r>
     </w:p>
     <w:p>
@@ -1950,7 +1976,7 @@
           <w:strike/>
           <w:color w:val="9C2020"/>
         </w:rPr>
-        <w:t>Ages 35–59 | 5.54 | +2.78 (−1.08 to 6.79) | 0.130 | 0.036 | +2.84 (0.123)</w:t>
+        <w:t>Specification | Rate 2014 | Rate 2021 | Change (%) | Slope | 95% CI | p</w:t>
       </w:r>
     </w:p>
     <w:p>
@@ -1959,7 +1985,7 @@
           <w:strike/>
           <w:color w:val="9C2020"/>
         </w:rPr>
-        <w:t>Supplementary Table S5. Sensitivity to the standard population and to the population projection (post hoc analysis). For each row the slope is in rate units per year, from ordinary least squares on eight annual values. The WHO standard population is applied in five-year bands, and the age-standardised rows for ages 7 or more use the 5–9 band at three fifths of its weight.</w:t>
+        <w:t xml:space="preserve">Ages ≥7, age-standardised |  |  |  |  |  | </w:t>
       </w:r>
     </w:p>
     <w:p>
@@ -1968,7 +1994,7 @@
           <w:strike/>
           <w:color w:val="9C2020"/>
         </w:rPr>
-        <w:t>Specification | Rate 2014 | Rate 2021 | Change (%) | Slope | 95% CI | p</w:t>
+        <w:t>Brazil 2014 standard, 2018 projection (primary) | 1.123 | 1.078 | −4.0 | 0.0002 | (−0.0213 to 0.0217) | 0.983</w:t>
       </w:r>
     </w:p>
     <w:p>
@@ -1977,7 +2003,7 @@
           <w:strike/>
           <w:color w:val="9C2020"/>
         </w:rPr>
-        <w:t xml:space="preserve">Ages ≥7, age-standardised |  |  |  |  |  | </w:t>
+        <w:t>Brazil 2014 standard, 2024 projection | 1.128 | 1.112 | −1.5 | 0.0040 | (−0.0176 to 0.0255) | 0.668</w:t>
       </w:r>
     </w:p>
     <w:p>
@@ -1986,7 +2012,7 @@
           <w:strike/>
           <w:color w:val="9C2020"/>
         </w:rPr>
-        <w:t>Brazil 2014 standard, 2018 projection (primary) | 1.123 | 1.078 | −4.0 | 0.0002 | (−0.0213 to 0.0217) | 0.983</w:t>
+        <w:t>WHO standard, 2018 projection | 1.095 | 1.049 | −4.2 | −0.0001 | (−0.0207 to 0.0205) | 0.990</w:t>
       </w:r>
     </w:p>
     <w:p>
@@ -1995,7 +2021,7 @@
           <w:strike/>
           <w:color w:val="9C2020"/>
         </w:rPr>
-        <w:t>Brazil 2014 standard, 2024 projection | 1.128 | 1.112 | −1.5 | 0.0040 | (−0.0176 to 0.0255) | 0.668</w:t>
+        <w:t>WHO standard, 2024 projection | 1.102 | 1.080 | −2.0 | 0.0031 | (−0.0176 to 0.0237) | 0.727</w:t>
       </w:r>
     </w:p>
     <w:p>
@@ -2004,7 +2030,7 @@
           <w:strike/>
           <w:color w:val="9C2020"/>
         </w:rPr>
-        <w:t>WHO standard, 2018 projection | 1.095 | 1.049 | −4.2 | −0.0001 | (−0.0207 to 0.0205) | 0.990</w:t>
+        <w:t xml:space="preserve">Ages 5–34 |  |  |  |  |  | </w:t>
       </w:r>
     </w:p>
     <w:p>
@@ -2013,7 +2039,7 @@
           <w:strike/>
           <w:color w:val="9C2020"/>
         </w:rPr>
-        <w:t>WHO standard, 2024 projection | 1.102 | 1.080 | −2.0 | 0.0031 | (−0.0176 to 0.0237) | 0.727</w:t>
+        <w:t>Crude group rate, 2018 projection (primary) | 0.182 | 0.219 | +20.3 | 0.0080 | (0.0023 to 0.0138) | 0.014</w:t>
       </w:r>
     </w:p>
     <w:p>
@@ -2022,7 +2048,7 @@
           <w:strike/>
           <w:color w:val="9C2020"/>
         </w:rPr>
-        <w:t xml:space="preserve">Ages 5–34 |  |  |  |  |  | </w:t>
+        <w:t>Crude group rate, 2024 projection | 0.183 | 0.222 | +21.7 | 0.0085 | (0.0026 to 0.0144) | 0.012</w:t>
       </w:r>
     </w:p>
     <w:p>
@@ -2031,7 +2057,7 @@
           <w:strike/>
           <w:color w:val="9C2020"/>
         </w:rPr>
-        <w:t>Crude group rate, 2018 projection (primary) | 0.182 | 0.219 | +20.3 | 0.0080 | (0.0023 to 0.0138) | 0.014</w:t>
+        <w:t>WHO standard, 2018 projection | 0.178 | 0.208 | +16.9 | 0.0069 | (0.0015 to 0.0122) | 0.020</w:t>
       </w:r>
     </w:p>
     <w:p>
@@ -2040,7 +2066,7 @@
           <w:strike/>
           <w:color w:val="9C2020"/>
         </w:rPr>
-        <w:t>Crude group rate, 2024 projection | 0.183 | 0.222 | +21.7 | 0.0085 | (0.0026 to 0.0144) | 0.012</w:t>
+        <w:t>WHO standard, 2024 projection | 0.179 | 0.213 | +19.1 | 0.0075 | (0.0021 to 0.0130) | 0.015</w:t>
       </w:r>
     </w:p>
     <w:p>
@@ -2049,7 +2075,7 @@
           <w:strike/>
           <w:color w:val="9C2020"/>
         </w:rPr>
-        <w:t>WHO standard, 2018 projection | 0.178 | 0.208 | +16.9 | 0.0069 | (0.0015 to 0.0122) | 0.020</w:t>
+        <w:t>Supplementary Table S6. Kitagawa decomposition of the change in the crude rate, completed ages 7 years and older (post hoc analysis). Rates and components per 100,000; population from the IBGE 2018 projection. The two components sum to the change in the crude rate. aAge-composition component as a percentage of the change in the crude rate; it exceeds 100% when the age-specific-rate component is negative, that is, when changes in age-specific rates partly offset the effect of the changing age composition.</w:t>
       </w:r>
     </w:p>
     <w:p>
@@ -2058,7 +2084,7 @@
           <w:strike/>
           <w:color w:val="9C2020"/>
         </w:rPr>
-        <w:t>WHO standard, 2024 projection | 0.179 | 0.213 | +19.1 | 0.0075 | (0.0021 to 0.0130) | 0.015</w:t>
+        <w:t>Years compared | Crude rate, start / end | Change | Age composition | Age-specific rates | Composition share (%)a | Ages ≥60 in composition (%)</w:t>
       </w:r>
     </w:p>
     <w:p>
@@ -2067,7 +2093,7 @@
           <w:strike/>
           <w:color w:val="9C2020"/>
         </w:rPr>
-        <w:t>Supplementary Table S6. Kitagawa decomposition of the change in the crude rate, completed ages 7 years and older (post hoc analysis). Rates and components per 100,000; population from the IBGE 2018 projection. The two components sum to the change in the crude rate. aAge-composition component as a percentage of the change in the crude rate; it exceeds 100% when the age-specific-rate component is negative, that is, when changes in age-specific rates partly offset the effect of the changing age composition.</w:t>
+        <w:t>2014–2021 | 1.123 / 1.258 | +0.135 | +0.191 | −0.057 | 142 | 95</w:t>
       </w:r>
     </w:p>
     <w:p>
@@ -2076,7 +2102,7 @@
           <w:strike/>
           <w:color w:val="9C2020"/>
         </w:rPr>
-        <w:t>Years compared | Crude rate, start / end | Change | Age composition | Age-specific rates | Composition share (%)a | Ages ≥60 in composition (%)</w:t>
+        <w:t>2014–2019 | 1.123 / 1.276 | +0.154 | +0.138 | +0.016 | 90 | 95</w:t>
       </w:r>
     </w:p>
     <w:p>
@@ -2085,7 +2111,7 @@
           <w:strike/>
           <w:color w:val="9C2020"/>
         </w:rPr>
-        <w:t>2014–2021 | 1.123 / 1.258 | +0.135 | +0.191 | −0.057 | 142 | 95</w:t>
+        <w:t>2014–2020 | 1.123 / 1.401 | +0.278 | +0.171 | +0.107 | 62 | 94</w:t>
       </w:r>
     </w:p>
     <w:p>
@@ -2094,7 +2120,7 @@
           <w:strike/>
           <w:color w:val="9C2020"/>
         </w:rPr>
-        <w:t>2014–2019 | 1.123 / 1.276 | +0.154 | +0.138 | +0.016 | 90 | 95</w:t>
+        <w:t>2015–2021 | 1.171 / 1.258 | +0.087 | +0.167 | −0.081 | 193 | 95</w:t>
       </w:r>
     </w:p>
     <w:p>
@@ -2103,7 +2129,7 @@
           <w:strike/>
           <w:color w:val="9C2020"/>
         </w:rPr>
-        <w:t>2014–2020 | 1.123 / 1.401 | +0.278 | +0.171 | +0.107 | 62 | 94</w:t>
+        <w:t>2016–2021 | 1.184 / 1.258 | +0.073 | +0.140 | −0.067 | 191 | 95</w:t>
       </w:r>
     </w:p>
     <w:p>
@@ -2112,7 +2138,7 @@
           <w:strike/>
           <w:color w:val="9C2020"/>
         </w:rPr>
-        <w:t>2015–2021 | 1.171 / 1.258 | +0.087 | +0.167 | −0.081 | 193 | 95</w:t>
+        <w:t>2014–2018 | 1.123 / 1.194 | +0.071 | +0.107 | −0.036 | 151 | 94</w:t>
       </w:r>
     </w:p>
     <w:p>
@@ -2121,7 +2147,7 @@
           <w:strike/>
           <w:color w:val="9C2020"/>
         </w:rPr>
-        <w:t>2016–2021 | 1.184 / 1.258 | +0.073 | +0.140 | −0.067 | 191 | 95</w:t>
+        <w:t>Supplementary Figure S1. Mortality at ages 5–34 years</w:t>
       </w:r>
     </w:p>
     <w:p>
@@ -2130,24 +2156,6 @@
           <w:strike/>
           <w:color w:val="9C2020"/>
         </w:rPr>
-        <w:t>2014–2018 | 1.123 / 1.194 | +0.071 | +0.107 | −0.036 | 151 | 94</w:t>
-      </w:r>
-    </w:p>
-    <w:p>
-      <w:r>
-        <w:rPr>
-          <w:strike/>
-          <w:color w:val="9C2020"/>
-        </w:rPr>
-        <w:t>Supplementary Figure S1. Mortality at ages 5–34 years</w:t>
-      </w:r>
-    </w:p>
-    <w:p>
-      <w:r>
-        <w:rPr>
-          <w:strike/>
-          <w:color w:val="9C2020"/>
-        </w:rPr>
         <w:t>Asthma mortality at ages 5–34 years, Brazil, 2014–2021. Upper panel: rate per 100,000 at ages 5–34 (solid line, filled circles) and at ages 7–34, the control group matching the age filter of the original analysis (dashed line, open squares). Lower panel: annual asthma deaths at ages 5–34. Population from the IBGE 2018 projection.</w:t>
       </w:r>
     </w:p>
@@ -4661,6 +4669,54 @@
           <w:color w:val="15653A"/>
         </w:rPr>
         <w:t>Figure S1. Annual crude rates for ages 5–34 and 7–34, within-5–34 Brazil-2014-standardised rates, and 5–34 death counts; corrected selection and IBGE 2018.</w:t>
+      </w:r>
+    </w:p>
+    <w:p>
+      <w:r>
+        <w:rPr>
+          <w:color w:val="15653A"/>
+        </w:rPr>
+        <w:t>Supplementary methods and provenance</w:t>
+      </w:r>
+    </w:p>
+    <w:p>
+      <w:r>
+        <w:rPr>
+          <w:color w:val="15653A"/>
+        </w:rPr>
+        <w:t>The historical deduplication key combined parsed death date, elapsed-days age, underlying cause and the five cause lines. It collapsed 2018 source rows 971828 and 971831. Inspection of all public fields found differences in occupation and seven administrative fields (NUMEROLOTE, TPPOS, DTCADASTRO, DTRECEBIM, DTRECORIGA, DIFDATA and CONTADOR). The SIM dictionary identifies NUMERODO as the death-declaration number and describes registration and receipt dates as administrative information [6]. NUMERODO is absent from these CSVs. The available fields therefore do not establish whether the rows refer to the same death. We retained both in the primary analysis and assessed their collapse under the historical key as a sensitivity.</w:t>
+      </w:r>
+    </w:p>
+    <w:p>
+      <w:r>
+        <w:rPr>
+          <w:color w:val="15653A"/>
+        </w:rPr>
+        <w:t>Completed age was the difference between death and birth years, reduced by one if death preceded that year's birthday. For births on 29 February, the anniversary in a non-leap year was 1 March. We added a leading zero to seven-digit day-month-year strings and required an eight-digit valid calendar date. Missing or uninterpretable dates and birth after death were excluded and logged separately. We applied no upper-age exclusion and grouped ages ≥90 into the IBGE 90+ interval.</w:t>
+      </w:r>
+    </w:p>
+    <w:p>
+      <w:r>
+        <w:rPr>
+          <w:color w:val="15653A"/>
+        </w:rPr>
+        <w:t>We reconciled the archived 12-page manuscript of 10 October 2026 with a Word copy of concordant content and repository commit 3884c868a07164710a2e358180b3034f9cdcf642. Official SIM archives recovered on 11 October 2026 reproduced the versioned selection counts and year-age aggregates exactly. Historical execution hashes were available for SIM 2020–2021 only, so byte identity with the historical 2014–2019 files could not be established. The accompanying provenance manifest records the reference PDF hash and all verified input hashes.</w:t>
+      </w:r>
+    </w:p>
+    <w:p>
+      <w:r>
+        <w:rPr>
+          <w:color w:val="15653A"/>
+        </w:rPr>
+        <w:t>National single-year populations for both sexes came from the Brazilian Institute of Geography and Statistics (IBGE) 2018 revision [7]; the 2024 revision following the 2022 Census provided a sensitivity [8]. We used the total-population block on sheet BR in the 2018 workbook and SIGLA = BR with SEXO = Ambos in the 2024 workbook. Both provide ages 0–89 and an open 90+ interval. Corrected crude rates matched each numerator to the same population age range. To reproduce the historical construction, we divided continuous-age &gt;6 deaths by the entire population and separately by population ≥7. The latter comparator retains the small mismatch between its historical numerator and denominator.</w:t>
+      </w:r>
+    </w:p>
+    <w:p>
+      <w:r>
+        <w:rPr>
+          <w:color w:val="15653A"/>
+        </w:rPr>
+        <w:t>We used R 4.6.1 [12] for reproduction and revision; the reference reported R 4.3.3. The code records package versions, configurations, input hashes, warnings and independent checks, including numerical differences under the current environment. Public inputs, verified extraction code and separate scenario outputs support reproduction. Code and revision outputs are available at https://github.com/EduIntellect/asthma-mortality-brazil-reanalysis/tree/revision/amaury-review .</w:t>
       </w:r>
     </w:p>
     <w:sectPr>

--- a/revision/deliverables/Manuscript_MARKED_COMPARISON.docx
+++ b/revision/deliverables/Manuscript_MARKED_COMPARISON.docx
@@ -198,7 +198,7 @@
         <w:rPr>
           <w:color w:val="15653A"/>
         </w:rPr>
-        <w:t>Conclusions. Changes in population age composition accounted for much of the crude increase at ages ≥7 in a descriptive decomposition. The primary national age-standardised estimate was compatible with trends in either direction. Standardisation within 5–34 supported an increase over 2014–2021 and after excluding 2020; the shorter prepandemic series remained inconclusive about the annual trend. Surveillance should report crude, age-standardised and age-specific rates together.</w:t>
+        <w:t>Conclusions. Changes in population age composition accounted for much of the crude increase at ages ≥7 in a descriptive decomposition. The primary national age-standardised estimate was compatible with trends in either direction. Within 5–34, primary Brazil-2014 standardisation supported an increase over 2014–2021 and after excluding 2020; the shorter prepandemic series remained inconclusive about the annual trend. Surveillance should report crude, age-standardised and age-specific rates together.</w:t>
       </w:r>
     </w:p>
     <w:p>
@@ -255,7 +255,7 @@
         <w:rPr>
           <w:color w:val="15653A"/>
         </w:rPr>
-        <w:t>One nationwide study concluded that "asthma mortality remains high and shows an increasing trend for the first time in the past decades" [1]. Their nationwide analysis for 2014–2021 identified 18,584 asthma deaths and reported an annual increase of approximately 2.5%. Another study of 2013–2023 concluded that asthma-related deaths had increased [2]. They based this conclusion on annual death counts and reported a stable overall mortality rate per 100,000 habitants. These measures describe different aspects of mortality. Neither establishes an increase in the national age-standardised rate.</w:t>
+        <w:t>One nationwide study concluded that "asthma mortality remains high and shows an increasing trend for the first time in the past decades" [1]. That analysis for 2014–2021 identified 18,584 asthma deaths and reported an annual increase of approximately 2.5%. Another study of 2013–2023 concluded that asthma-related deaths had increased [2]. The latter conclusion relied on annual death counts, although the overall mortality rate per 100,000 inhabitants was reported as stable. These measures describe different aspects of mortality. Neither establishes an increase in the national age-standardised rate.</w:t>
       </w:r>
     </w:p>
     <w:p>
@@ -949,7 +949,7 @@
         <w:rPr>
           <w:color w:val="15653A"/>
         </w:rPr>
-        <w:t>Mortality within ages 5–34 and sensitivity analyses</w:t>
+        <w:t>Age-domain mortality and sensitivity analyses</w:t>
       </w:r>
     </w:p>
     <w:p>
@@ -981,7 +981,15 @@
         <w:rPr>
           <w:color w:val="15653A"/>
         </w:rPr>
-        <w:t>The original COVID rule removes 56 records; adding U071 removes one further record in 2021, within both young domains. Of 18 U071 mentions in 2020, all were already excluded; of 19 in 2021, 18 overlapped the original rule. Retaining all COVID mentions raises the primary ≥7 numerator from 18,544 to 18,601. Calendar-age, original-COVID, all-COVID-retained and historical-key sensitivities change one condition at a time (Supplementary Table S8). At 35–59 the crude slope remained imprecise (p = 0.132); uncertainty is not evidence of stability.</w:t>
+        <w:t>The original COVID rule removes 56 records; adding U071 removes one further record in 2021, within both young domains. Of 18 U071 mentions in 2020, all were already excluded; of 19 in 2021, 18 overlapped the original rule. Retaining all COVID mentions raises the primary ≥7 numerator from 18,544 to 18,601. Calendar-age, original-COVID, all-COVID-retained and historical-key sensitivities change one condition at a time (Supplementary Table S8).</w:t>
+      </w:r>
+    </w:p>
+    <w:p>
+      <w:r>
+        <w:rPr>
+          <w:color w:val="15653A"/>
+        </w:rPr>
+        <w:t>At 35–59 the crude slope remained imprecise (p = 0.132); uncertainty is not evidence of stability.</w:t>
       </w:r>
     </w:p>
     <w:p>
@@ -1066,15 +1074,15 @@
         <w:rPr>
           <w:color w:val="15653A"/>
         </w:rPr>
-        <w:t>The corrected analysis found an increase in aligned crude asthma mortality among people aged ≥7 between 2014 and 2021. With Brazil 2014 age weights held fixed, the endpoint change was negative and the slope across all eight years was close to zero. The interval was compatible with trends in either direction and does not demonstrate stability. The positive age-adjusted negative binomial estimate with IBGE 2024 shows that national trend inference also depends on the model and population revision.</w:t>
-      </w:r>
-    </w:p>
-    <w:p>
-      <w:r>
-        <w:rPr>
-          <w:color w:val="15653A"/>
-        </w:rPr>
-        <w:t>Age composition contributed positively to the crude change for every endpoint pair under both population revisions. In some pairs, the composition term exceeded the net increase because the age-specific-rate term was negative. The decomposition combines composition and rates arithmetically; it cannot identify effects of certification, treatment access or the pandemic. Endpoint comparisons and slopes across all annual observations describe different aspects of the series.</w:t>
+        <w:t>The corrected analysis found an increase in aligned crude asthma mortality among people aged ≥7 between 2014 and 2021. With Brazil 2014 age weights held fixed, the endpoint change was negative and the slope across all eight years was close to zero. Endpoint comparisons and slopes across all annual observations describe different aspects of the series. The interval was compatible with trends in either direction and does not demonstrate stability. The positive age-adjusted negative binomial estimate with IBGE 2024 shows that national trend inference also depends on the model and population revision.</w:t>
+      </w:r>
+    </w:p>
+    <w:p>
+      <w:r>
+        <w:rPr>
+          <w:color w:val="15653A"/>
+        </w:rPr>
+        <w:t>Age composition contributed positively to the crude change for every endpoint pair under both population revisions. In some pairs, the composition term exceeded the net increase because the age-specific-rate term was negative. The decomposition combines composition and rates arithmetically; it cannot identify effects of certification, treatment access or the pandemic.</w:t>
       </w:r>
     </w:p>
     <w:p>
@@ -1114,7 +1122,7 @@
         <w:rPr>
           <w:color w:val="15653A"/>
         </w:rPr>
-        <w:t>Negative binomial θ iteration warnings near the Poisson limit limit confidence in dispersion estimation. We retained every model and its warnings to make these limitations visible. Statistical intervals quantify model uncertainty; they do not capture uncertainty in record selection, certification or population reconstruction.</w:t>
+        <w:t>Negative binomial θ iteration warnings near the Poisson limit constrain confidence in dispersion estimation. We retained every model and its warnings to make these limitations visible. Statistical intervals quantify model uncertainty; they do not capture uncertainty in record selection, certification or population reconstruction.</w:t>
       </w:r>
     </w:p>
     <w:p>

--- a/revision/deliverables/Manuscript_MARKED_COMPARISON.docx
+++ b/revision/deliverables/Manuscript_MARKED_COMPARISON.docx
@@ -488,258 +488,246 @@
     <w:p>
       <w:r>
         <w:rPr>
-          <w:strike/>
-          <w:color w:val="9C2020"/>
-        </w:rPr>
+          <w:color w:val="15653A"/>
+        </w:rPr>
+        <w:t>Study design and reference reproduction</w:t>
+      </w:r>
+    </w:p>
+    <w:p>
+      <w:r>
+        <w:rPr>
+          <w:color w:val="15653A"/>
+        </w:rPr>
+        <w:t>This secondary ecological analysis used the Brazilian Mortality Information System (SIM) to examine national underlying-cause asthma mortality in Brazil during 2014–2021. The corrected primary population comprised people aged ≥7 completed years. We analysed ages 5–34 separately and used the nested 7–34 group to assess sensitivity to ages five and six; 35–59 and ≥60 provided further comparisons. The historical analysis using continuous age &gt;6 was reproduced separately. The primary analysis retained IBGE 2018 denominators and Brazil 2014 standard weights. Sensitivity analyses and descriptive decomposition complemented the primary estimates. We applied no multiple-testing correction.</w:t>
+      </w:r>
+    </w:p>
+    <w:p>
+      <w:r>
+        <w:rPr>
+          <w:color w:val="15653A"/>
+        </w:rPr>
+        <w:t>We reproduced the historical analysis against the archived manuscript and versioned analytical code. Provenance details are reported under Software, reproducibility and ethics.</w:t>
+      </w:r>
+    </w:p>
+    <w:p>
+      <w:r>
+        <w:rPr>
+          <w:color w:val="15653A"/>
+        </w:rPr>
+        <w:t>Selection, COVID mentions and record identity</w:t>
+      </w:r>
+    </w:p>
+    <w:p>
+      <w:r>
+        <w:rPr>
+          <w:color w:val="15653A"/>
+        </w:rPr>
+        <w:t>We selected records whose underlying cause field, CAUSABAS, contained International Classification of Diseases, tenth revision (ICD-10), J45 or J46 [5]. To retain the historical search scope, the corrected COVID rule searched LINHAA, LINHAB, LINHAC, LINHAD and LINHAII for B342, U072, U071 or literal COVID-19. A match in any field excluded the record once. We logged each code frequency and overlapping combination separately. Sensitivities used the original rule without U071 or retained all records with COVID mentions.</w:t>
+      </w:r>
+    </w:p>
+    <w:p>
+      <w:r>
+        <w:rPr>
+          <w:color w:val="15653A"/>
+        </w:rPr>
+        <w:t>The historical key combined death date, elapsed-days age, underlying cause and five cause lines. It collapsed two 2018 records with differences in occupation and administrative fields. The death-declaration identifier NUMERODO, described in the SIM dictionary [6], is absent from the public CSVs. Available fields therefore cannot establish a shared death. We retained both records and assessed their collapse as a sensitivity. Supplementary methods document the rows and fields.</w:t>
+      </w:r>
+    </w:p>
+    <w:p>
+      <w:r>
+        <w:rPr>
+          <w:color w:val="15653A"/>
+        </w:rPr>
+        <w:t>Calendar ages and analytical domains</w:t>
+      </w:r>
+    </w:p>
+    <w:p>
+      <w:r>
+        <w:rPr>
+          <w:color w:val="15653A"/>
+        </w:rPr>
+        <w:t>Completed age was the difference between death and birth years, reduced by one if death preceded that year's birthday. For births on 29 February, the anniversary in a non-leap year was 1 March. Missing or invalid dates and birth after death were excluded and logged separately. We applied no upper-age exclusion and grouped ages ≥90 into the IBGE 90+ interval. Date parsing is detailed in the supplement.</w:t>
+      </w:r>
+    </w:p>
+    <w:p>
+      <w:r>
+        <w:rPr>
+          <w:color w:val="15653A"/>
+        </w:rPr>
+        <w:t>Calendar age defined the ≥7, 5–34, 7–34, 35–59 and ≥60 groups. One sensitivity used days/365.25, with its floor defining single-year bins. The historical reproduction retained the continuous &gt;6 threshold as a separate population.</w:t>
+      </w:r>
+    </w:p>
+    <w:p>
+      <w:r>
+        <w:rPr>
+          <w:color w:val="15653A"/>
+        </w:rPr>
+        <w:t>Denominators and direct standardisation</w:t>
+      </w:r>
+    </w:p>
+    <w:p>
+      <w:r>
+        <w:rPr>
+          <w:color w:val="15653A"/>
+        </w:rPr>
+        <w:t>National single-year populations for both sexes came from the Brazilian Institute of Geography and Statistics (IBGE) 2018 revision [7]; the 2024 revision following the 2022 Census provided a sensitivity [8]. Both revisions provide single-year ages 0–89 and an open 90+ interval; workbook extraction is documented in the supplement. Corrected crude rates matched each numerator to the same population age range. To reproduce the historical construction, we divided continuous-age &gt;6 deaths by the entire population and separately by population ≥7. The latter comparator retains the small mismatch between its historical numerator and denominator.</w:t>
+      </w:r>
+    </w:p>
+    <w:p>
+      <w:r>
+        <w:rPr>
+          <w:color w:val="15653A"/>
+        </w:rPr>
+        <w:t>For age domain D and year t, we calculated the directly age-standardised rate (ASR) as follows.</w:t>
+      </w:r>
+    </w:p>
+    <w:p>
+      <w:r>
+        <w:rPr>
+          <w:color w:val="15653A"/>
+        </w:rPr>
+        <w:t>ASR(t,D) = Σ[a∈D] w(a,D) × 100,000 × deaths(a,t) / population(a,t).</w:t>
+      </w:r>
+    </w:p>
+    <w:p>
+      <w:r>
+        <w:rPr>
+          <w:color w:val="15653A"/>
+        </w:rPr>
+        <w:t>w(a,D) = population(a,2014) / Σ[j∈D] population(j,2014), so Σ[a∈D] w(a,D) = 1.</w:t>
+      </w:r>
+    </w:p>
+    <w:p>
+      <w:r>
+        <w:rPr>
+          <w:color w:val="15653A"/>
+        </w:rPr>
+        <w:t>Weights were fixed across years and normalised separately within each age domain, including 5–34 and 7–34. Each denominator revision supplied its own Brazil 2014 standard population. Deaths and population at ≥90 shared one open interval. World Health Organization (WHO) standardisation used five-year bands [9], combining the 90–94, 95–99 and ≥100 weights for 90+. We allocated three fifths of the WHO 5–9 weight to 7–9 before normalisation, assuming a uniform distribution within that band. Missing death-count cells were assigned zero; population cells had to be complete and positive. We checked that Brazil-2014-standardised and aligned crude rates were equal in 2014.</w:t>
+      </w:r>
+    </w:p>
+    <w:p>
+      <w:r>
+        <w:rPr>
+          <w:color w:val="15653A"/>
+        </w:rPr>
+        <w:t>Trends, count models and sensitivity scenarios</w:t>
+      </w:r>
+    </w:p>
+    <w:p>
+      <w:r>
+        <w:rPr>
+          <w:color w:val="15653A"/>
+        </w:rPr>
+        <w:t>We fitted Gaussian-family generalised linear models (GLMs) to national crude and Brazil-standardised annual rates and ordinary least squares (OLS) to age-group and WHO-standardised rates. The identity-link Gaussian trends are numerically equivalent to OLS. Slopes were expressed as deaths per 100,000 per year, with t intervals using n−2 residual degrees of freedom. We reported absolute and relative endpoint changes separately from annual slopes.</w:t>
+      </w:r>
+    </w:p>
+    <w:p>
+      <w:r>
+        <w:rPr>
+          <w:color w:val="15653A"/>
+        </w:rPr>
+        <w:t>Count models used log-link Poisson, quasi-Poisson and negative binomial families [10]. For unadjusted age domains, log E[Y(t)] = α + β × year(t) + log population(t). The national age-adjusted model was log E[Y(b,t)] = α + γ(b) + β × year(t) + log population(b,t). Its nine categorical bands were 7–14 (reference), 15–24, 25–34, 35–44, 45–54, 55–64, 65–74, 75–84 and 85+. Annual percentage change was APC = 100 × (exp β − 1), with intervals obtained by transforming β ± critical value × standard error (SE). Quasi-Poisson used the t distribution with model residual degrees of freedom; Poisson and negative binomial used normal Wald intervals.</w:t>
+      </w:r>
+    </w:p>
+    <w:p>
+      <w:r>
+        <w:rPr>
+          <w:color w:val="15653A"/>
+        </w:rPr>
+        <w:t>Quasi-Poisson scales Poisson coefficient variance by estimated dispersion. Negative binomial estimates the quadratic variance function μ + μ²/θ and can change coefficients as well as uncertainty. For every specification, we recorded Pearson dispersion, θ, mean-model convergence, iterations, errors and warnings. Large θ estimates with iteration warnings were interpreted as approaching the Poisson limit; these warnings prevent a claim of successful θ convergence or exact equivalence to Poisson.</w:t>
+      </w:r>
+    </w:p>
+    <w:p>
+      <w:r>
+        <w:rPr>
+          <w:color w:val="15653A"/>
+        </w:rPr>
+        <w:t>Each sensitivity changed one condition from the corrected primary analysis. We examined elapsed-days age, the original COVID rule, retention of all COVID mentions, the historical deduplication key, exclusion of 2020 and restriction to 2014–2019. The last two focused on 5–34 and 7–34 and retained actual calendar years as covariates. Excluding 2020 left seven observations and 5 trend residual degrees of freedom; restriction to 2014–2019 left six and 4. We evaluated both denominator revisions and both standards and reported every model regardless of statistical significance.</w:t>
+      </w:r>
+    </w:p>
+    <w:p>
+      <w:r>
+        <w:rPr>
+          <w:color w:val="15653A"/>
+        </w:rPr>
+        <w:t>Kitagawa accounting decomposition</w:t>
+      </w:r>
+    </w:p>
+    <w:p>
+      <w:r>
+        <w:rPr>
+          <w:color w:val="15653A"/>
+        </w:rPr>
+        <w:t>For the corrected ≥7 population, symmetric Kitagawa decomposition [11] partitioned crude differences into an age-composition term C and an age-specific-rate term R.</w:t>
+      </w:r>
+    </w:p>
+    <w:p>
+      <w:r>
+        <w:rPr>
+          <w:color w:val="15653A"/>
+        </w:rPr>
+        <w:t>C = Σ[a] (w(a,1) − w(a,0)) × (r(a,0) + r(a,1)) / 2.</w:t>
+      </w:r>
+    </w:p>
+    <w:p>
+      <w:r>
+        <w:rPr>
+          <w:color w:val="15653A"/>
+        </w:rPr>
+        <w:t>R = Σ[a] (r(a,1) − r(a,0)) × (w(a,0) + w(a,1)) / 2.</w:t>
+      </w:r>
+    </w:p>
+    <w:p>
+      <w:r>
+        <w:rPr>
+          <w:color w:val="15653A"/>
+        </w:rPr>
+        <w:t>Crude(1) − crude(0) = C + R, with r in deaths per 100,000 and each year's w normalised within ≥7.</w:t>
+      </w:r>
+    </w:p>
+    <w:p>
+      <w:r>
+        <w:rPr>
+          <w:color w:val="15653A"/>
+        </w:rPr>
+        <w:t>We used the same six endpoint pairs with IBGE 2018 and 2024, namely 2014–2021, 2014–2019, 2014–2020, 2015–2021, 2016–2021 and 2014–2018. We checked the identities at full precision before rounding each displayed component independently. This can produce a discrepancy in the last displayed digit. Shares above 100% indicate that a negative rate term offsets part of the composition term. The decomposition is descriptive and does not identify causal mechanisms.</w:t>
+      </w:r>
+    </w:p>
+    <w:p>
+      <w:r>
+        <w:rPr>
+          <w:color w:val="15653A"/>
+        </w:rPr>
+        <w:t>Software, reproducibility and ethics</w:t>
+      </w:r>
+    </w:p>
+    <w:p>
+      <w:r>
+        <w:rPr>
+          <w:color w:val="15653A"/>
+        </w:rPr>
+        <w:t>We used R 4.6.1 [12] for reproduction and revision; the reference reported R 4.3.3. The code records versions, configurations, hashes, warnings and independent checks. Public inputs and separate scenario outputs support reproduction. Code and revision outputs are available at https://github.com/EduIntellect/asthma-mortality-brazil-reanalysis/tree/revision/amaury-review .</w:t>
+      </w:r>
+    </w:p>
+    <w:p>
+      <w:r>
+        <w:rPr>
+          <w:color w:val="15653A"/>
+        </w:rPr>
+        <w:t>Recovered official SIM archives reproduced the recorded selection counts and year-age aggregates exactly. Historical execution hashes exist only for 2020–2021, preventing confirmation of historical file identity for 2014–2019. The supplement and provenance manifest document the manuscript reference, concordant Word, code commit and input hashes.</w:t>
+      </w:r>
+    </w:p>
+    <w:p>
+      <w:r>
+        <w:rPr>
+          <w:color w:val="15653A"/>
+        </w:rPr>
+        <w:t>Codex assisted code revision and analysis checking. Figures were plotted directly from analytical results. Editorial AI assistance is disclosed in Acknowledgements.</w:t>
+      </w:r>
+    </w:p>
+    <w:p>
+      <w:r>
         <w:t>The study used publicly accessible SIM mortality data and aggregated population projections without direct contact with participants. No identifying personal information was included in the reported results.</w:t>
-      </w:r>
-    </w:p>
-    <w:p>
-      <w:r>
-        <w:rPr>
-          <w:color w:val="15653A"/>
-        </w:rPr>
-        <w:t>Study design and reference reproduction</w:t>
-      </w:r>
-    </w:p>
-    <w:p>
-      <w:r>
-        <w:rPr>
-          <w:color w:val="15653A"/>
-        </w:rPr>
-        <w:t>This secondary ecological analysis used the Brazilian Mortality Information System (SIM) to examine national underlying-cause asthma mortality in Brazil during 2014–2021. The corrected primary population comprised people aged ≥7 completed years. We analysed ages 5–34 separately and used the nested 7–34 group to assess sensitivity to ages five and six; 35–59 and ≥60 provided further comparisons. The historical analysis using continuous age &gt;6 was reproduced separately. The primary analysis retained IBGE 2018 denominators and Brazil 2014 standard weights. Sensitivity analyses and descriptive decomposition complemented the primary estimates. We applied no multiple-testing correction.</w:t>
-      </w:r>
-    </w:p>
-    <w:p>
-      <w:r>
-        <w:rPr>
-          <w:color w:val="15653A"/>
-        </w:rPr>
-        <w:t>We reproduced the historical analysis against the archived manuscript and versioned analytical code. Provenance details are reported under Software, reproducibility and ethics.</w:t>
-      </w:r>
-    </w:p>
-    <w:p>
-      <w:r>
-        <w:rPr>
-          <w:color w:val="15653A"/>
-        </w:rPr>
-        <w:t>Selection, COVID mentions and record identity</w:t>
-      </w:r>
-    </w:p>
-    <w:p>
-      <w:r>
-        <w:rPr>
-          <w:color w:val="15653A"/>
-        </w:rPr>
-        <w:t>We selected records whose underlying cause field, CAUSABAS, contained International Classification of Diseases, tenth revision (ICD-10), J45 or J46 [5]. To retain the historical search scope, the corrected COVID rule searched LINHAA, LINHAB, LINHAC, LINHAD and LINHAII for B342, U072, U071 or literal COVID-19. A match in any field excluded the record once. We logged each code frequency and overlapping combination separately. Sensitivities used the original rule without U071 or retained all records with COVID mentions.</w:t>
-      </w:r>
-    </w:p>
-    <w:p>
-      <w:r>
-        <w:rPr>
-          <w:color w:val="15653A"/>
-        </w:rPr>
-        <w:t>The historical key combined death date, elapsed-days age, underlying cause and five cause lines. It collapsed two 2018 records with differences in occupation and administrative fields. The death-declaration identifier NUMERODO, described in the SIM dictionary [6], is absent from the public CSVs. Available fields therefore cannot establish a shared death. We retained both records and assessed their collapse as a sensitivity. Supplementary methods document the rows and fields.</w:t>
-      </w:r>
-    </w:p>
-    <w:p>
-      <w:r>
-        <w:rPr>
-          <w:color w:val="15653A"/>
-        </w:rPr>
-        <w:t>Calendar ages and analytical domains</w:t>
-      </w:r>
-    </w:p>
-    <w:p>
-      <w:r>
-        <w:rPr>
-          <w:color w:val="15653A"/>
-        </w:rPr>
-        <w:t>Completed age was the difference between death and birth years, reduced by one if death preceded that year's birthday. For births on 29 February, the anniversary in a non-leap year was 1 March. Missing or invalid dates and birth after death were excluded and logged separately. We applied no upper-age exclusion and grouped ages ≥90 into the IBGE 90+ interval. Date parsing is detailed in the supplement.</w:t>
-      </w:r>
-    </w:p>
-    <w:p>
-      <w:r>
-        <w:rPr>
-          <w:color w:val="15653A"/>
-        </w:rPr>
-        <w:t>Calendar age defined the ≥7, 5–34, 7–34, 35–59 and ≥60 groups. One sensitivity used days/365.25, with its floor defining single-year bins. The historical reproduction retained the continuous &gt;6 threshold as a separate population.</w:t>
-      </w:r>
-    </w:p>
-    <w:p>
-      <w:r>
-        <w:rPr>
-          <w:color w:val="15653A"/>
-        </w:rPr>
-        <w:t>Denominators and direct standardisation</w:t>
-      </w:r>
-    </w:p>
-    <w:p>
-      <w:r>
-        <w:rPr>
-          <w:color w:val="15653A"/>
-        </w:rPr>
-        <w:t>National single-year populations for both sexes came from the Brazilian Institute of Geography and Statistics (IBGE) 2018 revision [7]; the 2024 revision following the 2022 Census provided a sensitivity [8]. Both revisions provide single-year ages 0–89 and an open 90+ interval; workbook extraction is documented in the supplement. Corrected crude rates matched each numerator to the same population age range. To reproduce the historical construction, we divided continuous-age &gt;6 deaths by the entire population and separately by population ≥7. The latter comparator retains the small mismatch between its historical numerator and denominator.</w:t>
-      </w:r>
-    </w:p>
-    <w:p>
-      <w:r>
-        <w:rPr>
-          <w:color w:val="15653A"/>
-        </w:rPr>
-        <w:t>For age domain D and year t, we calculated the directly age-standardised rate (ASR) as follows.</w:t>
-      </w:r>
-    </w:p>
-    <w:p>
-      <w:r>
-        <w:rPr>
-          <w:color w:val="15653A"/>
-        </w:rPr>
-        <w:t>ASR(t,D) = Σ[a∈D] w(a,D) × 100,000 × deaths(a,t) / population(a,t).</w:t>
-      </w:r>
-    </w:p>
-    <w:p>
-      <w:r>
-        <w:rPr>
-          <w:color w:val="15653A"/>
-        </w:rPr>
-        <w:t>w(a,D) = population(a,2014) / Σ[j∈D] population(j,2014), so Σ[a∈D] w(a,D) = 1.</w:t>
-      </w:r>
-    </w:p>
-    <w:p>
-      <w:r>
-        <w:rPr>
-          <w:color w:val="15653A"/>
-        </w:rPr>
-        <w:t>Weights were fixed across years and normalised separately within each age domain, including 5–34 and 7–34. Each denominator revision supplied its own Brazil 2014 standard population. Deaths and population at ≥90 shared one open interval. World Health Organization (WHO) standardisation used five-year bands [9], combining the 90–94, 95–99 and ≥100 weights for 90+. We allocated three fifths of the WHO 5–9 weight to 7–9 before normalisation, assuming a uniform distribution within that band. Missing death-count cells were assigned zero; population cells had to be complete and positive. We checked that Brazil-2014-standardised and aligned crude rates were equal in 2014.</w:t>
-      </w:r>
-    </w:p>
-    <w:p>
-      <w:r>
-        <w:rPr>
-          <w:color w:val="15653A"/>
-        </w:rPr>
-        <w:t>Trends, count models and sensitivity scenarios</w:t>
-      </w:r>
-    </w:p>
-    <w:p>
-      <w:r>
-        <w:rPr>
-          <w:color w:val="15653A"/>
-        </w:rPr>
-        <w:t>We fitted Gaussian-family generalised linear models (GLMs) to national crude and Brazil-standardised annual rates and ordinary least squares (OLS) to age-group and WHO-standardised rates. The identity-link Gaussian trends are numerically equivalent to OLS. Slopes were expressed as deaths per 100,000 per year, with t intervals using n−2 residual degrees of freedom. We reported absolute and relative endpoint changes separately from annual slopes.</w:t>
-      </w:r>
-    </w:p>
-    <w:p>
-      <w:r>
-        <w:rPr>
-          <w:color w:val="15653A"/>
-        </w:rPr>
-        <w:t>Count models used log-link Poisson, quasi-Poisson and negative binomial families [10]. For unadjusted age domains, log E[Y(t)] = α + β × year(t) + log population(t). The national age-adjusted model was log E[Y(b,t)] = α + γ(b) + β × year(t) + log population(b,t). Its nine categorical bands were 7–14 (reference), 15–24, 25–34, 35–44, 45–54, 55–64, 65–74, 75–84 and 85+. Annual percentage change was APC = 100 × (exp β − 1), with intervals obtained by transforming β ± critical value × standard error (SE). Quasi-Poisson used the t distribution with model residual degrees of freedom; Poisson and negative binomial used normal Wald intervals.</w:t>
-      </w:r>
-    </w:p>
-    <w:p>
-      <w:r>
-        <w:rPr>
-          <w:color w:val="15653A"/>
-        </w:rPr>
-        <w:t>Quasi-Poisson scales Poisson coefficient variance by estimated dispersion. Negative binomial estimates the quadratic variance function μ + μ²/θ and can change coefficients as well as uncertainty. For every specification, we recorded Pearson dispersion, θ, mean-model convergence, iterations, errors and warnings. Large θ estimates with iteration warnings were interpreted as approaching the Poisson limit; these warnings prevent a claim of successful θ convergence or exact equivalence to Poisson.</w:t>
-      </w:r>
-    </w:p>
-    <w:p>
-      <w:r>
-        <w:rPr>
-          <w:color w:val="15653A"/>
-        </w:rPr>
-        <w:t>Each sensitivity changed one condition from the corrected primary analysis. We examined elapsed-days age, the original COVID rule, retention of all COVID mentions, the historical deduplication key, exclusion of 2020 and restriction to 2014–2019. The last two focused on 5–34 and 7–34 and retained actual calendar years as covariates. Excluding 2020 left seven observations and 5 trend residual degrees of freedom; restriction to 2014–2019 left six and 4. We evaluated both denominator revisions and both standards and reported every model regardless of statistical significance.</w:t>
-      </w:r>
-    </w:p>
-    <w:p>
-      <w:r>
-        <w:rPr>
-          <w:color w:val="15653A"/>
-        </w:rPr>
-        <w:t>Kitagawa accounting decomposition</w:t>
-      </w:r>
-    </w:p>
-    <w:p>
-      <w:r>
-        <w:rPr>
-          <w:color w:val="15653A"/>
-        </w:rPr>
-        <w:t>For the corrected ≥7 population, symmetric Kitagawa decomposition [11] partitioned crude differences into an age-composition term C and an age-specific-rate term R.</w:t>
-      </w:r>
-    </w:p>
-    <w:p>
-      <w:r>
-        <w:rPr>
-          <w:color w:val="15653A"/>
-        </w:rPr>
-        <w:t>C = Σ[a] (w(a,1) − w(a,0)) × (r(a,0) + r(a,1)) / 2.</w:t>
-      </w:r>
-    </w:p>
-    <w:p>
-      <w:r>
-        <w:rPr>
-          <w:color w:val="15653A"/>
-        </w:rPr>
-        <w:t>R = Σ[a] (r(a,1) − r(a,0)) × (w(a,0) + w(a,1)) / 2.</w:t>
-      </w:r>
-    </w:p>
-    <w:p>
-      <w:r>
-        <w:rPr>
-          <w:color w:val="15653A"/>
-        </w:rPr>
-        <w:t>Crude(1) − crude(0) = C + R, with r in deaths per 100,000 and each year's w normalised within ≥7.</w:t>
-      </w:r>
-    </w:p>
-    <w:p>
-      <w:r>
-        <w:rPr>
-          <w:color w:val="15653A"/>
-        </w:rPr>
-        <w:t>We used the same six endpoint pairs with IBGE 2018 and 2024, namely 2014–2021, 2014–2019, 2014–2020, 2015–2021, 2016–2021 and 2014–2018. We checked the identities at full precision before rounding each displayed component independently. This can produce a discrepancy in the last displayed digit. Shares above 100% indicate that a negative rate term offsets part of the composition term. The decomposition is descriptive and does not identify causal mechanisms.</w:t>
-      </w:r>
-    </w:p>
-    <w:p>
-      <w:r>
-        <w:rPr>
-          <w:color w:val="15653A"/>
-        </w:rPr>
-        <w:t>Software, reproducibility and ethics</w:t>
-      </w:r>
-    </w:p>
-    <w:p>
-      <w:r>
-        <w:rPr>
-          <w:color w:val="15653A"/>
-        </w:rPr>
-        <w:t>We used R 4.6.1 [12] for reproduction and revision; the reference reported R 4.3.3. The code records versions, configurations, hashes, warnings and independent checks. Public inputs and separate scenario outputs support reproduction. Code and revision outputs are available at https://github.com/EduIntellect/asthma-mortality-brazil-reanalysis/tree/revision/amaury-review .</w:t>
-      </w:r>
-    </w:p>
-    <w:p>
-      <w:r>
-        <w:rPr>
-          <w:color w:val="15653A"/>
-        </w:rPr>
-        <w:t>Recovered official SIM archives reproduced the recorded selection counts and year-age aggregates exactly. Historical execution hashes exist only for 2020–2021, preventing confirmation of historical file identity for 2014–2019. The supplement and provenance manifest document the manuscript reference, concordant Word, code commit and input hashes.</w:t>
-      </w:r>
-    </w:p>
-    <w:p>
-      <w:r>
-        <w:rPr>
-          <w:color w:val="15653A"/>
-        </w:rPr>
-        <w:t>Codex assisted code revision and analysis checking. Figures were plotted directly from analytical results. Editorial AI assistance is disclosed in Acknowledgements.</w:t>
-      </w:r>
-    </w:p>
-    <w:p>
-      <w:r>
-        <w:rPr>
-          <w:color w:val="15653A"/>
-        </w:rPr>
-        <w:t>The study used public SIM mortality records and aggregate IBGE projections, with no participant contact, and reports only aggregate results. No formally granted ethics approval or exemption is claimed.</w:t>
       </w:r>
     </w:p>
     <w:p>
